--- a/tillsyn/A 60620-2025 tillsynsbegäran.docx
+++ b/tillsyn/A 60620-2025 tillsynsbegäran.docx
@@ -602,7 +602,7 @@
     <w:r>
       <w:tab/>
       <w:tab/>
-      <w:t>2025-12-06</w:t>
+      <w:t>2025-12-07</w:t>
       <w:br/>
       <w:br/>
     </w:r>

--- a/tillsyn/A 60620-2025 tillsynsbegäran.docx
+++ b/tillsyn/A 60620-2025 tillsynsbegäran.docx
@@ -602,7 +602,7 @@
     <w:r>
       <w:tab/>
       <w:tab/>
-      <w:t>2025-12-07</w:t>
+      <w:t>2025-12-08</w:t>
       <w:br/>
       <w:br/>
     </w:r>

--- a/tillsyn/A 60620-2025 tillsynsbegäran.docx
+++ b/tillsyn/A 60620-2025 tillsynsbegäran.docx
@@ -602,7 +602,7 @@
     <w:r>
       <w:tab/>
       <w:tab/>
-      <w:t>2025-12-08</w:t>
+      <w:t>2025-12-09</w:t>
       <w:br/>
       <w:br/>
     </w:r>

--- a/tillsyn/A 60620-2025 tillsynsbegäran.docx
+++ b/tillsyn/A 60620-2025 tillsynsbegäran.docx
@@ -602,7 +602,7 @@
     <w:r>
       <w:tab/>
       <w:tab/>
-      <w:t>2025-12-09</w:t>
+      <w:t>2025-12-10</w:t>
       <w:br/>
       <w:br/>
     </w:r>

--- a/tillsyn/A 60620-2025 tillsynsbegäran.docx
+++ b/tillsyn/A 60620-2025 tillsynsbegäran.docx
@@ -602,7 +602,7 @@
     <w:r>
       <w:tab/>
       <w:tab/>
-      <w:t>2025-12-10</w:t>
+      <w:t>2025-12-11</w:t>
       <w:br/>
       <w:br/>
     </w:r>

--- a/tillsyn/A 60620-2025 tillsynsbegäran.docx
+++ b/tillsyn/A 60620-2025 tillsynsbegäran.docx
@@ -602,7 +602,7 @@
     <w:r>
       <w:tab/>
       <w:tab/>
-      <w:t>2025-12-11</w:t>
+      <w:t>2025-12-12</w:t>
       <w:br/>
       <w:br/>
     </w:r>

--- a/tillsyn/A 60620-2025 tillsynsbegäran.docx
+++ b/tillsyn/A 60620-2025 tillsynsbegäran.docx
@@ -602,7 +602,7 @@
     <w:r>
       <w:tab/>
       <w:tab/>
-      <w:t>2025-12-12</w:t>
+      <w:t>2025-12-13</w:t>
       <w:br/>
       <w:br/>
     </w:r>

--- a/tillsyn/A 60620-2025 tillsynsbegäran.docx
+++ b/tillsyn/A 60620-2025 tillsynsbegäran.docx
@@ -602,7 +602,7 @@
     <w:r>
       <w:tab/>
       <w:tab/>
-      <w:t>2025-12-19</w:t>
+      <w:t>2025-12-20</w:t>
       <w:br/>
       <w:br/>
     </w:r>

--- a/tillsyn/A 60620-2025 tillsynsbegäran.docx
+++ b/tillsyn/A 60620-2025 tillsynsbegäran.docx
@@ -602,7 +602,7 @@
     <w:r>
       <w:tab/>
       <w:tab/>
-      <w:t>2025-12-20</w:t>
+      <w:t>2025-12-21</w:t>
       <w:br/>
       <w:br/>
     </w:r>

--- a/tillsyn/A 60620-2025 tillsynsbegäran.docx
+++ b/tillsyn/A 60620-2025 tillsynsbegäran.docx
@@ -602,7 +602,7 @@
     <w:r>
       <w:tab/>
       <w:tab/>
-      <w:t>2025-12-21</w:t>
+      <w:t>2025-12-22</w:t>
       <w:br/>
       <w:br/>
     </w:r>

--- a/tillsyn/A 60620-2025 tillsynsbegäran.docx
+++ b/tillsyn/A 60620-2025 tillsynsbegäran.docx
@@ -602,7 +602,7 @@
     <w:r>
       <w:tab/>
       <w:tab/>
-      <w:t>2025-12-22</w:t>
+      <w:t>2025-12-26</w:t>
       <w:br/>
       <w:br/>
     </w:r>

--- a/tillsyn/A 60620-2025 tillsynsbegäran.docx
+++ b/tillsyn/A 60620-2025 tillsynsbegäran.docx
@@ -602,7 +602,7 @@
     <w:r>
       <w:tab/>
       <w:tab/>
-      <w:t>2025-12-26</w:t>
+      <w:t>2025-12-28</w:t>
       <w:br/>
       <w:br/>
     </w:r>

--- a/tillsyn/A 60620-2025 tillsynsbegäran.docx
+++ b/tillsyn/A 60620-2025 tillsynsbegäran.docx
@@ -602,7 +602,7 @@
     <w:r>
       <w:tab/>
       <w:tab/>
-      <w:t>2025-12-28</w:t>
+      <w:t>2025-12-29</w:t>
       <w:br/>
       <w:br/>
     </w:r>

--- a/tillsyn/A 60620-2025 tillsynsbegäran.docx
+++ b/tillsyn/A 60620-2025 tillsynsbegäran.docx
@@ -602,7 +602,7 @@
     <w:r>
       <w:tab/>
       <w:tab/>
-      <w:t>2025-12-29</w:t>
+      <w:t>2025-12-30</w:t>
       <w:br/>
       <w:br/>
     </w:r>

--- a/tillsyn/A 60620-2025 tillsynsbegäran.docx
+++ b/tillsyn/A 60620-2025 tillsynsbegäran.docx
@@ -602,7 +602,7 @@
     <w:r>
       <w:tab/>
       <w:tab/>
-      <w:t>2025-12-30</w:t>
+      <w:t>2025-12-31</w:t>
       <w:br/>
       <w:br/>
     </w:r>

--- a/tillsyn/A 60620-2025 tillsynsbegäran.docx
+++ b/tillsyn/A 60620-2025 tillsynsbegäran.docx
@@ -602,7 +602,7 @@
     <w:r>
       <w:tab/>
       <w:tab/>
-      <w:t>2025-12-31</w:t>
+      <w:t>2026-01-03</w:t>
       <w:br/>
       <w:br/>
     </w:r>

--- a/tillsyn/A 60620-2025 tillsynsbegäran.docx
+++ b/tillsyn/A 60620-2025 tillsynsbegäran.docx
@@ -602,7 +602,7 @@
     <w:r>
       <w:tab/>
       <w:tab/>
-      <w:t>2026-01-07</w:t>
+      <w:t>2026-01-08</w:t>
       <w:br/>
       <w:br/>
     </w:r>

--- a/tillsyn/A 60620-2025 tillsynsbegäran.docx
+++ b/tillsyn/A 60620-2025 tillsynsbegäran.docx
@@ -602,7 +602,7 @@
     <w:r>
       <w:tab/>
       <w:tab/>
-      <w:t>2026-01-08</w:t>
+      <w:t>2026-01-09</w:t>
       <w:br/>
       <w:br/>
     </w:r>

--- a/tillsyn/A 60620-2025 tillsynsbegäran.docx
+++ b/tillsyn/A 60620-2025 tillsynsbegäran.docx
@@ -602,7 +602,7 @@
     <w:r>
       <w:tab/>
       <w:tab/>
-      <w:t>2026-01-09</w:t>
+      <w:t>2026-01-10</w:t>
       <w:br/>
       <w:br/>
     </w:r>

--- a/tillsyn/A 60620-2025 tillsynsbegäran.docx
+++ b/tillsyn/A 60620-2025 tillsynsbegäran.docx
@@ -602,7 +602,7 @@
     <w:r>
       <w:tab/>
       <w:tab/>
-      <w:t>2026-01-10</w:t>
+      <w:t>2026-01-11</w:t>
       <w:br/>
       <w:br/>
     </w:r>

--- a/tillsyn/A 60620-2025 tillsynsbegäran.docx
+++ b/tillsyn/A 60620-2025 tillsynsbegäran.docx
@@ -602,7 +602,7 @@
     <w:r>
       <w:tab/>
       <w:tab/>
-      <w:t>2026-01-11</w:t>
+      <w:t>2026-01-12</w:t>
       <w:br/>
       <w:br/>
     </w:r>

--- a/tillsyn/A 60620-2025 tillsynsbegäran.docx
+++ b/tillsyn/A 60620-2025 tillsynsbegäran.docx
@@ -602,7 +602,7 @@
     <w:r>
       <w:tab/>
       <w:tab/>
-      <w:t>2026-01-12</w:t>
+      <w:t>2026-01-13</w:t>
       <w:br/>
       <w:br/>
     </w:r>

--- a/tillsyn/A 60620-2025 tillsynsbegäran.docx
+++ b/tillsyn/A 60620-2025 tillsynsbegäran.docx
@@ -602,7 +602,7 @@
     <w:r>
       <w:tab/>
       <w:tab/>
-      <w:t>2026-01-13</w:t>
+      <w:t>2026-01-14</w:t>
       <w:br/>
       <w:br/>
     </w:r>

--- a/tillsyn/A 60620-2025 tillsynsbegäran.docx
+++ b/tillsyn/A 60620-2025 tillsynsbegäran.docx
@@ -602,7 +602,7 @@
     <w:r>
       <w:tab/>
       <w:tab/>
-      <w:t>2026-01-14</w:t>
+      <w:t>2026-01-15</w:t>
       <w:br/>
       <w:br/>
     </w:r>

--- a/tillsyn/A 60620-2025 tillsynsbegäran.docx
+++ b/tillsyn/A 60620-2025 tillsynsbegäran.docx
@@ -602,7 +602,7 @@
     <w:r>
       <w:tab/>
       <w:tab/>
-      <w:t>2026-01-15</w:t>
+      <w:t>2026-01-16</w:t>
       <w:br/>
       <w:br/>
     </w:r>

--- a/tillsyn/A 60620-2025 tillsynsbegäran.docx
+++ b/tillsyn/A 60620-2025 tillsynsbegäran.docx
@@ -602,7 +602,7 @@
     <w:r>
       <w:tab/>
       <w:tab/>
-      <w:t>2026-01-16</w:t>
+      <w:t>2026-01-17</w:t>
       <w:br/>
       <w:br/>
     </w:r>

--- a/tillsyn/A 60620-2025 tillsynsbegäran.docx
+++ b/tillsyn/A 60620-2025 tillsynsbegäran.docx
@@ -602,7 +602,7 @@
     <w:r>
       <w:tab/>
       <w:tab/>
-      <w:t>2026-01-17</w:t>
+      <w:t>2026-01-18</w:t>
       <w:br/>
       <w:br/>
     </w:r>

--- a/tillsyn/A 60620-2025 tillsynsbegäran.docx
+++ b/tillsyn/A 60620-2025 tillsynsbegäran.docx
@@ -602,7 +602,7 @@
     <w:r>
       <w:tab/>
       <w:tab/>
-      <w:t>2026-01-18</w:t>
+      <w:t>2026-01-19</w:t>
       <w:br/>
       <w:br/>
     </w:r>

--- a/tillsyn/A 60620-2025 tillsynsbegäran.docx
+++ b/tillsyn/A 60620-2025 tillsynsbegäran.docx
@@ -602,7 +602,7 @@
     <w:r>
       <w:tab/>
       <w:tab/>
-      <w:t>2026-01-19</w:t>
+      <w:t>2026-01-20</w:t>
       <w:br/>
       <w:br/>
     </w:r>

--- a/tillsyn/A 60620-2025 tillsynsbegäran.docx
+++ b/tillsyn/A 60620-2025 tillsynsbegäran.docx
@@ -602,7 +602,7 @@
     <w:r>
       <w:tab/>
       <w:tab/>
-      <w:t>2026-01-20</w:t>
+      <w:t>2026-01-21</w:t>
       <w:br/>
       <w:br/>
     </w:r>

--- a/tillsyn/A 60620-2025 tillsynsbegäran.docx
+++ b/tillsyn/A 60620-2025 tillsynsbegäran.docx
@@ -602,7 +602,7 @@
     <w:r>
       <w:tab/>
       <w:tab/>
-      <w:t>2026-01-21</w:t>
+      <w:t>2026-01-23</w:t>
       <w:br/>
       <w:br/>
     </w:r>

--- a/tillsyn/A 60620-2025 tillsynsbegäran.docx
+++ b/tillsyn/A 60620-2025 tillsynsbegäran.docx
@@ -602,7 +602,7 @@
     <w:r>
       <w:tab/>
       <w:tab/>
-      <w:t>2026-01-23</w:t>
+      <w:t>2026-01-24</w:t>
       <w:br/>
       <w:br/>
     </w:r>

--- a/tillsyn/A 60620-2025 tillsynsbegäran.docx
+++ b/tillsyn/A 60620-2025 tillsynsbegäran.docx
@@ -602,7 +602,7 @@
     <w:r>
       <w:tab/>
       <w:tab/>
-      <w:t>2026-01-24</w:t>
+      <w:t>2026-01-25</w:t>
       <w:br/>
       <w:br/>
     </w:r>

--- a/tillsyn/A 60620-2025 tillsynsbegäran.docx
+++ b/tillsyn/A 60620-2025 tillsynsbegäran.docx
@@ -602,7 +602,7 @@
     <w:r>
       <w:tab/>
       <w:tab/>
-      <w:t>2026-01-25</w:t>
+      <w:t>2026-01-26</w:t>
       <w:br/>
       <w:br/>
     </w:r>

--- a/tillsyn/A 60620-2025 tillsynsbegäran.docx
+++ b/tillsyn/A 60620-2025 tillsynsbegäran.docx
@@ -602,7 +602,7 @@
     <w:r>
       <w:tab/>
       <w:tab/>
-      <w:t>2026-01-26</w:t>
+      <w:t>2026-01-27</w:t>
       <w:br/>
       <w:br/>
     </w:r>

--- a/tillsyn/A 60620-2025 tillsynsbegäran.docx
+++ b/tillsyn/A 60620-2025 tillsynsbegäran.docx
@@ -602,7 +602,7 @@
     <w:r>
       <w:tab/>
       <w:tab/>
-      <w:t>2026-01-27</w:t>
+      <w:t>2026-01-28</w:t>
       <w:br/>
       <w:br/>
     </w:r>

--- a/tillsyn/A 60620-2025 tillsynsbegäran.docx
+++ b/tillsyn/A 60620-2025 tillsynsbegäran.docx
@@ -750,7 +750,7 @@
     <w:r>
       <w:tab/>
       <w:tab/>
-      <w:t>2026-03-13</w:t>
+      <w:t>2026-03-16</w:t>
       <w:br/>
       <w:br/>
     </w:r>

--- a/tillsyn/A 60620-2025 tillsynsbegäran.docx
+++ b/tillsyn/A 60620-2025 tillsynsbegäran.docx
@@ -750,7 +750,7 @@
     <w:r>
       <w:tab/>
       <w:tab/>
-      <w:t>2026-03-16</w:t>
+      <w:t>2026-03-17</w:t>
       <w:br/>
       <w:br/>
     </w:r>

--- a/tillsyn/A 60620-2025 tillsynsbegäran.docx
+++ b/tillsyn/A 60620-2025 tillsynsbegäran.docx
@@ -750,7 +750,7 @@
     <w:r>
       <w:tab/>
       <w:tab/>
-      <w:t>2026-03-17</w:t>
+      <w:t>2026-03-18</w:t>
       <w:br/>
       <w:br/>
     </w:r>

--- a/tillsyn/A 60620-2025 tillsynsbegäran.docx
+++ b/tillsyn/A 60620-2025 tillsynsbegäran.docx
@@ -750,7 +750,7 @@
     <w:r>
       <w:tab/>
       <w:tab/>
-      <w:t>2026-03-18</w:t>
+      <w:t>2026-03-19</w:t>
       <w:br/>
       <w:br/>
     </w:r>

--- a/tillsyn/A 60620-2025 tillsynsbegäran.docx
+++ b/tillsyn/A 60620-2025 tillsynsbegäran.docx
@@ -750,7 +750,7 @@
     <w:r>
       <w:tab/>
       <w:tab/>
-      <w:t>2026-03-19</w:t>
+      <w:t>2026-03-20</w:t>
       <w:br/>
       <w:br/>
     </w:r>

--- a/tillsyn/A 60620-2025 tillsynsbegäran.docx
+++ b/tillsyn/A 60620-2025 tillsynsbegäran.docx
@@ -750,7 +750,7 @@
     <w:r>
       <w:tab/>
       <w:tab/>
-      <w:t>2026-03-20</w:t>
+      <w:t>2026-03-21</w:t>
       <w:br/>
       <w:br/>
     </w:r>

--- a/tillsyn/A 60620-2025 tillsynsbegäran.docx
+++ b/tillsyn/A 60620-2025 tillsynsbegäran.docx
@@ -750,7 +750,7 @@
     <w:r>
       <w:tab/>
       <w:tab/>
-      <w:t>2026-03-21</w:t>
+      <w:t>2026-03-22</w:t>
       <w:br/>
       <w:br/>
     </w:r>

--- a/tillsyn/A 60620-2025 tillsynsbegäran.docx
+++ b/tillsyn/A 60620-2025 tillsynsbegäran.docx
@@ -750,7 +750,7 @@
     <w:r>
       <w:tab/>
       <w:tab/>
-      <w:t>2026-03-22</w:t>
+      <w:t>2026-03-23</w:t>
       <w:br/>
       <w:br/>
     </w:r>

--- a/tillsyn/A 60620-2025 tillsynsbegäran.docx
+++ b/tillsyn/A 60620-2025 tillsynsbegäran.docx
@@ -750,7 +750,7 @@
     <w:r>
       <w:tab/>
       <w:tab/>
-      <w:t>2026-03-23</w:t>
+      <w:t>2026-03-24</w:t>
       <w:br/>
       <w:br/>
     </w:r>

--- a/tillsyn/A 60620-2025 tillsynsbegäran.docx
+++ b/tillsyn/A 60620-2025 tillsynsbegäran.docx
@@ -750,7 +750,7 @@
     <w:r>
       <w:tab/>
       <w:tab/>
-      <w:t>2026-03-24</w:t>
+      <w:t>2026-03-25</w:t>
       <w:br/>
       <w:br/>
     </w:r>

--- a/tillsyn/A 60620-2025 tillsynsbegäran.docx
+++ b/tillsyn/A 60620-2025 tillsynsbegäran.docx
@@ -750,7 +750,7 @@
     <w:r>
       <w:tab/>
       <w:tab/>
-      <w:t>2026-03-25</w:t>
+      <w:t>2026-03-26</w:t>
       <w:br/>
       <w:br/>
     </w:r>

--- a/tillsyn/A 60620-2025 tillsynsbegäran.docx
+++ b/tillsyn/A 60620-2025 tillsynsbegäran.docx
@@ -750,7 +750,7 @@
     <w:r>
       <w:tab/>
       <w:tab/>
-      <w:t>2026-03-26</w:t>
+      <w:t>2026-03-27</w:t>
       <w:br/>
       <w:br/>
     </w:r>

--- a/tillsyn/A 60620-2025 tillsynsbegäran.docx
+++ b/tillsyn/A 60620-2025 tillsynsbegäran.docx
@@ -750,7 +750,7 @@
     <w:r>
       <w:tab/>
       <w:tab/>
-      <w:t>2026-03-27</w:t>
+      <w:t>2026-03-28</w:t>
       <w:br/>
       <w:br/>
     </w:r>

--- a/tillsyn/A 60620-2025 tillsynsbegäran.docx
+++ b/tillsyn/A 60620-2025 tillsynsbegäran.docx
@@ -750,7 +750,7 @@
     <w:r>
       <w:tab/>
       <w:tab/>
-      <w:t>2026-03-28</w:t>
+      <w:t>2026-03-29</w:t>
       <w:br/>
       <w:br/>
     </w:r>

--- a/tillsyn/A 60620-2025 tillsynsbegäran.docx
+++ b/tillsyn/A 60620-2025 tillsynsbegäran.docx
@@ -750,7 +750,7 @@
     <w:r>
       <w:tab/>
       <w:tab/>
-      <w:t>2026-03-29</w:t>
+      <w:t>2026-03-30</w:t>
       <w:br/>
       <w:br/>
     </w:r>

--- a/tillsyn/A 60620-2025 tillsynsbegäran.docx
+++ b/tillsyn/A 60620-2025 tillsynsbegäran.docx
@@ -750,7 +750,7 @@
     <w:r>
       <w:tab/>
       <w:tab/>
-      <w:t>2026-03-30</w:t>
+      <w:t>2026-03-31</w:t>
       <w:br/>
       <w:br/>
     </w:r>

--- a/tillsyn/A 60620-2025 tillsynsbegäran.docx
+++ b/tillsyn/A 60620-2025 tillsynsbegäran.docx
@@ -750,7 +750,7 @@
     <w:r>
       <w:tab/>
       <w:tab/>
-      <w:t>2026-03-31</w:t>
+      <w:t>2026-04-01</w:t>
       <w:br/>
       <w:br/>
     </w:r>

--- a/tillsyn/A 60620-2025 tillsynsbegäran.docx
+++ b/tillsyn/A 60620-2025 tillsynsbegäran.docx
@@ -750,7 +750,7 @@
     <w:r>
       <w:tab/>
       <w:tab/>
-      <w:t>2026-04-01</w:t>
+      <w:t>2026-04-02</w:t>
       <w:br/>
       <w:br/>
     </w:r>

--- a/tillsyn/A 60620-2025 tillsynsbegäran.docx
+++ b/tillsyn/A 60620-2025 tillsynsbegäran.docx
@@ -750,7 +750,7 @@
     <w:r>
       <w:tab/>
       <w:tab/>
-      <w:t>2026-04-02</w:t>
+      <w:t>2026-04-03</w:t>
       <w:br/>
       <w:br/>
     </w:r>

--- a/tillsyn/A 60620-2025 tillsynsbegäran.docx
+++ b/tillsyn/A 60620-2025 tillsynsbegäran.docx
@@ -750,7 +750,7 @@
     <w:r>
       <w:tab/>
       <w:tab/>
-      <w:t>2026-04-03</w:t>
+      <w:t>2026-04-04</w:t>
       <w:br/>
       <w:br/>
     </w:r>

--- a/tillsyn/A 60620-2025 tillsynsbegäran.docx
+++ b/tillsyn/A 60620-2025 tillsynsbegäran.docx
@@ -750,7 +750,7 @@
     <w:r>
       <w:tab/>
       <w:tab/>
-      <w:t>2026-04-04</w:t>
+      <w:t>2026-04-05</w:t>
       <w:br/>
       <w:br/>
     </w:r>

--- a/tillsyn/A 60620-2025 tillsynsbegäran.docx
+++ b/tillsyn/A 60620-2025 tillsynsbegäran.docx
@@ -750,7 +750,7 @@
     <w:r>
       <w:tab/>
       <w:tab/>
-      <w:t>2026-04-05</w:t>
+      <w:t>2026-04-06</w:t>
       <w:br/>
       <w:br/>
     </w:r>

--- a/tillsyn/A 60620-2025 tillsynsbegäran.docx
+++ b/tillsyn/A 60620-2025 tillsynsbegäran.docx
@@ -144,10 +144,10 @@
         <w:rPr>
           <w:b/>
         </w:rPr>
-        <w:t>Garnlav (NT)</w:t>
+        <w:t>Garnlav (VU)</w:t>
       </w:r>
       <w:r>
-        <w:t xml:space="preserve"> är en utpräglad barrskogsart som ibland kan drapera träden i norrländska grannaturskogar med hög luftfuktighet. Den förekommer även i talldominerade bestånd där den, förutom i trädens grenverk, påträffas hängande över ojämnheter i tallbarken. Arten har minskat starkt i södra och mellersta Sverige och den minskar även i sitt nordliga utbredningsområde. Orsaken till tillbakagången beror främst på slutavverkningar av naturskogsartade skogar. Bestånd med riklig förekomst bör regelmässigt sparas. Garnlav är värdväxt för den mycket sällsynta och akut hotade fjärilen barrskogslavfly (CR) som hör hemma i boreala barrskogar med riklig förekomst av värdväxten. Tidigare kunde arten konstateras årligen på flera platser vid Dala-Floda i Dalarna innan lokalerna kalavverkades. Senaste fyndet i landet av barrskogslavfly är från år 2000 då den påträffades vid Högberget i Sollefteå kommun. Garnlav är typisk art för </w:t>
+        <w:t xml:space="preserve"> är en utpräglad barrskogsart som ibland kan drapera träden i norrländska grannaturskogar med hög luftfuktighet. Den förekommer även i talldominerade bestånd där den, förutom i trädens grenverk, påträffas hängande över ojämnheter i tallbarken. Arten har minskat starkt i södra och mellersta Sverige och den minskar även i sitt nordliga utbredningsområde. Minskningstakten uppgår till 30 (20–50) % inom 50 år och överstiger gränsvärdet för Sårbar (VU). Orsaken till tillbakagången beror främst på slutavverkningar av naturskogsartade skogar. Bestånd med riklig förekomst bör regelmässigt sparas, vilket även gynnar flera andra sällsynta och rödlistade arter. Garnlav är värdväxt för den mycket sällsynta och akut hotade fjärilen barrskogslavfly (CR) som hör hemma i boreala barrskogar med riklig förekomst av värdväxten. Tidigare kunde arten konstateras årligen på flera platser vid Dala-Floda i Dalarna innan lokalerna kalavverkades. Senaste fyndet i landet av barrskogslavfly är från år 2000 då den påträffades vid Högberget i Sollefteå kommun. Garnlav är typisk art för </w:t>
       </w:r>
       <w:r>
         <w:rPr>
@@ -165,7 +165,7 @@
         <w:t xml:space="preserve"> 9070 Trädklädd betesmark</w:t>
       </w:r>
       <w:r>
-        <w:t xml:space="preserve"> (SLU Artdatabanken, 2024).</w:t>
+        <w:t xml:space="preserve"> (SLU Artdatabanken, 2026).</w:t>
       </w:r>
     </w:p>
     <w:p>
@@ -214,25 +214,34 @@
         <w:t>Lunglav (NT)</w:t>
       </w:r>
       <w:r>
-        <w:t xml:space="preserve"> är en av vårt lands främsta signalarter som överallt indikerar gamla lövträd, skogsbestånd med höga naturvärden och ekosystem med långskoglig kontinuitet. Lokalt kan förekomsten vara mycket riklig men den hittas nästan enbart i gamla och ej slutavverkade skogar. Artens samtliga förekomster bör uppmärksammas från naturvårdssynpunkt, då många lokaler även hyser andra ovanliga och rödlistade arter. Rikliga förekomster bör skyddas med biotopskydd, frivilliga avsättningar eller reservat. Det finns ett antal sällsynta lavparasiter som växer på lunglav: lunglavsknapp (VU), skrovelmössing (DD), lunglavshårprick (DD), </w:t>
+        <w:t xml:space="preserve"> är en av vårt lands främsta signalarter som överallt indikerar gamla lövträd, skogsbestånd med höga naturvärden och ekosystem med långskoglig kontinuitet. Lokalt kan förekomsten vara mycket riklig men den hittas nästan enbart i gamla och ej slutavverkade skogar. Artens samtliga förekomster bör uppmärksammas från naturvårdssynpunkt, då många lokaler även hyser andra ovanliga och rödlistade arter. Rikliga förekomster bör skyddas med biotopskydd, frivilliga avsättningar eller reservat. På lunglav kan de sällsynta lavparasiterna lunglavshårprick (CR), </w:t>
       </w:r>
       <w:r>
         <w:rPr>
           <w:i/>
         </w:rPr>
-        <w:t>Calycina alstrupii</w:t>
+        <w:t>Abrothallus diederichii</w:t>
       </w:r>
       <w:r>
-        <w:t xml:space="preserve"> (NA) och </w:t>
+        <w:t xml:space="preserve"> (VU), </w:t>
       </w:r>
       <w:r>
         <w:rPr>
           <w:i/>
         </w:rPr>
-        <w:t>Chalara lobariae</w:t>
+        <w:t>Abrothallus lobariae</w:t>
       </w:r>
       <w:r>
-        <w:t xml:space="preserve"> (NA). Lunglav är typisk art för </w:t>
+        <w:t xml:space="preserve"> (VU), </w:t>
+      </w:r>
+      <w:r>
+        <w:rPr>
+          <w:i/>
+        </w:rPr>
+        <w:t>Calycina lobariae</w:t>
+      </w:r>
+      <w:r>
+        <w:t xml:space="preserve"> (VU), lunglavsknapp (VU) och skrovelmössing (VU) påträffas. Lunglav är typisk art för </w:t>
       </w:r>
       <w:r>
         <w:rPr>
@@ -250,7 +259,7 @@
         <w:t xml:space="preserve"> 6530 Lövängar</w:t>
       </w:r>
       <w:r>
-        <w:t xml:space="preserve"> (SLU Artdatabanken, 2025; SLU Artdatabanken, 2024; Nitare &amp; Skogsstyrelsen, 2019).</w:t>
+        <w:t xml:space="preserve"> (SLU Artdatabanken, 2026; Nitare &amp; Skogsstyrelsen, 2019).</w:t>
       </w:r>
     </w:p>
     <w:p>
@@ -261,7 +270,34 @@
         <w:t>Stuplav</w:t>
       </w:r>
       <w:r>
-        <w:t xml:space="preserve"> är en mycket bra signalart i hela sitt utbredningsområde och förekommer nästan enbart i skogsmiljöer med höga naturvärden. Den indikerar långvarig förekomst av gamla lövträd och miljöer med konstant hög luftfuktighet. Stuplav är typisk art för </w:t>
+        <w:t xml:space="preserve"> är en mycket bra signalart i hela sitt utbredningsområde och förekommer nästan enbart i skogsmiljöer med höga naturvärden. Den indikerar långvarig förekomst av gamla lövträd och miljöer med konstant hög luftfuktighet. I skogar med suboceaniskt klimat finns det en mycket sällsynt parasit, njurlavsknapp </w:t>
+      </w:r>
+      <w:r>
+        <w:rPr>
+          <w:i/>
+        </w:rPr>
+        <w:t>Pletocarpon nephromeum</w:t>
+      </w:r>
+      <w:r>
+        <w:t xml:space="preserve"> (EN), som växer på stuplav. Ytterligare två sällsynta lavparasiter, </w:t>
+      </w:r>
+      <w:r>
+        <w:rPr>
+          <w:i/>
+        </w:rPr>
+        <w:t>Protounguicularia nephromatis</w:t>
+      </w:r>
+      <w:r>
+        <w:t xml:space="preserve"> (VU) och </w:t>
+      </w:r>
+      <w:r>
+        <w:rPr>
+          <w:i/>
+        </w:rPr>
+        <w:t>Refractohilum galligenum</w:t>
+      </w:r>
+      <w:r>
+        <w:t xml:space="preserve"> (NT), kan också påträffas på stuplav. Stuplav är typisk art för </w:t>
       </w:r>
       <w:r>
         <w:rPr>
@@ -270,16 +306,7 @@
         <w:t>9010 Taiga</w:t>
       </w:r>
       <w:r>
-        <w:t xml:space="preserve">. I skogar med suboceaniskt klimat finns det en mycket sällsynt parasit, njurlavsknapp </w:t>
-      </w:r>
-      <w:r>
-        <w:rPr>
-          <w:i/>
-        </w:rPr>
-        <w:t>Pletocarpon nephromeum</w:t>
-      </w:r>
-      <w:r>
-        <w:t xml:space="preserve"> (EN), som växer på stuplav (SLU Artdatabanken, 2024; Nitare &amp; Skogsstyrelsen, 2019).</w:t>
+        <w:t xml:space="preserve"> (SLU Artdatabanken, 2026; Nitare &amp; Skogsstyrelsen, 2019).</w:t>
       </w:r>
     </w:p>
     <w:p>
@@ -381,7 +408,39 @@
     </w:p>
     <w:p>
       <w:r>
-        <w:t xml:space="preserve">Lunglav (NT) är en av vårt lands främsta signalarter som överallt indikerar gamla lövträd, skogsbestånd med höga naturvärden och ekosystem med lång skoglig kontinuitet. Lokalt kan förekomsten vara mycket riklig men den hittas nästan enbart i gamla och ej slutavverkade skogar. Artens samtliga förekomster bör uppmärksammas från naturvårdssynpunkt, då många lokaler även hyser andra ovanliga och rödlistade arter. Rikliga förekomster bör skyddas med biotopskydd, frivilliga avsättningar eller reservat. Lunglav är typisk art för </w:t>
+        <w:t xml:space="preserve">Lunglav (NT) är en av vårt lands främsta signalarter som överallt indikerar gamla lövträd, skogsbestånd med höga naturvärden och ekosystem med lång skoglig kontinuitet. Lokalt kan förekomsten vara mycket riklig men den hittas nästan enbart i gamla och ej slutavverkade skogar. Artens samtliga förekomster bör uppmärksammas från naturvårdssynpunkt, då många lokaler även hyser andra ovanliga och rödlistade arter, däribland de sällsynta lavparasiterna lunglavshårprick (CR), </w:t>
+      </w:r>
+      <w:r>
+        <w:rPr>
+          <w:i/>
+        </w:rPr>
+        <w:t>Abrothallus diederichii</w:t>
+      </w:r>
+      <w:r>
+        <w:t xml:space="preserve"> (VU), </w:t>
+      </w:r>
+      <w:r>
+        <w:rPr>
+          <w:i/>
+        </w:rPr>
+        <w:t>Abrothallus lobariae</w:t>
+      </w:r>
+      <w:r>
+        <w:t xml:space="preserve"> (VU), </w:t>
+      </w:r>
+      <w:r>
+        <w:rPr>
+          <w:i/>
+        </w:rPr>
+        <w:t>Calycina lobariae</w:t>
+      </w:r>
+      <w:r>
+        <w:t xml:space="preserve"> (VU), lunglavsknapp (VU) och skrovelmössing (VU), som växer på lunglav. Rikliga förekomster med lunglav bör skyddas med biotopskydd, frivilliga avsättningar eller reservat (SLU Artdatabanken, 2026; Nitare &amp; Skogsstyrelsen, 2019).</w:t>
+      </w:r>
+    </w:p>
+    <w:p>
+      <w:r>
+        <w:t xml:space="preserve">Lunglav är typisk art för </w:t>
       </w:r>
       <w:r>
         <w:rPr>
@@ -399,57 +458,7 @@
         <w:t xml:space="preserve"> 6530 Lövängar</w:t>
       </w:r>
       <w:r>
-        <w:t xml:space="preserve"> (SLU Artdatabanken, 2024; Nitare &amp; Skogsstyrelsen, 2019).</w:t>
-      </w:r>
-    </w:p>
-    <w:p>
-      <w:r>
-        <w:t xml:space="preserve">På lunglav kan man sällsynt finna små svarta skivlika bildningar som liknar apothecier men som är en parasitisk svamp, Lunglavsknapp </w:t>
-      </w:r>
-      <w:r>
-        <w:rPr>
-          <w:i/>
-        </w:rPr>
-        <w:t>Plectocarpon lichenum</w:t>
-      </w:r>
-      <w:r>
-        <w:t xml:space="preserve"> (VU). Det finns ytterligare ett antal parasiter vilka bara förekommer på lunglav: Skrovelmössing </w:t>
-      </w:r>
-      <w:r>
-        <w:rPr>
-          <w:i/>
-        </w:rPr>
-        <w:t>Dactylospora lobariella</w:t>
-      </w:r>
-      <w:r>
-        <w:t xml:space="preserve"> (rödlistad som Kunskapsbrist DD) och Lunglavshårprick </w:t>
-      </w:r>
-      <w:r>
-        <w:rPr>
-          <w:i/>
-        </w:rPr>
-        <w:t>Niesslia lobariae</w:t>
-      </w:r>
-      <w:r>
-        <w:t xml:space="preserve"> (rödlistad som Kunskapsbrist DD). Skrovelmössing (DD) har små svarta apothecier och bruna, 1-septerade sporer och Lunglavshårprick (DD) har brunhåriga perithecier och färglösa, 1-septerade sporer. Nyligen har ytterligare två lavparasiter påträffats i Sverige som växer på lunglav: </w:t>
-      </w:r>
-      <w:r>
-        <w:rPr>
-          <w:i/>
-        </w:rPr>
-        <w:t>Calycina alstrupii</w:t>
-      </w:r>
-      <w:r>
-        <w:t xml:space="preserve"> (NA) och </w:t>
-      </w:r>
-      <w:r>
-        <w:rPr>
-          <w:i/>
-        </w:rPr>
-        <w:t>Chalara lobariae</w:t>
-      </w:r>
-      <w:r>
-        <w:t xml:space="preserve"> (NA) (SLU Artdatabanken, 2025; SLU Artdatabanken, 2024; Nitare &amp; Skogsstyrelsen, 2019).</w:t>
+        <w:t xml:space="preserve"> (SLU Artdatabanken, 2026).</w:t>
       </w:r>
     </w:p>
     <w:p>
@@ -476,7 +485,7 @@
     </w:p>
     <w:p>
       <w:r>
-        <w:t xml:space="preserve">SLU Artdatabanken, 2024. </w:t>
+        <w:t xml:space="preserve">SLU Artdatabanken, 2026. </w:t>
       </w:r>
       <w:r>
         <w:rPr>
@@ -486,20 +495,6 @@
       </w:r>
       <w:r>
         <w:t>SLU Artdatabanken, Uppsala.</w:t>
-      </w:r>
-    </w:p>
-    <w:p>
-      <w:r>
-        <w:t xml:space="preserve">SLU Artdatabanken, 2025. </w:t>
-      </w:r>
-      <w:r>
-        <w:rPr>
-          <w:i/>
-        </w:rPr>
-        <w:t xml:space="preserve">Över 20 nya lavparasiter för Sverige. </w:t>
-      </w:r>
-      <w:r>
-        <w:t>https://www.slu.se/artdatabanken/arter-och-natur/artiklar/over-20-nya-lavparasiter-for-sverige/</w:t>
       </w:r>
     </w:p>
     <w:p>
@@ -750,7 +745,7 @@
     <w:r>
       <w:tab/>
       <w:tab/>
-      <w:t>2026-04-06</w:t>
+      <w:t>2026-04-07</w:t>
       <w:br/>
       <w:br/>
     </w:r>

--- a/tillsyn/A 60620-2025 tillsynsbegäran.docx
+++ b/tillsyn/A 60620-2025 tillsynsbegäran.docx
@@ -745,7 +745,7 @@
     <w:r>
       <w:tab/>
       <w:tab/>
-      <w:t>2026-04-07</w:t>
+      <w:t>2026-04-08</w:t>
       <w:br/>
       <w:br/>
     </w:r>

--- a/tillsyn/A 60620-2025 tillsynsbegäran.docx
+++ b/tillsyn/A 60620-2025 tillsynsbegäran.docx
@@ -745,7 +745,7 @@
     <w:r>
       <w:tab/>
       <w:tab/>
-      <w:t>2026-04-08</w:t>
+      <w:t>2026-04-09</w:t>
       <w:br/>
       <w:br/>
     </w:r>

--- a/tillsyn/A 60620-2025 tillsynsbegäran.docx
+++ b/tillsyn/A 60620-2025 tillsynsbegäran.docx
@@ -745,7 +745,7 @@
     <w:r>
       <w:tab/>
       <w:tab/>
-      <w:t>2026-04-09</w:t>
+      <w:t>2026-04-10</w:t>
       <w:br/>
       <w:br/>
     </w:r>

--- a/tillsyn/A 60620-2025 tillsynsbegäran.docx
+++ b/tillsyn/A 60620-2025 tillsynsbegäran.docx
@@ -745,7 +745,7 @@
     <w:r>
       <w:tab/>
       <w:tab/>
-      <w:t>2026-04-10</w:t>
+      <w:t>2026-04-11</w:t>
       <w:br/>
       <w:br/>
     </w:r>

--- a/tillsyn/A 60620-2025 tillsynsbegäran.docx
+++ b/tillsyn/A 60620-2025 tillsynsbegäran.docx
@@ -772,7 +772,7 @@
     <w:r>
       <w:tab/>
       <w:tab/>
-      <w:t>2026-06-15</w:t>
+      <w:t>2026-06-16</w:t>
       <w:br/>
       <w:br/>
     </w:r>

--- a/tillsyn/A 60620-2025 tillsynsbegäran.docx
+++ b/tillsyn/A 60620-2025 tillsynsbegäran.docx
@@ -772,7 +772,7 @@
     <w:r>
       <w:tab/>
       <w:tab/>
-      <w:t>2026-06-16</w:t>
+      <w:t>2026-06-17</w:t>
       <w:br/>
       <w:br/>
     </w:r>

--- a/tillsyn/A 60620-2025 tillsynsbegäran.docx
+++ b/tillsyn/A 60620-2025 tillsynsbegäran.docx
@@ -1,6 +1,6 @@
 
 <file path=word/document.xml><?xml version="1.0" encoding="utf-8"?>
-<w:document xmlns:wpc="http://schemas.microsoft.com/office/word/2010/wordprocessingCanvas" xmlns:cx="http://schemas.microsoft.com/office/drawing/2014/chartex" xmlns:cx1="http://schemas.microsoft.com/office/drawing/2015/9/8/chartex" xmlns:cx2="http://schemas.microsoft.com/office/drawing/2015/10/21/chartex" xmlns:cx3="http://schemas.microsoft.com/office/drawing/2016/5/9/chartex" xmlns:cx4="http://schemas.microsoft.com/office/drawing/2016/5/10/chartex" xmlns:cx5="http://schemas.microsoft.com/office/drawing/2016/5/11/chartex" xmlns:cx6="http://schemas.microsoft.com/office/drawing/2016/5/12/chartex" xmlns:cx7="http://schemas.microsoft.com/office/drawing/2016/5/13/chartex" xmlns:cx8="http://schemas.microsoft.com/office/drawing/2016/5/14/chartex" xmlns:mc="http://schemas.openxmlformats.org/markup-compatibility/2006" xmlns:aink="http://schemas.microsoft.com/office/drawing/2016/ink" xmlns:am3d="http://schemas.microsoft.com/office/drawing/2017/model3d" xmlns:o="urn:schemas-microsoft-com:office:office" xmlns:oel="http://schemas.microsoft.com/office/2019/extlst" xmlns:r="http://schemas.openxmlformats.org/officeDocument/2006/relationships" xmlns:m="http://schemas.openxmlformats.org/officeDocument/2006/math" xmlns:v="urn:schemas-microsoft-com:vml" xmlns:wp14="http://schemas.microsoft.com/office/word/2010/wordprocessingDrawing" xmlns:wp="http://schemas.openxmlformats.org/drawingml/2006/wordprocessingDrawing" xmlns:w10="urn:schemas-microsoft-com:office:word" xmlns:w="http://schemas.openxmlformats.org/wordprocessingml/2006/main" xmlns:w14="http://schemas.microsoft.com/office/word/2010/wordml" xmlns:w15="http://schemas.microsoft.com/office/word/2012/wordml" xmlns:w16cex="http://schemas.microsoft.com/office/word/2018/wordml/cex" xmlns:w16cid="http://schemas.microsoft.com/office/word/2016/wordml/cid" xmlns:w16="http://schemas.microsoft.com/office/word/2018/wordml" xmlns:w16sdtdh="http://schemas.microsoft.com/office/word/2020/wordml/sdtdatahash" xmlns:w16se="http://schemas.microsoft.com/office/word/2015/wordml/symex" xmlns:wpg="http://schemas.microsoft.com/office/word/2010/wordprocessingGroup" xmlns:wpi="http://schemas.microsoft.com/office/word/2010/wordprocessingInk" xmlns:wne="http://schemas.microsoft.com/office/word/2006/wordml" xmlns:wps="http://schemas.microsoft.com/office/word/2010/wordprocessingShape" mc:Ignorable="w14 w15 w16se w16cid w16 w16cex w16sdtdh wp14">
+<w:document xmlns:wpc="http://schemas.microsoft.com/office/word/2010/wordprocessingCanvas" xmlns:cx="http://schemas.microsoft.com/office/drawing/2014/chartex" xmlns:cx1="http://schemas.microsoft.com/office/drawing/2015/9/8/chartex" xmlns:cx2="http://schemas.microsoft.com/office/drawing/2015/10/21/chartex" xmlns:cx3="http://schemas.microsoft.com/office/drawing/2016/5/9/chartex" xmlns:cx4="http://schemas.microsoft.com/office/drawing/2016/5/10/chartex" xmlns:cx5="http://schemas.microsoft.com/office/drawing/2016/5/11/chartex" xmlns:cx6="http://schemas.microsoft.com/office/drawing/2016/5/12/chartex" xmlns:cx7="http://schemas.microsoft.com/office/drawing/2016/5/13/chartex" xmlns:cx8="http://schemas.microsoft.com/office/drawing/2016/5/14/chartex" xmlns:mc="http://schemas.openxmlformats.org/markup-compatibility/2006" xmlns:aink="http://schemas.microsoft.com/office/drawing/2016/ink" xmlns:am3d="http://schemas.microsoft.com/office/drawing/2017/model3d" xmlns:o="urn:schemas-microsoft-com:office:office" xmlns:oel="http://schemas.microsoft.com/office/2019/extlst" xmlns:r="http://schemas.openxmlformats.org/officeDocument/2006/relationships" xmlns:m="http://schemas.openxmlformats.org/officeDocument/2006/math" xmlns:v="urn:schemas-microsoft-com:vml" xmlns:wp14="http://schemas.microsoft.com/office/word/2010/wordprocessingDrawing" xmlns:wp="http://schemas.openxmlformats.org/drawingml/2006/wordprocessingDrawing" xmlns:w10="urn:schemas-microsoft-com:office:word" xmlns:w="http://schemas.openxmlformats.org/wordprocessingml/2006/main" xmlns:w14="http://schemas.microsoft.com/office/word/2010/wordml" xmlns:w15="http://schemas.microsoft.com/office/word/2012/wordml" xmlns:w16cex="http://schemas.microsoft.com/office/word/2018/wordml/cex" xmlns:w16cid="http://schemas.microsoft.com/office/word/2016/wordml/cid" xmlns:w16="http://schemas.microsoft.com/office/word/2018/wordml" xmlns:w16du="http://schemas.microsoft.com/office/word/2023/wordml/word16du" xmlns:w16sdtdh="http://schemas.microsoft.com/office/word/2020/wordml/sdtdatahash" xmlns:w16sdtfl="http://schemas.microsoft.com/office/word/2024/wordml/sdtformatlock" xmlns:w16se="http://schemas.microsoft.com/office/word/2015/wordml/symex" xmlns:wpg="http://schemas.microsoft.com/office/word/2010/wordprocessingGroup" xmlns:wpi="http://schemas.microsoft.com/office/word/2010/wordprocessingInk" xmlns:wne="http://schemas.microsoft.com/office/word/2006/wordml" xmlns:wps="http://schemas.microsoft.com/office/word/2010/wordprocessingShape" mc:Ignorable="w14 w15 w16se w16cid w16 w16cex w16sdtdh w16sdtfl w16du wp14">
   <w:body>
     <w:p>
       <w:pPr>
@@ -12,35 +12,10 @@
     </w:p>
     <w:p>
       <w:r>
-        <w:t>Detta dokument behandlar höga naturvärden i avverkningsanmälan A 60620-2025 i Bräcke kommun. Denna avverkningsanmälan inkom 2025-12-05 09:15:36 och omfattar 3,5 ha.</w:t>
-      </w:r>
-    </w:p>
-    <w:p>
-      <w:r>
-        <w:t>Vi begär härmed att Skogsstyrelsen fattar beslut enligt miljöbalken som säkerställer att skogens höga naturvärden bevaras samt säkerställer att EU-lagstiftning efterlevs och att artskyddsbrott förhindras. Vi önskar även ta del av de ställningstaganden och beslut som myndigheterna meddelar till följd av aktuell avverkningsanmälan och föreningens inlaga (se 34 § förvaltningslagen).</w:t>
-      </w:r>
-    </w:p>
-    <w:p>
-      <w:r>
-        <w:t>Nedan beskrivs fynd av naturvårdsarter och fridlysta arter som gjorts i det avverkningsanmälda området. I BILAGA 1 finns artfakta om fridlysta och rödlistade arter.</w:t>
-      </w:r>
-    </w:p>
-    <w:p>
-      <w:pPr>
-        <w:pStyle w:val="Heading1"/>
-      </w:pPr>
-      <w:r>
-        <w:t>Naturvårdsarter</w:t>
-      </w:r>
-    </w:p>
-    <w:p>
-      <w:r>
-        <w:t>I avverkningsanmälan har följande 10 naturvårdsarter hittats: gammelgransskål (NT), garnlav (NT), lunglav (NT), talltita (NT, §4), vedtrappmossa (NT), vitgrynig nållav (NT), bårdlav (S), luddlav (S), stuplav (S) och revlummer (§9). Av dessa är 6 rödlistade. För rödlistade arter har rödlistekategorin angivits inom parentes. Arter som är signalarter enligt Skogsstyrelsen har markerats med (S). För fridlysta arter anges även paragrafen i Artskyddsförordningen som arten är fridlyst enligt.</w:t>
-      </w:r>
-    </w:p>
-    <w:p>
-      <w:r>
-        <w:t>De påträffade naturvårdsarterna är ett tydligt kvitto på att detta rör sig om en skog med höga naturvärden. I Figur 1 visas en karta över det avverkningsanmälda området, där samtliga fyndplatser för naturvårdsarter som finns registrerade på Artportalen har markerats.</w:t>
+        <w:t>Detta dokument behandlar höga naturvärden i avverkningsanmälan A 60620-2025 i Bräcke kommun som inkom 2025-12-05 och omfattar 3,5 ha.</w:t>
+      </w:r>
+      <w:r>
+        <w:t xml:space="preserve"> I Figur 1 visas fyndplatser för naturvårdsarter i området, som finns registrerade på Artportalen.</w:t>
       </w:r>
     </w:p>
     <w:p>
@@ -50,7 +25,7 @@
       <w:r>
         <w:drawing>
           <wp:inline xmlns:a="http://schemas.openxmlformats.org/drawingml/2006/main" xmlns:pic="http://schemas.openxmlformats.org/drawingml/2006/picture">
-            <wp:extent cx="5486400" cy="3550741"/>
+            <wp:extent cx="5486400" cy="4632332"/>
             <wp:docPr id="1" name="Picture 1"/>
             <wp:cNvGraphicFramePr>
               <a:graphicFrameLocks noChangeAspect="1"/>
@@ -71,7 +46,7 @@
                   <pic:spPr>
                     <a:xfrm>
                       <a:off x="0" y="0"/>
-                      <a:ext cx="5486400" cy="3550741"/>
+                      <a:ext cx="5486400" cy="4632332"/>
                     </a:xfrm>
                     <a:prstGeom prst="rect"/>
                   </pic:spPr>
@@ -85,286 +60,30 @@
     <w:p>
       <w:pPr>
         <w:pStyle w:val="Caption"/>
+        <w:spacing w:after="240"/>
       </w:pPr>
       <w:r>
-        <w:t>Figur 1. Fyndplatser för naturvårdsarter i det avverkningsanmälda området (röd linje). Markörer utan svart kant är placerade på fyndplatsen. Markörer med svart kant är placerade vid sidan av fyndplatsen och har ett svart streck som visar fyndplatsens exakta position. Kartans mittpunktskoordinat är N 6973363, E 555388 i SWEREF 99 TM.</w:t>
+        <w:t>Figur 1. Fyndplatser för naturvårdsarter i avverkningsanmälan (röd linje). Inom parentes anges rödlistekategorier, S för signalarter, Tför typiska arter och fridlysningsparagrafer i artskyddsförordningen.Markörer utan svart kant är placerade på fyndplatsen. Markörer med svart kant är placerade vid sidan av fyndplatsen och har ett svart streck som visar fyndplatsens exakta position. Kartans mittpunktskoordinat är N 6973363, E 555388 i SWEREF 99 TM.</w:t>
       </w:r>
     </w:p>
     <w:p>
       <w:r>
-        <w:rPr>
-          <w:b/>
-        </w:rPr>
-        <w:t>Bårdlav</w:t>
-      </w:r>
-      <w:r>
-        <w:t xml:space="preserve"> signalerar miljöer med höga naturvärden och på lokalerna finns vanligtvis många andra ovanliga och rödlistade arter. Den visar även på platser med hög och jämn luftfuktighet. På bårdlav och andra njurlavar (Nephroma) kan de sällsynta parasiterna </w:t>
-      </w:r>
-      <w:r>
-        <w:rPr>
-          <w:i/>
-        </w:rPr>
-        <w:t xml:space="preserve">Protounguicularia nephromatis </w:t>
-      </w:r>
-      <w:r>
-        <w:t xml:space="preserve">(VU) och </w:t>
-      </w:r>
-      <w:r>
-        <w:rPr>
-          <w:i/>
-        </w:rPr>
-        <w:t xml:space="preserve">Tremella nephromatis </w:t>
-      </w:r>
-      <w:r>
-        <w:t xml:space="preserve">(DD) påträffas. Bårdlav är typisk art för </w:t>
-      </w:r>
-      <w:r>
-        <w:rPr>
-          <w:i/>
-        </w:rPr>
-        <w:t xml:space="preserve">9010 Taiga, 9020 Nordlig ädellövskog, 9070 Trädklädd betesmark, 9110 Näringsfattig bokskog, 9160 Näringsrik ekskog, 9180 Ädellövskog i branter </w:t>
-      </w:r>
-      <w:r>
-        <w:t>och</w:t>
-      </w:r>
-      <w:r>
-        <w:rPr>
-          <w:i/>
-        </w:rPr>
-        <w:t xml:space="preserve"> 9190 Näringsfattig ekskog</w:t>
-      </w:r>
-      <w:r>
-        <w:t xml:space="preserve"> (SLU Artdatabanken, 2026; Nitare &amp; Skogsstyrelsen, 2019).</w:t>
+        <w:t>Vi begär härmed att Skogsstyrelsen fattar beslut enligt miljöbalken som säkerställer att skogens höga naturvärden bevaras samt att EU-lagstiftning efterlevs och att artskyddsbrott förhindras.</w:t>
       </w:r>
     </w:p>
     <w:p>
       <w:r>
-        <w:rPr>
-          <w:b/>
-        </w:rPr>
-        <w:t>Gammelgransskål (NT)</w:t>
-      </w:r>
-      <w:r>
-        <w:t xml:space="preserve"> är en liten skålsvamp som växer på gamla granar med skrovlig bark. Typiska växtplatser är gransumpskog i myrkanter, bäckdråg, bäckraviner och skuggiga bergssluttningar, men också skog på torrare mark kan hysa arten om beståndet har stark naturskogskaraktär. Bestånd med arten bör behandlas som nyckelbiotoper och sparas vid en slutavverkning. Även gallring bör undvikas. Gammelgransskål är typisk art för </w:t>
-      </w:r>
-      <w:r>
-        <w:rPr>
-          <w:i/>
-        </w:rPr>
-        <w:t>9010 Taiga</w:t>
-      </w:r>
-      <w:r>
-        <w:t xml:space="preserve"> (SLU Artdatabanken, 2024; Nitare &amp; Skogsstyrelsen, 2019).</w:t>
+        <w:t>Vi begär vidare att Skogsstyrelsen säkerställer att inga skador eller försämringar av naturtypens bevarandestatus i området tillåts ske. Se Rådets direktiv 92/43/EEG samt ickeförsämringskravet i EU:s naturrestaureringsförordning (EU 2024/1991).</w:t>
       </w:r>
     </w:p>
     <w:p>
       <w:r>
-        <w:rPr>
-          <w:b/>
-        </w:rPr>
-        <w:t>Garnlav (VU)</w:t>
-      </w:r>
-      <w:r>
-        <w:t xml:space="preserve"> är en utpräglad barrskogsart som ibland kan drapera träden i norrländska grannaturskogar med hög luftfuktighet. Den förekommer även i talldominerade bestånd där den, förutom i trädens grenverk, påträffas hängande över ojämnheter i tallbarken. Arten har minskat starkt i södra och mellersta Sverige och den minskar även i sitt nordliga utbredningsområde. Minskningstakten uppgår till 30 (20–50) % inom 50 år och överstiger gränsvärdet för Sårbar (VU). Orsaken till tillbakagången beror främst på slutavverkningar av naturskogsartade skogar. Bestånd med riklig förekomst bör regelmässigt sparas, vilket även gynnar flera andra sällsynta och rödlistade arter. Garnlav är värdväxt för den mycket sällsynta och akut hotade fjärilen barrskogslavfly (CR) som hör hemma i boreala barrskogar med riklig förekomst av värdväxten. Tidigare kunde arten konstateras årligen på flera platser vid Dala-Floda i Dalarna innan lokalerna kalavverkades. Senaste fyndet i landet av barrskogslavfly är från år 2000 då den påträffades vid Högberget i Sollefteå kommun. Garnlav är typisk art för </w:t>
-      </w:r>
-      <w:r>
-        <w:rPr>
-          <w:i/>
-        </w:rPr>
-        <w:t xml:space="preserve">9010 Taiga </w:t>
-      </w:r>
-      <w:r>
-        <w:t>och</w:t>
-      </w:r>
-      <w:r>
-        <w:rPr>
-          <w:i/>
-        </w:rPr>
-        <w:t xml:space="preserve"> 9070 Trädklädd betesmark</w:t>
-      </w:r>
-      <w:r>
-        <w:t xml:space="preserve"> (SLU Artdatabanken, 2026).</w:t>
+        <w:t>Vi önskar även ta del av de ställningstaganden och beslut som myndigheten meddelar till följd av aktuell avverkningsanmälan och föreningens inlaga (se 34 § förvaltningslagen).</w:t>
       </w:r>
     </w:p>
     <w:p>
       <w:r>
-        <w:rPr>
-          <w:b/>
-        </w:rPr>
-        <w:t>Luddlav</w:t>
-      </w:r>
-      <w:r>
-        <w:t xml:space="preserve"> signalerar lång skoglig kontinuitet med ett stabilt lokal- och mikroklimat med hög och jämn fuktighet. Luddlav är typisk art för </w:t>
-      </w:r>
-      <w:r>
-        <w:rPr>
-          <w:i/>
-        </w:rPr>
-        <w:t>9010 Taiga,</w:t>
-      </w:r>
-      <w:r>
-        <w:t xml:space="preserve"> </w:t>
-      </w:r>
-      <w:r>
-        <w:rPr>
-          <w:i/>
-        </w:rPr>
-        <w:t xml:space="preserve">9020 Nordlig ädellövskog, 9070 Trädklädd betesmark, 9110 Näringsfattig bokskog, 9180 Ädellövskog i branter </w:t>
-      </w:r>
-      <w:r>
-        <w:t>och</w:t>
-      </w:r>
-      <w:r>
-        <w:rPr>
-          <w:i/>
-        </w:rPr>
-        <w:t xml:space="preserve"> 9190 Näringsfattig ekskog </w:t>
-      </w:r>
-      <w:r>
-        <w:t>(Nitare &amp; Skogsstyrelsen, 2019; SLU Artdatabanken, 2025).</w:t>
-      </w:r>
-    </w:p>
-    <w:p>
-      <w:r>
-        <w:rPr>
-          <w:b/>
-        </w:rPr>
-        <w:t>Lunglav (NT)</w:t>
-      </w:r>
-      <w:r>
-        <w:t xml:space="preserve"> är en av vårt lands främsta signalarter som överallt indikerar gamla lövträd, skogsbestånd med höga naturvärden och ekosystem med långskoglig kontinuitet. Lokalt kan förekomsten vara mycket riklig men den hittas nästan enbart i gamla och ej slutavverkade skogar. Artens samtliga förekomster bör uppmärksammas från naturvårdssynpunkt, då många lokaler även hyser andra ovanliga och rödlistade arter. Rikliga förekomster bör skyddas med biotopskydd, frivilliga avsättningar eller reservat. På lunglav kan de sällsynta lavparasiterna lunglavshårprick (CR), </w:t>
-      </w:r>
-      <w:r>
-        <w:rPr>
-          <w:i/>
-        </w:rPr>
-        <w:t>Abrothallus diederichii</w:t>
-      </w:r>
-      <w:r>
-        <w:t xml:space="preserve"> (VU), </w:t>
-      </w:r>
-      <w:r>
-        <w:rPr>
-          <w:i/>
-        </w:rPr>
-        <w:t>Abrothallus lobariae</w:t>
-      </w:r>
-      <w:r>
-        <w:t xml:space="preserve"> (VU), </w:t>
-      </w:r>
-      <w:r>
-        <w:rPr>
-          <w:i/>
-        </w:rPr>
-        <w:t>Calycina lobariae</w:t>
-      </w:r>
-      <w:r>
-        <w:t xml:space="preserve"> (VU), lunglavsknapp (VU) och skrovelmössing (VU) påträffas. Lunglav är typisk art för </w:t>
-      </w:r>
-      <w:r>
-        <w:rPr>
-          <w:i/>
-        </w:rPr>
-        <w:t>9010 Taiga, 9020 Nordlig ädellövskog, 9110 Näringsfattig bokskog, 9130 Näringsrik bokskog, 9160 Näringsrik ekskog, 9180 Ädellövskog i branter, 9190 Näringsfattig ekskog, 9070 Trädklädd betesmark, 9040 Fjällbjörkskog</w:t>
-      </w:r>
-      <w:r>
-        <w:t xml:space="preserve"> och</w:t>
-      </w:r>
-      <w:r>
-        <w:rPr>
-          <w:i/>
-        </w:rPr>
-        <w:t xml:space="preserve"> 6530 Lövängar</w:t>
-      </w:r>
-      <w:r>
-        <w:t xml:space="preserve"> (SLU Artdatabanken, 2026; Nitare &amp; Skogsstyrelsen, 2019).</w:t>
-      </w:r>
-    </w:p>
-    <w:p>
-      <w:r>
-        <w:rPr>
-          <w:b/>
-        </w:rPr>
-        <w:t>Stuplav</w:t>
-      </w:r>
-      <w:r>
-        <w:t xml:space="preserve"> är en mycket bra signalart i hela sitt utbredningsområde och förekommer nästan enbart i skogsmiljöer med höga naturvärden. Den indikerar långvarig förekomst av gamla lövträd och miljöer med konstant hög luftfuktighet. I skogar med suboceaniskt klimat finns det en mycket sällsynt parasit, njurlavsknapp </w:t>
-      </w:r>
-      <w:r>
-        <w:rPr>
-          <w:i/>
-        </w:rPr>
-        <w:t>Pletocarpon nephromeum</w:t>
-      </w:r>
-      <w:r>
-        <w:t xml:space="preserve"> (EN), som växer på stuplav. Ytterligare tre sällsynta lavparasiter, </w:t>
-      </w:r>
-      <w:r>
-        <w:rPr>
-          <w:i/>
-        </w:rPr>
-        <w:t>Protounguicularia nephromatis</w:t>
-      </w:r>
-      <w:r>
-        <w:t xml:space="preserve"> (VU), </w:t>
-      </w:r>
-      <w:r>
-        <w:rPr>
-          <w:i/>
-        </w:rPr>
-        <w:t>Refractohilum galligenum</w:t>
-      </w:r>
-      <w:r>
-        <w:t xml:space="preserve"> (NT) och </w:t>
-      </w:r>
-      <w:r>
-        <w:rPr>
-          <w:i/>
-        </w:rPr>
-        <w:t>Roselliniella nephromatis</w:t>
-      </w:r>
-      <w:r>
-        <w:t xml:space="preserve"> (DD), kan också påträffas på stuplav. Stuplav är typisk art för </w:t>
-      </w:r>
-      <w:r>
-        <w:rPr>
-          <w:i/>
-        </w:rPr>
-        <w:t>9010 Taiga</w:t>
-      </w:r>
-      <w:r>
-        <w:t xml:space="preserve"> (SLU Artdatabanken, 2026; Nitare &amp; Skogsstyrelsen, 2019).</w:t>
-      </w:r>
-    </w:p>
-    <w:p>
-      <w:r>
-        <w:rPr>
-          <w:b/>
-        </w:rPr>
-        <w:t xml:space="preserve">Vedtrappmossa (NT) </w:t>
-      </w:r>
-      <w:r>
-        <w:t xml:space="preserve">växer på död ved, främst i gammal granskog. Den förekommer knappast alls i fjällnära barrskogar utan finns i skogslandskapet nedom fjällen och framför allt i landets södra delar är den en mycket bra signalart för barrnaturskog med höga naturvärden. Skogsavverkning och brist på grov död ved i skogen är de allvarligaste hoten och den överlever inte kalhyggesbruk. Lokaler med sluten granskog, tillräckligt stora för att säkerställa ett kontinuerligt tillskott på grova lågor, bör undantas från storskaligt skogsbruk. Vedtrappmossa är typisk art för </w:t>
-      </w:r>
-      <w:r>
-        <w:rPr>
-          <w:i/>
-        </w:rPr>
-        <w:t>9010 Taiga</w:t>
-      </w:r>
-      <w:r>
-        <w:t xml:space="preserve"> (SLU Artdatabanken, 2024).</w:t>
-      </w:r>
-    </w:p>
-    <w:p>
-      <w:r>
-        <w:rPr>
-          <w:b/>
-        </w:rPr>
-        <w:t>Vitgrynig nållav (NT)</w:t>
-      </w:r>
-      <w:r>
-        <w:t xml:space="preserve"> växer nästan uteslutande på bark av gamla, senvuxna granar i skuggiga lägen med hög och jämn luftfuktighet. Den vanligaste naturtypen för arten är kontinuitetsskogar på frisk mark men den finns också i sumpgranskogar. På lång sikt utgör avverkningar av olikåldriga granskogar av naturskogskaraktär ett allvarligt hot mot arten och skogsbruksåtgärder på eller i närheten av växtplatserna bör undvikas. Naturskogsartade, fuktiga granskogar med förekomster av arten signalerar höga biologiska värden och bör bevaras (SLU Artdatabanken, 2024; Nitare &amp; Skogsstyrelsen, 2019).</w:t>
+        <w:t>Nedan beskrivs fynd av naturvårdsarter och fridlysta arter som gjorts i det avverkningsanmälda området. I BILAGA 1 finns artfakta om fridlysta och rödlistade arter.</w:t>
       </w:r>
     </w:p>
     <w:p>
@@ -372,12 +91,30 @@
         <w:pStyle w:val="Heading1"/>
       </w:pPr>
       <w:r>
-        <w:t>Fridlysta arter</w:t>
+        <w:t>Naturvårdsarter</w:t>
       </w:r>
     </w:p>
     <w:p>
       <w:r>
-        <w:t>Följande fridlysta arter har sina livsmiljöer och växtplatser i den avverkningsanmälda skogen: talltita (NT, §4) och revlummer (§9).</w:t>
+        <w:t>I avverkningsanmälan har följande 11 naturvårdsarter hittats: garnlav (VU, T), gammelgransskål (NT, T), lavskrika (NT, T, §4), lunglav (NT, T), talltita (NT, §4), vedtrappmossa (NT, T), vitgrynig nållav (NT), bårdlav (S, T), luddlav (S, T), stuplav (S, T) och revlummer (§9). Av dessa är 7 rödlistade. För rödlistade arter har rödlistekategorin angivits inom parentes. Arter som är signalarter enligt Skogsstyrelsen har markerats med (S). Typiska arter inom Natura 2000 som är kopplade till skogsekosystem har markerats med (T). För fridlysta arter anges även paragrafen i Artskyddsförordningen som arten är fridlyst enligt.</w:t>
+      </w:r>
+    </w:p>
+    <w:p>
+      <w:r>
+        <w:t>De påträffade naturvårdsarterna är ett tydligt kvitto på att det rör sig om en skog med höga naturvärden.</w:t>
+      </w:r>
+    </w:p>
+    <w:p>
+      <w:pPr>
+        <w:pStyle w:val="Heading2"/>
+      </w:pPr>
+      <w:r>
+        <w:t>Fridlysta arter</w:t>
+      </w:r>
+    </w:p>
+    <w:p>
+      <w:r>
+        <w:t>Följande fridlysta arter har sina livsmiljöer och växtplatser i den avverkningsanmälda skogen: lavskrika (NT, T, §4), talltita (NT, §4) och revlummer (§9).</w:t>
       </w:r>
     </w:p>
     <w:p>
@@ -399,15 +136,392 @@
         <w:rPr>
           <w:b/>
         </w:rPr>
-        <w:t>Talltita (NT, §4)</w:t>
-      </w:r>
-      <w:r>
-        <w:t>, rödlistad som nära hotad och prioriterad art i Skogsvårdslagen, har häckningsrevir i anmälan. Arten har minskat kraftigt de senaste 30 åren och minskningstakten innevarande 10-årsperiod beräknas till 20 (10–30) %. Talltitan är synnerligen trogen sitt cirka 15 hektar stora revir och är beroende av flerskiktade olikåldriga skogar för att kunna föda upp sina ungar. Talltitan försvinner om dess livsmiljö kalavverkas (Eggers &amp; Low, 2014; Ekman, 1979; Griesser et al, 2007; Klein, 2020; Siffczyk et al, 2003; SLU Artdatabanken, 2021).</w:t>
+        <w:t>Lavskrika (NT, §4)</w:t>
+      </w:r>
+      <w:r>
+        <w:t xml:space="preserve"> är rödlistad som nära hotad och fridlyst enligt 4§ artskyddsförordningen. Den har minskat med 20 (10–30) % under de senaste 15 åren och minskningstakten bedöms vara nära gränsvärdet för sårbar (VU). Lavskrikan är en mycket stationär fågel, som häckar i äldre, slutna och hänglavsrika barrskogar. Nyckelfaktorer är flerskiktad skog med rik undervegetation samt riklig förekomst av hänglavar. Reviren är livslånga med hemområden som varierar mellan 50 och 150 ha. Inom ett revir av hög kvalitet finns det som regel ett eller flera kärnområden (1–20 ha) med relativt tät flerskiktad granskog. Arten missgynnas när flerskiktad skog omförs till enskiktade bestånd och även röjning och hård gallring är starkt negativt. Lavskrikan har relativt stora hemområden och försvinner när den äldre skogen fragmenteras, särskilt allvarligt är när kärnområdena avverkas. Den försvinner successivt framför allt vid dess utbredningsgränser och populationen har minskat kontinuerligt under 2000-talet. Lavskrika är typisk art för </w:t>
+      </w:r>
+      <w:r>
+        <w:rPr>
+          <w:i/>
+        </w:rPr>
+        <w:t>9010 Taiga</w:t>
+      </w:r>
+      <w:r>
+        <w:t xml:space="preserve"> (SLU Artdatabanken, 2026; Skogsstyrelsen 2016).</w:t>
       </w:r>
     </w:p>
     <w:p>
       <w:r>
+        <w:rPr>
+          <w:b/>
+        </w:rPr>
+        <w:t>Talltita (NT, §4)</w:t>
+      </w:r>
+      <w:r>
+        <w:t>, rödlistad som nära hotad och prioriterad art i Skogsvårdslagen, har häckningsrevir i anmälan. Arten har minskat kraftigt de senaste 30 åren och minskningstakten innevarande 10-årsperiod beräknas till 20 (10–30) %. Talltitan är synnerligen trogen sitt cirka 15 hektar stora revir och är beroende av flerskiktade olikåldriga skogar för att kunna föda upp sina ungar. Talltitan försvinner om dess livsmiljö kalavverkas (Eggers &amp; Low, 2014; Ekman, 1979; Griesser et al, 2007; Klein, 2020; Siffczyk et al, 2003; SLU Artdatabanken, 2021).</w:t>
+      </w:r>
+    </w:p>
+    <w:p>
+      <w:r>
         <w:t>I BILAGA 1 finns mer detaljerad information om ekologi samt krav på livsmiljö hos fridlysta arter.</w:t>
+      </w:r>
+    </w:p>
+    <w:p>
+      <w:pPr>
+        <w:pStyle w:val="Heading2"/>
+      </w:pPr>
+      <w:r>
+        <w:t>Övriga naturvårdsarter</w:t>
+      </w:r>
+    </w:p>
+    <w:p>
+      <w:r>
+        <w:rPr>
+          <w:b/>
+        </w:rPr>
+        <w:t>Bårdlav</w:t>
+      </w:r>
+      <w:r>
+        <w:t xml:space="preserve"> signalerar miljöer med höga naturvärden och på lokalerna finns vanligtvis många andra ovanliga och rödlistade arter. Den visar även på platser med hög och jämn luftfuktighet. På bårdlav och andra njurlavar (Nephroma) kan de sällsynta parasiterna </w:t>
+      </w:r>
+      <w:r>
+        <w:rPr>
+          <w:i/>
+        </w:rPr>
+        <w:t xml:space="preserve">Protounguicularia nephromatis </w:t>
+      </w:r>
+      <w:r>
+        <w:t xml:space="preserve">(VU) och </w:t>
+      </w:r>
+      <w:r>
+        <w:rPr>
+          <w:i/>
+        </w:rPr>
+        <w:t xml:space="preserve">Tremella nephromatis </w:t>
+      </w:r>
+      <w:r>
+        <w:t xml:space="preserve">(DD) påträffas. Bårdlav är typisk art för </w:t>
+      </w:r>
+      <w:r>
+        <w:rPr>
+          <w:i/>
+        </w:rPr>
+        <w:t xml:space="preserve">9010 Taiga, 9020 Nordlig ädellövskog, 9070 Trädklädd betesmark, 9110 Näringsfattig bokskog, 9160 Näringsrik ekskog, 9180 Ädellövskog i branter </w:t>
+      </w:r>
+      <w:r>
+        <w:t>och</w:t>
+      </w:r>
+      <w:r>
+        <w:rPr>
+          <w:i/>
+        </w:rPr>
+        <w:t xml:space="preserve"> 9190 Näringsfattig ekskog</w:t>
+      </w:r>
+      <w:r>
+        <w:t xml:space="preserve"> (SLU Artdatabanken, 2026; Nitare &amp; Skogsstyrelsen, 2019).</w:t>
+      </w:r>
+    </w:p>
+    <w:p>
+      <w:r>
+        <w:rPr>
+          <w:b/>
+        </w:rPr>
+        <w:t>Gammelgransskål (NT)</w:t>
+      </w:r>
+      <w:r>
+        <w:t xml:space="preserve"> är en liten skålsvamp som växer på gamla granar med skrovlig bark. Typiska växtplatser är gransumpskog i myrkanter, bäckdråg, bäckraviner och skuggiga bergssluttningar, men också skog på torrare mark kan hysa arten om beståndet har stark naturskogskaraktär. Bestånd med arten bör behandlas som nyckelbiotoper och sparas vid en slutavverkning. Även gallring bör undvikas. Gammelgransskål är typisk art för </w:t>
+      </w:r>
+      <w:r>
+        <w:rPr>
+          <w:i/>
+        </w:rPr>
+        <w:t>9010 Taiga</w:t>
+      </w:r>
+      <w:r>
+        <w:t xml:space="preserve"> (SLU Artdatabanken, 2024; Nitare &amp; Skogsstyrelsen, 2019).</w:t>
+      </w:r>
+    </w:p>
+    <w:p>
+      <w:r>
+        <w:rPr>
+          <w:b/>
+        </w:rPr>
+        <w:t>Garnlav (VU)</w:t>
+      </w:r>
+      <w:r>
+        <w:t xml:space="preserve"> är en utpräglad barrskogsart som ibland kan drapera träden i norrländska grannaturskogar med hög luftfuktighet. Den förekommer även i talldominerade bestånd där den, förutom i trädens grenverk, påträffas hängande över ojämnheter i tallbarken. Arten har minskat starkt i södra och mellersta Sverige och den minskar även i sitt nordliga utbredningsområde. Minskningstakten uppgår till 30 (20–50) % inom 50 år och överstiger gränsvärdet för Sårbar (VU). Orsaken till tillbakagången beror främst på slutavverkningar av naturskogsartade skogar. Bestånd med riklig förekomst bör regelmässigt sparas, vilket även gynnar flera andra sällsynta och rödlistade arter. Garnlav är värdväxt för den mycket sällsynta och akut hotade fjärilen barrskogslavfly (CR) som hör hemma i boreala barrskogar med riklig förekomst av värdväxten. Tidigare kunde arten konstateras årligen på flera platser vid Dala-Floda i Dalarna innan lokalerna kalavverkades. Senaste fyndet i landet av barrskogslavfly är från år 2000 då den påträffades vid Högberget i Sollefteå kommun. Garnlav är typisk art för </w:t>
+      </w:r>
+      <w:r>
+        <w:rPr>
+          <w:i/>
+        </w:rPr>
+        <w:t xml:space="preserve">9010 Taiga </w:t>
+      </w:r>
+      <w:r>
+        <w:t>och</w:t>
+      </w:r>
+      <w:r>
+        <w:rPr>
+          <w:i/>
+        </w:rPr>
+        <w:t xml:space="preserve"> 9070 Trädklädd betesmark</w:t>
+      </w:r>
+      <w:r>
+        <w:t xml:space="preserve"> (SLU Artdatabanken, 2026).</w:t>
+      </w:r>
+    </w:p>
+    <w:p>
+      <w:r>
+        <w:rPr>
+          <w:b/>
+        </w:rPr>
+        <w:t>Luddlav</w:t>
+      </w:r>
+      <w:r>
+        <w:t xml:space="preserve"> signalerar lång skoglig kontinuitet med ett stabilt lokal- och mikroklimat med hög och jämn fuktighet. Luddlav är typisk art för </w:t>
+      </w:r>
+      <w:r>
+        <w:rPr>
+          <w:i/>
+        </w:rPr>
+        <w:t>9010 Taiga,</w:t>
+      </w:r>
+      <w:r>
+        <w:t xml:space="preserve"> </w:t>
+      </w:r>
+      <w:r>
+        <w:rPr>
+          <w:i/>
+        </w:rPr>
+        <w:t xml:space="preserve">9020 Nordlig ädellövskog, 9070 Trädklädd betesmark, 9110 Näringsfattig bokskog, 9180 Ädellövskog i branter </w:t>
+      </w:r>
+      <w:r>
+        <w:t>och</w:t>
+      </w:r>
+      <w:r>
+        <w:rPr>
+          <w:i/>
+        </w:rPr>
+        <w:t xml:space="preserve"> 9190 Näringsfattig ekskog </w:t>
+      </w:r>
+      <w:r>
+        <w:t>(Nitare &amp; Skogsstyrelsen, 2019; SLU Artdatabanken, 2025).</w:t>
+      </w:r>
+    </w:p>
+    <w:p>
+      <w:r>
+        <w:rPr>
+          <w:b/>
+        </w:rPr>
+        <w:t>Lunglav (NT)</w:t>
+      </w:r>
+      <w:r>
+        <w:t xml:space="preserve"> är en av vårt lands främsta signalarter som överallt indikerar gamla lövträd, skogsbestånd med höga naturvärden och ekosystem med långskoglig kontinuitet. Lokalt kan förekomsten vara mycket riklig men den hittas nästan enbart i gamla och ej slutavverkade skogar. Artens samtliga förekomster bör uppmärksammas från naturvårdssynpunkt, då många lokaler även hyser andra ovanliga och rödlistade arter. Rikliga förekomster bör skyddas med biotopskydd, frivilliga avsättningar eller reservat. På lunglav kan de sällsynta lavparasiterna lunglavshårprick (CR), </w:t>
+      </w:r>
+      <w:r>
+        <w:rPr>
+          <w:i/>
+        </w:rPr>
+        <w:t>Abrothallus diederichii</w:t>
+      </w:r>
+      <w:r>
+        <w:t xml:space="preserve"> (VU), </w:t>
+      </w:r>
+      <w:r>
+        <w:rPr>
+          <w:i/>
+        </w:rPr>
+        <w:t>Abrothallus lobariae</w:t>
+      </w:r>
+      <w:r>
+        <w:t xml:space="preserve"> (VU), </w:t>
+      </w:r>
+      <w:r>
+        <w:rPr>
+          <w:i/>
+        </w:rPr>
+        <w:t>Calycina lobariae</w:t>
+      </w:r>
+      <w:r>
+        <w:t xml:space="preserve"> (VU), lunglavsknapp (VU) och skrovelmössing (VU) påträffas. Lunglav är typisk art för </w:t>
+      </w:r>
+      <w:r>
+        <w:rPr>
+          <w:i/>
+        </w:rPr>
+        <w:t>9010 Taiga, 9020 Nordlig ädellövskog, 9110 Näringsfattig bokskog, 9130 Näringsrik bokskog, 9160 Näringsrik ekskog, 9180 Ädellövskog i branter, 9190 Näringsfattig ekskog, 9070 Trädklädd betesmark, 9040 Fjällbjörkskog</w:t>
+      </w:r>
+      <w:r>
+        <w:t xml:space="preserve"> och</w:t>
+      </w:r>
+      <w:r>
+        <w:rPr>
+          <w:i/>
+        </w:rPr>
+        <w:t xml:space="preserve"> 6530 Lövängar</w:t>
+      </w:r>
+      <w:r>
+        <w:t xml:space="preserve"> (SLU Artdatabanken, 2026; Nitare &amp; Skogsstyrelsen, 2019).</w:t>
+      </w:r>
+    </w:p>
+    <w:p>
+      <w:r>
+        <w:rPr>
+          <w:b/>
+        </w:rPr>
+        <w:t>Stuplav</w:t>
+      </w:r>
+      <w:r>
+        <w:t xml:space="preserve"> är en mycket bra signalart i hela sitt utbredningsområde och förekommer nästan enbart i skogsmiljöer med höga naturvärden. Den indikerar långvarig förekomst av gamla lövträd och miljöer med konstant hög luftfuktighet. I skogar med suboceaniskt klimat finns det en mycket sällsynt parasit, njurlavsknapp </w:t>
+      </w:r>
+      <w:r>
+        <w:rPr>
+          <w:i/>
+        </w:rPr>
+        <w:t>Pletocarpon nephromeum</w:t>
+      </w:r>
+      <w:r>
+        <w:t xml:space="preserve"> (EN), som växer på stuplav. Ytterligare tre sällsynta lavparasiter, </w:t>
+      </w:r>
+      <w:r>
+        <w:rPr>
+          <w:i/>
+        </w:rPr>
+        <w:t>Protounguicularia nephromatis</w:t>
+      </w:r>
+      <w:r>
+        <w:t xml:space="preserve"> (VU), </w:t>
+      </w:r>
+      <w:r>
+        <w:rPr>
+          <w:i/>
+        </w:rPr>
+        <w:t>Refractohilum galligenum</w:t>
+      </w:r>
+      <w:r>
+        <w:t xml:space="preserve"> (NT) och </w:t>
+      </w:r>
+      <w:r>
+        <w:rPr>
+          <w:i/>
+        </w:rPr>
+        <w:t>Roselliniella nephromatis</w:t>
+      </w:r>
+      <w:r>
+        <w:t xml:space="preserve"> (DD), kan också påträffas på stuplav. Stuplav är typisk art för </w:t>
+      </w:r>
+      <w:r>
+        <w:rPr>
+          <w:i/>
+        </w:rPr>
+        <w:t>9010 Taiga</w:t>
+      </w:r>
+      <w:r>
+        <w:t xml:space="preserve"> (SLU Artdatabanken, 2026; Nitare &amp; Skogsstyrelsen, 2019).</w:t>
+      </w:r>
+    </w:p>
+    <w:p>
+      <w:r>
+        <w:rPr>
+          <w:b/>
+        </w:rPr>
+        <w:t xml:space="preserve">Vedtrappmossa (NT) </w:t>
+      </w:r>
+      <w:r>
+        <w:t xml:space="preserve">växer på död ved, främst i gammal granskog. Den förekommer knappast alls i fjällnära barrskogar utan finns i skogslandskapet nedom fjällen och framför allt i landets södra delar är den en mycket bra signalart för barrnaturskog med höga naturvärden. Skogsavverkning och brist på grov död ved i skogen är de allvarligaste hoten och den överlever inte kalhyggesbruk. Lokaler med sluten granskog, tillräckligt stora för att säkerställa ett kontinuerligt tillskott på grova lågor, bör undantas från storskaligt skogsbruk. Vedtrappmossa är typisk art för </w:t>
+      </w:r>
+      <w:r>
+        <w:rPr>
+          <w:i/>
+        </w:rPr>
+        <w:t>9010 Taiga</w:t>
+      </w:r>
+      <w:r>
+        <w:t xml:space="preserve"> (SLU Artdatabanken, 2024).</w:t>
+      </w:r>
+    </w:p>
+    <w:p>
+      <w:r>
+        <w:rPr>
+          <w:b/>
+        </w:rPr>
+        <w:t>Vitgrynig nållav (NT)</w:t>
+      </w:r>
+      <w:r>
+        <w:t xml:space="preserve"> växer nästan uteslutande på bark av gamla, senvuxna granar i skuggiga lägen med hög och jämn luftfuktighet. Den vanligaste naturtypen för arten är kontinuitetsskogar på frisk mark men den finns också i sumpgranskogar. På lång sikt utgör avverkningar av olikåldriga granskogar av naturskogskaraktär ett allvarligt hot mot arten och skogsbruksåtgärder på eller i närheten av växtplatserna bör undvikas. Naturskogsartade, fuktiga granskogar med förekomster av arten signalerar höga biologiska värden och bör bevaras (SLU Artdatabanken, 2024; Nitare &amp; Skogsstyrelsen, 2019).</w:t>
+      </w:r>
+    </w:p>
+    <w:p>
+      <w:pPr>
+        <w:pStyle w:val="Heading1"/>
+      </w:pPr>
+      <w:r>
+        <w:t>Typiska arter och EU:s art- och habitatdirektiv</w:t>
+      </w:r>
+    </w:p>
+    <w:p>
+      <w:r>
+        <w:t>Typiska arter används för att lokalisera områden med gynnsam bevarandestatus för de naturtyper som är listade i EU:s art- och habitatdirektiv. Ett exempel är Västlig taiga (EU-kod 9010) som saknar gynnsam bevarandestatus och minskar starkt som naturtyp i Sverige. Naturvårdsverket skriver i sin vägledning för Västlig taiga att dylika miljöer förutsätter normalt att skogarna skyddas långsiktigt, eftersom skogsbruk inte är förenligt med bevarande av naturtypen i gynnsamt tillstånd (Naturvårdsverket, 2011).</w:t>
+      </w:r>
+    </w:p>
+    <w:p>
+      <w:r>
+        <w:t>Följande typiska arter har sina livsmiljöer och växtplatser i den avverkningsanmälda skogen: garnlav (VU, T), gammelgransskål (NT, T), lavskrika (NT, T, §4), lunglav (NT, T), vedtrappmossa (NT, T), bårdlav (S, T), luddlav (S, T) och stuplav (S, T).</w:t>
+      </w:r>
+    </w:p>
+    <w:p>
+      <w:r>
+        <w:t>Enligt Sveriges Artikel 17 rapportering 2013 och 2019 till EU, har naturtypen Västlig taiga (9010) dålig bevarandestatus med negativ trend inom Sveriges boreala region. Skogsbruksåtgärder som avverkning, röjning och gallring pekas ut som några av de främst bidragande orsakerna till naturtypens dåliga status och negativa trend (SLU Artdatabanken, 2019). I EU:s uppföljning av tillståndet för naturtyperna i Skandinavien 2013 – 2018 framgår det att i den boreala regionen är tillståndet så dåligt för Västlig taiga (9010) att habitatet löper allvarlig risk att försvinna regionalt (EEA, 2022). Det allvarliga läget för den biologiska mångfalden i skogen framhålls även i Skogsstyren rapport 2026/07:</w:t>
+      </w:r>
+    </w:p>
+    <w:p>
+      <w:r>
+        <w:rPr>
+          <w:i/>
+        </w:rPr>
+        <w:t>"All avverkning av kända skogliga värdekärnor och sannolika kontinuitetsskogar behöver upphöra för att fylla bristen om 1,56 miljoner hektar bevarad livsmiljötyp. På grund av begränsade kvarvarande arealer av värdekärnor, naturskogar och kontinuitetsskogar leder fortsatt förlust av dessa till en påtaglig risk för långsiktigt negativa effekter för biologisk mångfald i skogslandskapet. Att de återstående arealerna bevaras och ges ett långsiktigt skydd bedöms därför vara av avgörande betydelse."</w:t>
+      </w:r>
+      <w:r>
+        <w:t xml:space="preserve"> (Skogsstyrelsen, 2026).</w:t>
+      </w:r>
+    </w:p>
+    <w:p>
+      <w:r>
+        <w:t>Trots detta har statusen för Västlig taiga ändrats till otillräcklig i stället för dålig i den senaste Artikel 17 rapporteringen 2025. Av Naturvårdsverkets rapport framgår det dock att de ändrade statusbedömningarna jämfört med rapporteringen 2019 inte beror på faktiska miljöförändringar. Ändringarna är av teknisk karaktär och främst en följd av resultaten från genomförda regeringsuppdrag och beslut inför rapporteringen 2025. Det är alltså politisk styrning i stället för faktiska förhållanden i naturen som ändrat på naturtypernas status i rapporteringen, vilket rimmar dåligt med såväl art- och habitatdirektivets syften och mål som med naturrestaureringsförordningen. I praktiken har dock Sveriges nya sätt att rapportera bevarandestatus till EU inte någon betydelse eftersom Naturvårdsverkets rapportering 2025 visar att Västlig taiga</w:t>
+      </w:r>
+      <w:r>
+        <w:rPr>
+          <w:b/>
+        </w:rPr>
+        <w:t xml:space="preserve"> </w:t>
+      </w:r>
+      <w:r>
+        <w:t>inte har gynnsam bevarandestatus.</w:t>
+      </w:r>
+    </w:p>
+    <w:p>
+      <w:r>
+        <w:t>Åtgärder som vidtas i enlighet med art- och habitatdirektivet ska enligt Artikel 2 syfta till att bibehålla eller återställa en gynnsam bevarandestatus hos livsmiljöer samt arter och vilda djur och växter av gemenskapsintresse. Enligt prejudikat från EU-domstolen ska en skogsbruksverksamhet utföras på ett sådant sätt som utgör ett förebyggande och hållbart skogsbruk för att betraktas som förenlig med bevarandekraven i direktivet (se EU-domstolens dom i de förenade målen C 473-19 och C 474-19).</w:t>
+      </w:r>
+    </w:p>
+    <w:p>
+      <w:r>
+        <w:t xml:space="preserve">Av artikel 1.e samma direktiv framgår att en livsmiljös bevarandestatus anses " gynnsam" när — dess naturliga utbredningsområde och de ytor den täcker inom detta område är stabila eller ökande, och — den särskilda struktur och de särskilda funktioner som är nödvändiga för att den skall kunna bibehållas på lång sikt finns, och sannolikt kommer att finnas under en överskådlig framtid, och — bevarandestatusen hos dess </w:t>
+      </w:r>
+      <w:r>
+        <w:rPr>
+          <w:b/>
+        </w:rPr>
+        <w:t>typiska arter</w:t>
+      </w:r>
+      <w:r>
+        <w:t xml:space="preserve"> är gynnsam enligt definitionen i artikel 1.i.</w:t>
+      </w:r>
+    </w:p>
+    <w:p>
+      <w:r>
+        <w:t>EU-direktiv är bindande för EU:s medlemsländer varvid det ankommer på Skogsstyrelsen som nationell tillsynsmyndighet att beakta syftet med EU:s art- och habitatdirektiv vid prövningen av en skogsbruksverksamhet, se Rådets direktiv 92/43/EEG. Se ytterligare information om EU:s livsmiljödirektiv i bilaga 2.</w:t>
       </w:r>
     </w:p>
     <w:p>
@@ -430,59 +544,46 @@
         <w:pStyle w:val="Heading1"/>
       </w:pPr>
       <w:r>
-        <w:t>Lunglav – ekologi samt krav på livsmiljön</w:t>
+        <w:t>Lavskrika – ekologi samt krav på livsmiljön</w:t>
       </w:r>
     </w:p>
     <w:p>
       <w:r>
-        <w:t xml:space="preserve">Lunglav (NT) är en av vårt lands främsta signalarter som överallt indikerar gamla lövträd, skogsbestånd med höga naturvärden och ekosystem med lång skoglig kontinuitet. Lokalt kan förekomsten vara mycket riklig men den hittas nästan enbart i gamla och ej slutavverkade skogar. Artens samtliga förekomster bör uppmärksammas från naturvårdssynpunkt, då många lokaler även hyser andra ovanliga och rödlistade arter, däribland de sällsynta lavparasiterna lunglavshårprick (CR), </w:t>
+        <w:t>Lavskrika är rödlistad som nära hotad (NT), fridlyst enligt 4 § artskyddsförordningen (2007:845) och ingår i förteckningen över prioriterade arter i Skogsstyrelsens föreskrifter och allmänna råd (SKSFS 2011:7) bilaga 4. Lavskrikan är en mycket stationär fågel, som häckar i äldre, slutna och hänglavsrika barrskogar. Nyckelfaktorer är flerskiktad skog med rik undervegetation samt riklig förekomst av hänglavar (SLU Artdatabanken, 2026).</w:t>
+      </w:r>
+    </w:p>
+    <w:p>
+      <w:r>
+        <w:t xml:space="preserve">I Skogsstyrelsens vägledning för hänsyn till fåglar står bland annat att: </w:t>
       </w:r>
       <w:r>
         <w:rPr>
           <w:i/>
         </w:rPr>
-        <w:t>Abrothallus diederichii</w:t>
-      </w:r>
-      <w:r>
-        <w:t xml:space="preserve"> (VU), </w:t>
+        <w:t>“Reviren är livslånga med hemområden som varierar mellan 50 och 150 ha. Hemområdena har inga fasta gränser utan det handlar mera om de yttre gränserna för familjegruppernas rörelser. Lavskrikan undviker att förflytta sig över stora öppna områden och hemområdesstorleken är därför större i områden fragmenterade av hyggen och yngre skog än i områden med i sammanhängande äldre skog. Det finns studier som antyder att det inom ett revir bör finnas maximalt 15 % öppna ytor och ungskog. Inom ett revir av hög kvalitet finns det som regel ett eller flera kärnområden (1–20 ha) med relativt tät flerskiktad granskog.”</w:t>
+      </w:r>
+      <w:r>
+        <w:t xml:space="preserve"> Vidare att: </w:t>
       </w:r>
       <w:r>
         <w:rPr>
           <w:i/>
         </w:rPr>
-        <w:t>Abrothallus lobariae</w:t>
-      </w:r>
-      <w:r>
-        <w:t xml:space="preserve"> (VU), </w:t>
+        <w:t>“Arten missgynnas när flerskiktad skog omförs till enskiktade bestånd. Även skogsskötsel med återkommande röjning och hård gallring är starkt negativt. Lavskrikan har relativt stora hemområden och försvinner när den äldre skogen fragmenteras, särskilt allvarligt är när kärnområdena avverkas.”</w:t>
+      </w:r>
+      <w:r>
+        <w:t xml:space="preserve"> (Skogsstyrelsen 2016).</w:t>
+      </w:r>
+    </w:p>
+    <w:p>
+      <w:r>
+        <w:t xml:space="preserve">Populationen har minskat med 20 (10–30) % under de senaste 15 åren och minskningstakten bedöms vara nära gränsvärdet för sårbar (VU). Arten försvinner successivt framför allt vid dess utbredningsgränser och populationen har minskat kontinuerligt under 2000-talet. Lavskrika är typisk art för </w:t>
       </w:r>
       <w:r>
         <w:rPr>
           <w:i/>
         </w:rPr>
-        <w:t>Calycina lobariae</w:t>
-      </w:r>
-      <w:r>
-        <w:t xml:space="preserve"> (VU), lunglavsknapp (VU) och skrovelmössing (VU), som växer på lunglav. Rikliga förekomster med lunglav bör skyddas med biotopskydd, frivilliga avsättningar eller reservat (SLU Artdatabanken, 2026; Nitare &amp; Skogsstyrelsen, 2019).</w:t>
-      </w:r>
-    </w:p>
-    <w:p>
-      <w:r>
-        <w:t xml:space="preserve">Lunglav är typisk art för </w:t>
-      </w:r>
-      <w:r>
-        <w:rPr>
-          <w:i/>
-        </w:rPr>
-        <w:t>9010 Taiga, 9020 Nordlig ädellövskog, 9110 Näringsfattig bokskog, 9130 Näringsrik bokskog, 9160 Näringsrik ekskog, 9180 Ädellövskog i branter, 9190 Näringsfattig ekskog, 9070 Trädklädd betesmark, 9040 Fjällbjörkskog</w:t>
-      </w:r>
-      <w:r>
-        <w:t xml:space="preserve"> och</w:t>
-      </w:r>
-      <w:r>
-        <w:rPr>
-          <w:i/>
-        </w:rPr>
-        <w:t xml:space="preserve"> 6530 Lövängar</w:t>
+        <w:t>9010 Taiga</w:t>
       </w:r>
       <w:r>
         <w:t xml:space="preserve"> (SLU Artdatabanken, 2026).</w:t>
@@ -493,21 +594,21 @@
         <w:pStyle w:val="Heading2"/>
       </w:pPr>
       <w:r>
-        <w:t>Referenser – lunglav</w:t>
+        <w:t>Referenser – lavskrika</w:t>
       </w:r>
     </w:p>
     <w:p>
       <w:r>
-        <w:t xml:space="preserve">Nitare, J. och Skogsstyrelsen, 2019. </w:t>
+        <w:t xml:space="preserve">Skogsstyrelsen, 2016. </w:t>
       </w:r>
       <w:r>
         <w:rPr>
           <w:i/>
         </w:rPr>
-        <w:t xml:space="preserve">Skyddsvärd skog – Naturvårdsarter och andra kriterier för naturvärdesbedömning. </w:t>
-      </w:r>
-      <w:r>
-        <w:t>Skogsstyrelsen.</w:t>
+        <w:t xml:space="preserve">Vägledning för hänsyn till fåglar – lavskrika. </w:t>
+      </w:r>
+      <w:r>
+        <w:t>https://www.skogsstyrelsen.se/globalassets/lag-och-tillsyn/artskydd/vagledningar-for-hansyn-till-faglar/lavskrika-vagledning-hansyn.pdf</w:t>
       </w:r>
     </w:p>
     <w:p>
@@ -521,7 +622,7 @@
         <w:t xml:space="preserve">Artfaktablad. Naturvård – artfakta. </w:t>
       </w:r>
       <w:r>
-        <w:t>SLU Artdatabanken, Uppsala.</w:t>
+        <w:t>SLU Artdatabanken, Uppsala</w:t>
       </w:r>
     </w:p>
     <w:p>
@@ -529,27 +630,62 @@
         <w:pStyle w:val="Heading1"/>
       </w:pPr>
       <w:r>
-        <w:t>Talltita – ekologi samt krav på livsmiljön</w:t>
+        <w:t>Lunglav – ekologi samt krav på livsmiljön</w:t>
       </w:r>
     </w:p>
     <w:p>
       <w:r>
-        <w:t>Talltita är rödlistad som NT, fridlyst och prioriterad art i Skogsvårdslagen. Den omfattas av EU:s fågeldirektiv. Arten har minskat kraftigt de senaste 30 åren och minskningstakten innevarande 10-årsperiod beräknas till 20 (10–30) % (SLU Artdatabanken, 2022).</w:t>
+        <w:t xml:space="preserve">Lunglav (NT) är en av vårt lands främsta signalarter som överallt indikerar gamla lövträd, skogsbestånd med höga naturvärden och ekosystem med lång skoglig kontinuitet. Lokalt kan förekomsten vara mycket riklig men den hittas nästan enbart i gamla och ej slutavverkade skogar. Artens samtliga förekomster bör uppmärksammas från naturvårdssynpunkt, då många lokaler även hyser andra ovanliga och rödlistade arter, däribland de sällsynta lavparasiterna lunglavshårprick (CR), </w:t>
+      </w:r>
+      <w:r>
+        <w:rPr>
+          <w:i/>
+        </w:rPr>
+        <w:t>Abrothallus diederichii</w:t>
+      </w:r>
+      <w:r>
+        <w:t xml:space="preserve"> (VU), </w:t>
+      </w:r>
+      <w:r>
+        <w:rPr>
+          <w:i/>
+        </w:rPr>
+        <w:t>Abrothallus lobariae</w:t>
+      </w:r>
+      <w:r>
+        <w:t xml:space="preserve"> (VU), </w:t>
+      </w:r>
+      <w:r>
+        <w:rPr>
+          <w:i/>
+        </w:rPr>
+        <w:t>Calycina lobariae</w:t>
+      </w:r>
+      <w:r>
+        <w:t xml:space="preserve"> (VU), lunglavsknapp (VU) och skrovelmössing (VU), som växer på lunglav. Rikliga förekomster med lunglav bör skyddas med biotopskydd, frivilliga avsättningar eller reservat (SLU Artdatabanken, 2026; Nitare &amp; Skogsstyrelsen, 2019).</w:t>
       </w:r>
     </w:p>
     <w:p>
       <w:r>
-        <w:t>Talltita föredrar större sammanhängande barrskogar, och finns såväl i tallskog som granskog och i lövblandad barrskog. Skogens struktur är viktig och ska helst vara flerskiktad med riklig underväxt av mindre granar, björk och andra lövträd och buskar. Tillgång på murknande högstubbar är särskilt viktig, eftersom talltitan helst själv hackar ut sitt bohål (SLU Artdatabanken, 2022).</w:t>
-      </w:r>
-    </w:p>
-    <w:p>
-      <w:r>
-        <w:t>Det finns flera studier som visar att talltita är känslig för gallring och inte överlever när dess livsmiljö kalavverkas (Eggers and Low, 2014; Griesser et al., 2007; Klein, 2020). Talltitans revir är förhållandevis stora, 10–20 hektar och arten missgynnas när skogen fragmenteras. Kalavverkning av större delar av reviret innebär att det överges (Artdatabanken, 2021).</w:t>
-      </w:r>
-    </w:p>
-    <w:p>
-      <w:r>
-        <w:t>Talltitan är synnerligen trogen sitt revir så länge paret lever och biotopen förblir intakt. Paret stannar i sitt revir året om. En förlust av ett revir har därför en stor inverkan på den lokala populationen och trakthyggesbruket anses vara orsak till den svenska populationens kraftiga minskning. Talltiteparets revirtrohet innebär att närhelst under året man observerar en adult talltita så ingår denna plats i reviret (Siffczyk et al., 2003; Ekman, 1979).</w:t>
+        <w:t xml:space="preserve">Lunglav är typisk art för </w:t>
+      </w:r>
+      <w:r>
+        <w:rPr>
+          <w:i/>
+        </w:rPr>
+        <w:t>9010 Taiga, 9020 Nordlig ädellövskog, 9110 Näringsfattig bokskog, 9130 Näringsrik bokskog, 9160 Näringsrik ekskog, 9180 Ädellövskog i branter, 9190 Näringsfattig ekskog, 9070 Trädklädd betesmark, 9040 Fjällbjörkskog</w:t>
+      </w:r>
+      <w:r>
+        <w:t xml:space="preserve"> och</w:t>
+      </w:r>
+      <w:r>
+        <w:rPr>
+          <w:i/>
+        </w:rPr>
+        <w:t xml:space="preserve"> 6530 Lövängar</w:t>
+      </w:r>
+      <w:r>
+        <w:t xml:space="preserve"> (SLU Artdatabanken, 2026).</w:t>
       </w:r>
     </w:p>
     <w:p>
@@ -557,6 +693,70 @@
         <w:pStyle w:val="Heading2"/>
       </w:pPr>
       <w:r>
+        <w:t>Referenser – lunglav</w:t>
+      </w:r>
+    </w:p>
+    <w:p>
+      <w:r>
+        <w:t xml:space="preserve">Nitare, J. och Skogsstyrelsen, 2019. </w:t>
+      </w:r>
+      <w:r>
+        <w:rPr>
+          <w:i/>
+        </w:rPr>
+        <w:t xml:space="preserve">Skyddsvärd skog – Naturvårdsarter och andra kriterier för naturvärdesbedömning. </w:t>
+      </w:r>
+      <w:r>
+        <w:t>Skogsstyrelsen.</w:t>
+      </w:r>
+    </w:p>
+    <w:p>
+      <w:r>
+        <w:t xml:space="preserve">SLU Artdatabanken, 2026. </w:t>
+      </w:r>
+      <w:r>
+        <w:rPr>
+          <w:i/>
+        </w:rPr>
+        <w:t xml:space="preserve">Artfaktablad. Naturvård – artfakta. </w:t>
+      </w:r>
+      <w:r>
+        <w:t>SLU Artdatabanken, Uppsala.</w:t>
+      </w:r>
+    </w:p>
+    <w:p>
+      <w:pPr>
+        <w:pStyle w:val="Heading1"/>
+      </w:pPr>
+      <w:r>
+        <w:t>Talltita – ekologi samt krav på livsmiljön</w:t>
+      </w:r>
+    </w:p>
+    <w:p>
+      <w:r>
+        <w:t>Talltita är rödlistad som NT, fridlyst och prioriterad art i Skogsvårdslagen. Den omfattas av EU:s fågeldirektiv. Arten har minskat kraftigt de senaste 30 åren och minskningstakten innevarande 10-årsperiod beräknas till 20 (10–30) % (SLU Artdatabanken, 2022).</w:t>
+      </w:r>
+    </w:p>
+    <w:p>
+      <w:r>
+        <w:t>Talltita föredrar större sammanhängande barrskogar, och finns såväl i tallskog som granskog och i lövblandad barrskog. Skogens struktur är viktig och ska helst vara flerskiktad med riklig underväxt av mindre granar, björk och andra lövträd och buskar. Tillgång på murknande högstubbar är särskilt viktig, eftersom talltitan helst själv hackar ut sitt bohål (SLU Artdatabanken, 2022).</w:t>
+      </w:r>
+    </w:p>
+    <w:p>
+      <w:r>
+        <w:t>Det finns flera studier som visar att talltita är känslig för gallring och inte överlever när dess livsmiljö kalavverkas (Eggers and Low, 2014; Griesser et al., 2007; Klein, 2020). Talltitans revir är förhållandevis stora, 10–20 hektar och arten missgynnas när skogen fragmenteras. Kalavverkning av större delar av reviret innebär att det överges (Artdatabanken, 2021).</w:t>
+      </w:r>
+    </w:p>
+    <w:p>
+      <w:r>
+        <w:t>Talltitan är synnerligen trogen sitt revir så länge paret lever och biotopen förblir intakt. Paret stannar i sitt revir året om. En förlust av ett revir har därför en stor inverkan på den lokala populationen och trakthyggesbruket anses vara orsak till den svenska populationens kraftiga minskning. Talltiteparets revirtrohet innebär att närhelst under året man observerar en adult talltita så ingår denna plats i reviret (Siffczyk et al., 2003; Ekman, 1979).</w:t>
+      </w:r>
+    </w:p>
+    <w:p>
+      <w:pPr>
+        <w:pStyle w:val="Heading2"/>
+      </w:pPr>
+      <w:r>
         <w:t>Referenser – talltita</w:t>
       </w:r>
     </w:p>
@@ -642,6 +842,254 @@
       </w:r>
       <w:r>
         <w:t>SLU Artdatabanken, Uppsala</w:t>
+      </w:r>
+    </w:p>
+    <w:p>
+      <w:r>
+        <w:br w:type="page"/>
+      </w:r>
+    </w:p>
+    <w:p>
+      <w:pPr>
+        <w:pStyle w:val="Title"/>
+      </w:pPr>
+      <w:r>
+        <w:t>BILAGA 2 – EU:s art- och habitatdirektiv, fågeldirektiv och naturrestaureringsförordning</w:t>
+      </w:r>
+    </w:p>
+    <w:p>
+      <w:pPr>
+        <w:pStyle w:val="Heading2"/>
+      </w:pPr>
+      <w:r>
+        <w:t>Förenlighet med EU-direktiv</w:t>
+      </w:r>
+    </w:p>
+    <w:p>
+      <w:r>
+        <w:t>EU-direktiv är bindande för EU:s medlemsländer varvid det ankommer på Skogsstyrelsen som nationell tillsynsmyndighet att beakta syftet med EU:s art- och habitatdirektiv respektive fågeldirektiv vid prövningen av en skogsbruksverksamhet, se Rådets direktiv 92/43/EEG samt 2009/147/EG. Nationella regler som omfattas av ett EU-direktiv ska enligt fast rättspraxis tolkas i enlighet med direktivet, vilket medför en skyldighet för myndigheten att tolka bestämmelser i nationell rätt i ljuset av direktivets ordalydelse, sammanhang och de mål som eftersträvas med direktivet (se EU-domstolens dom i mål C 477/19).</w:t>
+      </w:r>
+    </w:p>
+    <w:p>
+      <w:r>
+        <w:t>EU:s medlemsstater åläggs i Artikel 3 i fågeldirektivet generella skyldigheter avseende skydd, bevarande och återställande av tillräckligt stora och varierande livsmiljöer för de fågelarter som omfattas av direktivet. Medlemsstaterna ska vidta de åtgärder som är nödvändiga för att bibehålla populationen av fågelarterna på en nivå som svarar särskilt mot ekologiska, vetenskapliga och kulturella behov, eller återupprätta populationen av dessa arter till en sådan nivå (se Europaparlamentets och rådets direktiv 2009/147/EG).</w:t>
+      </w:r>
+    </w:p>
+    <w:p>
+      <w:r>
+        <w:t>Åtgärder som vidtas i enlighet med art- och habitatdirektivet (92/43/EEG) ska enligt Artikel 2 syfta till att bibehålla eller återställa en gynnsam bevarandestatus hos livsmiljöer samt arter och vilda djur och växter av gemenskapsintresse. Enligt prejudikat från EU-domstolen ska en skogsbruksverksamhet utföras på ett sådant sätt som utgör ett förebyggande och hållbart skogsbruk för att betraktas som förenlig med bevarandekraven i direktivet (se EU-domstolens dom i de förenade målen C 473-19 och C 474-19).</w:t>
+      </w:r>
+    </w:p>
+    <w:p>
+      <w:r>
+        <w:t xml:space="preserve">Av artikel 1.e samma direktiv framgår att en livsmiljös bevarandestatus anses " gynnsam" när — dess naturliga utbredningsområde och de ytor den täcker inom detta område är stabila eller ökande, och — den särskilda struktur och de särskilda funktioner som är nödvändiga för att den skall kunna bibehållas på lång sikt finns, och sannolikt kommer att finnas under en överskådlig framtid, och — bevarandestatusen hos dess </w:t>
+      </w:r>
+      <w:r>
+        <w:rPr>
+          <w:b/>
+        </w:rPr>
+        <w:t>typiska arter</w:t>
+      </w:r>
+      <w:r>
+        <w:t xml:space="preserve"> är gynnsam enligt definitionen i artikel 1.i. Typiska arter används för att lokalisera områden med gynnsam bevarandestatus för de naturtyper som ingår i EU:s art- och habitatdirektiv.</w:t>
+      </w:r>
+    </w:p>
+    <w:p>
+      <w:r>
+        <w:t>Västlig taiga (EU-kod 9010) saknar gynnsam bevarandestatus och minskar starkt som naturtyp i Sverige. Naturvårdsverket skriver i sin vägledning för västlig taiga att dylika miljöer förutsätter normalt att skogarna skyddas långsiktigt, eftersom skogsbruk inte är förenligt med bevarande av naturtypen i gynnsamt tillstånd (Naturvårdsverket, 2011). Enligt Sveriges Artikel 17 rapportering 2013 och 2019 till EU, har naturtypen Västlig taiga (9010) dålig bevarandestatus med negativ trend inom Sveriges boreala region. Skogsbruksåtgärder som avverkning, röjning och gallring pekas ut som några av de främst bidragande orsakerna till naturtypens dåliga status och negativa trend (SLU Artdatabanken, 2019). I EU:s uppföljning av tillståndet för naturtyperna i Skandinavien 2013 – 2018 framgår det att i den boreala regionen är tillståndet så dåligt för Västlig taiga (9010) att habitatet löper allvarlig risk att försvinna regionalt (EEA, 2022). Det allvarliga läget för den biologiska mångfalden i skogen framhålls även i Skogsstyren rapport 2026/07:</w:t>
+      </w:r>
+    </w:p>
+    <w:p>
+      <w:r>
+        <w:rPr>
+          <w:i/>
+        </w:rPr>
+        <w:t>"All avverkning av kända skogliga värdekärnor och sannolika kontinuitetsskogar behöver upphöra för att fylla bristen om 1,56 miljoner hektar bevarad livsmiljötyp. På grund av begränsade kvarvarande arealer av värdekärnor, naturskogar och kontinuitetsskogar leder fortsatt förlust av dessa till en påtaglig risk för långsiktigt negativa effekter för biologisk mångfald i skogslandskapet. Att de återstående arealerna bevaras och ges ett långsiktigt skydd bedöms därför vara av avgörande betydelse."</w:t>
+      </w:r>
+      <w:r>
+        <w:t xml:space="preserve"> (Skogsstyrelsen, 2026).</w:t>
+      </w:r>
+    </w:p>
+    <w:p>
+      <w:pPr>
+        <w:pStyle w:val="Caption"/>
+      </w:pPr>
+      <w:r>
+        <w:drawing>
+          <wp:inline xmlns:a="http://schemas.openxmlformats.org/drawingml/2006/main" xmlns:pic="http://schemas.openxmlformats.org/drawingml/2006/picture">
+            <wp:extent cx="5486400" cy="2905862"/>
+            <wp:docPr id="2" name="Picture 2"/>
+            <wp:cNvGraphicFramePr>
+              <a:graphicFrameLocks noChangeAspect="1"/>
+            </wp:cNvGraphicFramePr>
+            <a:graphic>
+              <a:graphicData uri="http://schemas.openxmlformats.org/drawingml/2006/picture">
+                <pic:pic>
+                  <pic:nvPicPr>
+                    <pic:cNvPr id="0" name="uppföljning av västlig taiga.jpeg"/>
+                    <pic:cNvPicPr/>
+                  </pic:nvPicPr>
+                  <pic:blipFill>
+                    <a:blip r:embed="rId17"/>
+                    <a:stretch>
+                      <a:fillRect/>
+                    </a:stretch>
+                  </pic:blipFill>
+                  <pic:spPr>
+                    <a:xfrm>
+                      <a:off x="0" y="0"/>
+                      <a:ext cx="5486400" cy="2905862"/>
+                    </a:xfrm>
+                    <a:prstGeom prst="rect"/>
+                  </pic:spPr>
+                </pic:pic>
+              </a:graphicData>
+            </a:graphic>
+          </wp:inline>
+        </w:drawing>
+      </w:r>
+    </w:p>
+    <w:p>
+      <w:pPr>
+        <w:pStyle w:val="Caption"/>
+      </w:pPr>
+      <w:r>
+        <w:t>EU:s uppföljning av tillståndet för naturtypen Västlig taiga 9010 i Skandinavien 2013 - 2018. Av kartan framgår det att i den boreala regionen är tillståndet så dåligt (röd färg) att habitatet löper allvarlig risk att försvinna regionalt. Källa: European Environment Agency. https:// eunis.eea.europoa.eu/habitats/10176.</w:t>
+      </w:r>
+    </w:p>
+    <w:p>
+      <w:r>
+        <w:t>Trots det allvarliga läget har statusen för Västlig taiga ändrats till otillräcklig i stället för dålig i den senaste Artikel 17 rapporteringen 2025. Av Naturvårdsverkets rapport framgår det dock att de ändrade statusbedömningarna jämfört med rapporteringen 2019 inte beror på faktiska miljöförändringar. Ändringarna är av teknisk karaktär och främst en följd av resultaten från genomförda regeringsuppdrag och beslut inför rapporteringen 2025. Det är alltså politisk styrning i stället för faktiska förhållanden i naturen som ändrat på naturtypernas status i rapporteringen, vilket rimmar dåligt med såväl art- och habitatdirektivets syften och mål som med naturrestaureringsförordningen. I praktiken har dock Sveriges nya sätt att rapportera bevarandestatus till EU inte någon betydelse eftersom Naturvårdsverkets rapportering 2025 visar att Västlig taiga inte har gynnsam bevarandestatus.</w:t>
+      </w:r>
+    </w:p>
+    <w:p>
+      <w:pPr>
+        <w:pStyle w:val="Heading2"/>
+      </w:pPr>
+      <w:r>
+        <w:t>EU:s naturrestaureringsförordning</w:t>
+      </w:r>
+    </w:p>
+    <w:p>
+      <w:r>
+        <w:t>Enligt EU:s naturrestaureringsförordning (EU 2024/1991) ska minst 20 % av landområden och minst 20 % av havsarealen vara restaurerad senast 2030, samt alla ekosystem som är i behov av restaurering senast 2050. Det framgår också av förordningen att det är viktigt att livsmiljötyperna inte försämras innan eller efter att restaureringar genomförts, se exempelvis punkt 37 förordningen.</w:t>
+      </w:r>
+    </w:p>
+    <w:p>
+      <w:r>
+        <w:t>”</w:t>
+      </w:r>
+      <w:r>
+        <w:rPr>
+          <w:i/>
+        </w:rPr>
+        <w:t>Det är viktigt att medlemsstaterna vidtar åtgärder som syftar till att säkerställa att tillståndet för områden som täcks av livsmiljötyper som omfattas av denna förordning och som omfattas av restaureringsåtgärder uppvisar en kontinuerlig förbättring till dess att de uppnår ett gott tillstånd, och att medlemsstaterna vidtar åtgärder som syftar till att säkerställa att dessa livsmiljötyper, när de har uppnått ett gott tillstånd, inte försämras avsevärt, så att det långsiktiga bibehållandet eller uppnåendet av gott tillstånd inte äventyras. (..) Det är också viktigt att medlemsstaterna anstränger sig för att förhindra avsevärd försämring av områden som täcks av sådana livsmiljötyper som antingen redan är i gott skick eller som inte är i gott skick men ännu inte omfattas av restaureringsåtgärder.”</w:t>
+      </w:r>
+    </w:p>
+    <w:p>
+      <w:r>
+        <w:rPr>
+          <w:b/>
+          <w:i/>
+        </w:rPr>
+        <w:t>Artikel 4(12):</w:t>
+      </w:r>
+    </w:p>
+    <w:p>
+      <w:r>
+        <w:rPr>
+          <w:i/>
+        </w:rPr>
+        <w:t>Utan att det påverkar tillämpningen av direktiv 92/43/EEG ska medlemsstaterna, senast den dag då deras nationella restaureringsplaner offentliggörs i enlighet med artikel 17.6 i denna förordning, eftersträva att genomföra de åtgärder som krävs för att förhindra avsevärd försämring av områden där de livsmiljötyper som förtecknas i bilaga I till denna förordning förekommer och som är i gott tillstånd eller som krävs för att uppnå de restaureringsmål som anges i punkt 17 i den här artikeln.</w:t>
+      </w:r>
+    </w:p>
+    <w:p>
+      <w:r>
+        <w:rPr>
+          <w:b/>
+          <w:i/>
+        </w:rPr>
+        <w:t>Artikel 4 (17).   Medlemsstaterna ska säkerställa</w:t>
+      </w:r>
+    </w:p>
+    <w:p>
+      <w:r>
+        <w:rPr>
+          <w:i/>
+        </w:rPr>
+        <w:t>a) en ökning av arealen i gott tillstånd för de livsmiljötyper som förtecknas i bilaga I till dess att minst 90 % är i gott tillstånd och till dess att den gynnsamma referensarealen för varje livsmiljötyp i varje biogeografisk region inom den berörda medlemsstaten har uppnåtts.</w:t>
+      </w:r>
+    </w:p>
+    <w:p>
+      <w:r>
+        <w:t>Referenser</w:t>
+      </w:r>
+    </w:p>
+    <w:p>
+      <w:r>
+        <w:t xml:space="preserve">EEA European Environment Agency, 2022. </w:t>
+      </w:r>
+      <w:r>
+        <w:rPr>
+          <w:i/>
+        </w:rPr>
+        <w:t xml:space="preserve">Western taiga – Conservation status 2013-2018. </w:t>
+      </w:r>
+      <w:r>
+        <w:t>https:// eunis.eea.europoa.eu/habitats/10176.</w:t>
+      </w:r>
+    </w:p>
+    <w:p>
+      <w:r>
+        <w:t>EU-domstolens dom av den 2 juli 2020 i målet C 477/19 (Europeisk hamster) p. 23.</w:t>
+      </w:r>
+    </w:p>
+    <w:p>
+      <w:r>
+        <w:t>EU-domstolens dom av den 4 mars 2021 i de förenade målen C 473-19 och C 474-19 (Skydda skogen) p. 70 och 76.</w:t>
+      </w:r>
+    </w:p>
+    <w:p>
+      <w:r>
+        <w:t>Europaparlamentets och rådets direktiv 2009/147/EG av den 30 november 2009 om bevarande av vilda fåglar.</w:t>
+      </w:r>
+    </w:p>
+    <w:p>
+      <w:r>
+        <w:t>EUROPAPARLAMENTETS OCH RÅDETS FÖRORDNING (EU) 2024/1991 av den 24 juni 2024 om restaurering av natur och om ändring av förordning (EU) 2022/869.</w:t>
+      </w:r>
+    </w:p>
+    <w:p>
+      <w:r>
+        <w:t>Rådets direktiv 92/43/EEG av den 21 mj 1992 om bevarande av livsmiljöer samt vilda djur och växter.</w:t>
+      </w:r>
+    </w:p>
+    <w:p>
+      <w:r>
+        <w:t xml:space="preserve">Skogsstyrelsen, 2026. </w:t>
+      </w:r>
+      <w:r>
+        <w:rPr>
+          <w:i/>
+        </w:rPr>
+        <w:t>Biologisk mångfald i skogen.</w:t>
+      </w:r>
+      <w:r>
+        <w:t xml:space="preserve"> Rapport 2026/07.</w:t>
+      </w:r>
+    </w:p>
+    <w:p>
+      <w:r>
+        <w:t xml:space="preserve">SLU Artdatabanken, 2019. </w:t>
+      </w:r>
+      <w:r>
+        <w:rPr>
+          <w:i/>
+        </w:rPr>
+        <w:t>Sveriges arter och naturtyper i EU:s art- och habitatdirektiv.</w:t>
+      </w:r>
+      <w:r>
+        <w:t xml:space="preserve"> Resultat från rapportering 2019 till EU av bevarandestatus 2013-2018.</w:t>
       </w:r>
     </w:p>
     <w:sectPr>
@@ -662,7 +1110,7 @@
 </file>
 
 <file path=word/endnotes.xml><?xml version="1.0" encoding="utf-8"?>
-<w:endnotes xmlns:wpc="http://schemas.microsoft.com/office/word/2010/wordprocessingCanvas" xmlns:cx="http://schemas.microsoft.com/office/drawing/2014/chartex" xmlns:cx1="http://schemas.microsoft.com/office/drawing/2015/9/8/chartex" xmlns:cx2="http://schemas.microsoft.com/office/drawing/2015/10/21/chartex" xmlns:cx3="http://schemas.microsoft.com/office/drawing/2016/5/9/chartex" xmlns:cx4="http://schemas.microsoft.com/office/drawing/2016/5/10/chartex" xmlns:cx5="http://schemas.microsoft.com/office/drawing/2016/5/11/chartex" xmlns:cx6="http://schemas.microsoft.com/office/drawing/2016/5/12/chartex" xmlns:cx7="http://schemas.microsoft.com/office/drawing/2016/5/13/chartex" xmlns:cx8="http://schemas.microsoft.com/office/drawing/2016/5/14/chartex" xmlns:mc="http://schemas.openxmlformats.org/markup-compatibility/2006" xmlns:aink="http://schemas.microsoft.com/office/drawing/2016/ink" xmlns:am3d="http://schemas.microsoft.com/office/drawing/2017/model3d" xmlns:o="urn:schemas-microsoft-com:office:office" xmlns:oel="http://schemas.microsoft.com/office/2019/extlst" xmlns:r="http://schemas.openxmlformats.org/officeDocument/2006/relationships" xmlns:m="http://schemas.openxmlformats.org/officeDocument/2006/math" xmlns:v="urn:schemas-microsoft-com:vml" xmlns:wp14="http://schemas.microsoft.com/office/word/2010/wordprocessingDrawing" xmlns:wp="http://schemas.openxmlformats.org/drawingml/2006/wordprocessingDrawing" xmlns:w10="urn:schemas-microsoft-com:office:word" xmlns:w="http://schemas.openxmlformats.org/wordprocessingml/2006/main" xmlns:w14="http://schemas.microsoft.com/office/word/2010/wordml" xmlns:w15="http://schemas.microsoft.com/office/word/2012/wordml" xmlns:w16cex="http://schemas.microsoft.com/office/word/2018/wordml/cex" xmlns:w16cid="http://schemas.microsoft.com/office/word/2016/wordml/cid" xmlns:w16="http://schemas.microsoft.com/office/word/2018/wordml" xmlns:w16sdtdh="http://schemas.microsoft.com/office/word/2020/wordml/sdtdatahash" xmlns:w16se="http://schemas.microsoft.com/office/word/2015/wordml/symex" xmlns:wpg="http://schemas.microsoft.com/office/word/2010/wordprocessingGroup" xmlns:wpi="http://schemas.microsoft.com/office/word/2010/wordprocessingInk" xmlns:wne="http://schemas.microsoft.com/office/word/2006/wordml" xmlns:wps="http://schemas.microsoft.com/office/word/2010/wordprocessingShape" mc:Ignorable="w14 w15 w16se w16cid w16 w16cex w16sdtdh wp14">
+<w:endnotes xmlns:wpc="http://schemas.microsoft.com/office/word/2010/wordprocessingCanvas" xmlns:cx="http://schemas.microsoft.com/office/drawing/2014/chartex" xmlns:cx1="http://schemas.microsoft.com/office/drawing/2015/9/8/chartex" xmlns:cx2="http://schemas.microsoft.com/office/drawing/2015/10/21/chartex" xmlns:cx3="http://schemas.microsoft.com/office/drawing/2016/5/9/chartex" xmlns:cx4="http://schemas.microsoft.com/office/drawing/2016/5/10/chartex" xmlns:cx5="http://schemas.microsoft.com/office/drawing/2016/5/11/chartex" xmlns:cx6="http://schemas.microsoft.com/office/drawing/2016/5/12/chartex" xmlns:cx7="http://schemas.microsoft.com/office/drawing/2016/5/13/chartex" xmlns:cx8="http://schemas.microsoft.com/office/drawing/2016/5/14/chartex" xmlns:mc="http://schemas.openxmlformats.org/markup-compatibility/2006" xmlns:aink="http://schemas.microsoft.com/office/drawing/2016/ink" xmlns:am3d="http://schemas.microsoft.com/office/drawing/2017/model3d" xmlns:o="urn:schemas-microsoft-com:office:office" xmlns:oel="http://schemas.microsoft.com/office/2019/extlst" xmlns:r="http://schemas.openxmlformats.org/officeDocument/2006/relationships" xmlns:m="http://schemas.openxmlformats.org/officeDocument/2006/math" xmlns:v="urn:schemas-microsoft-com:vml" xmlns:wp14="http://schemas.microsoft.com/office/word/2010/wordprocessingDrawing" xmlns:wp="http://schemas.openxmlformats.org/drawingml/2006/wordprocessingDrawing" xmlns:w10="urn:schemas-microsoft-com:office:word" xmlns:w="http://schemas.openxmlformats.org/wordprocessingml/2006/main" xmlns:w14="http://schemas.microsoft.com/office/word/2010/wordml" xmlns:w15="http://schemas.microsoft.com/office/word/2012/wordml" xmlns:w16cex="http://schemas.microsoft.com/office/word/2018/wordml/cex" xmlns:w16cid="http://schemas.microsoft.com/office/word/2016/wordml/cid" xmlns:w16="http://schemas.microsoft.com/office/word/2018/wordml" xmlns:w16du="http://schemas.microsoft.com/office/word/2023/wordml/word16du" xmlns:w16sdtdh="http://schemas.microsoft.com/office/word/2020/wordml/sdtdatahash" xmlns:w16sdtfl="http://schemas.microsoft.com/office/word/2024/wordml/sdtformatlock" xmlns:w16se="http://schemas.microsoft.com/office/word/2015/wordml/symex" xmlns:wpg="http://schemas.microsoft.com/office/word/2010/wordprocessingGroup" xmlns:wpi="http://schemas.microsoft.com/office/word/2010/wordprocessingInk" xmlns:wne="http://schemas.microsoft.com/office/word/2006/wordml" xmlns:wps="http://schemas.microsoft.com/office/word/2010/wordprocessingShape" mc:Ignorable="w14 w15 w16se w16cid w16 w16cex w16sdtdh w16sdtfl w16du wp14">
   <w:endnote w:type="separator" w:id="-1">
     <w:p>
       <w:pPr>
@@ -687,7 +1135,7 @@
 </file>
 
 <file path=word/footer1.xml><?xml version="1.0" encoding="utf-8"?>
-<w:ftr xmlns:wpc="http://schemas.microsoft.com/office/word/2010/wordprocessingCanvas" xmlns:cx="http://schemas.microsoft.com/office/drawing/2014/chartex" xmlns:cx1="http://schemas.microsoft.com/office/drawing/2015/9/8/chartex" xmlns:cx2="http://schemas.microsoft.com/office/drawing/2015/10/21/chartex" xmlns:cx3="http://schemas.microsoft.com/office/drawing/2016/5/9/chartex" xmlns:cx4="http://schemas.microsoft.com/office/drawing/2016/5/10/chartex" xmlns:cx5="http://schemas.microsoft.com/office/drawing/2016/5/11/chartex" xmlns:cx6="http://schemas.microsoft.com/office/drawing/2016/5/12/chartex" xmlns:cx7="http://schemas.microsoft.com/office/drawing/2016/5/13/chartex" xmlns:cx8="http://schemas.microsoft.com/office/drawing/2016/5/14/chartex" xmlns:mc="http://schemas.openxmlformats.org/markup-compatibility/2006" xmlns:aink="http://schemas.microsoft.com/office/drawing/2016/ink" xmlns:am3d="http://schemas.microsoft.com/office/drawing/2017/model3d" xmlns:o="urn:schemas-microsoft-com:office:office" xmlns:oel="http://schemas.microsoft.com/office/2019/extlst" xmlns:r="http://schemas.openxmlformats.org/officeDocument/2006/relationships" xmlns:m="http://schemas.openxmlformats.org/officeDocument/2006/math" xmlns:v="urn:schemas-microsoft-com:vml" xmlns:wp14="http://schemas.microsoft.com/office/word/2010/wordprocessingDrawing" xmlns:wp="http://schemas.openxmlformats.org/drawingml/2006/wordprocessingDrawing" xmlns:w10="urn:schemas-microsoft-com:office:word" xmlns:w="http://schemas.openxmlformats.org/wordprocessingml/2006/main" xmlns:w14="http://schemas.microsoft.com/office/word/2010/wordml" xmlns:w15="http://schemas.microsoft.com/office/word/2012/wordml" xmlns:w16cex="http://schemas.microsoft.com/office/word/2018/wordml/cex" xmlns:w16cid="http://schemas.microsoft.com/office/word/2016/wordml/cid" xmlns:w16="http://schemas.microsoft.com/office/word/2018/wordml" xmlns:w16sdtdh="http://schemas.microsoft.com/office/word/2020/wordml/sdtdatahash" xmlns:w16se="http://schemas.microsoft.com/office/word/2015/wordml/symex" xmlns:wpg="http://schemas.microsoft.com/office/word/2010/wordprocessingGroup" xmlns:wpi="http://schemas.microsoft.com/office/word/2010/wordprocessingInk" xmlns:wne="http://schemas.microsoft.com/office/word/2006/wordml" xmlns:wps="http://schemas.microsoft.com/office/word/2010/wordprocessingShape" mc:Ignorable="w14 w15 w16se w16cid w16 w16cex w16sdtdh wp14">
+<w:ftr xmlns:wpc="http://schemas.microsoft.com/office/word/2010/wordprocessingCanvas" xmlns:cx="http://schemas.microsoft.com/office/drawing/2014/chartex" xmlns:cx1="http://schemas.microsoft.com/office/drawing/2015/9/8/chartex" xmlns:cx2="http://schemas.microsoft.com/office/drawing/2015/10/21/chartex" xmlns:cx3="http://schemas.microsoft.com/office/drawing/2016/5/9/chartex" xmlns:cx4="http://schemas.microsoft.com/office/drawing/2016/5/10/chartex" xmlns:cx5="http://schemas.microsoft.com/office/drawing/2016/5/11/chartex" xmlns:cx6="http://schemas.microsoft.com/office/drawing/2016/5/12/chartex" xmlns:cx7="http://schemas.microsoft.com/office/drawing/2016/5/13/chartex" xmlns:cx8="http://schemas.microsoft.com/office/drawing/2016/5/14/chartex" xmlns:mc="http://schemas.openxmlformats.org/markup-compatibility/2006" xmlns:aink="http://schemas.microsoft.com/office/drawing/2016/ink" xmlns:am3d="http://schemas.microsoft.com/office/drawing/2017/model3d" xmlns:o="urn:schemas-microsoft-com:office:office" xmlns:oel="http://schemas.microsoft.com/office/2019/extlst" xmlns:r="http://schemas.openxmlformats.org/officeDocument/2006/relationships" xmlns:m="http://schemas.openxmlformats.org/officeDocument/2006/math" xmlns:v="urn:schemas-microsoft-com:vml" xmlns:wp14="http://schemas.microsoft.com/office/word/2010/wordprocessingDrawing" xmlns:wp="http://schemas.openxmlformats.org/drawingml/2006/wordprocessingDrawing" xmlns:w10="urn:schemas-microsoft-com:office:word" xmlns:w="http://schemas.openxmlformats.org/wordprocessingml/2006/main" xmlns:w14="http://schemas.microsoft.com/office/word/2010/wordml" xmlns:w15="http://schemas.microsoft.com/office/word/2012/wordml" xmlns:w16cex="http://schemas.microsoft.com/office/word/2018/wordml/cex" xmlns:w16cid="http://schemas.microsoft.com/office/word/2016/wordml/cid" xmlns:w16="http://schemas.microsoft.com/office/word/2018/wordml" xmlns:w16du="http://schemas.microsoft.com/office/word/2023/wordml/word16du" xmlns:w16sdtdh="http://schemas.microsoft.com/office/word/2020/wordml/sdtdatahash" xmlns:w16sdtfl="http://schemas.microsoft.com/office/word/2024/wordml/sdtformatlock" xmlns:w16se="http://schemas.microsoft.com/office/word/2015/wordml/symex" xmlns:wpg="http://schemas.microsoft.com/office/word/2010/wordprocessingGroup" xmlns:wpi="http://schemas.microsoft.com/office/word/2010/wordprocessingInk" xmlns:wne="http://schemas.microsoft.com/office/word/2006/wordml" xmlns:wps="http://schemas.microsoft.com/office/word/2010/wordprocessingShape" mc:Ignorable="w14 w15 w16se w16cid w16 w16cex w16sdtdh w16sdtfl w16du wp14">
   <w:p>
     <w:pPr>
       <w:pStyle w:val="Footer"/>
@@ -697,7 +1145,7 @@
 </file>
 
 <file path=word/footer2.xml><?xml version="1.0" encoding="utf-8"?>
-<w:ftr xmlns:wpc="http://schemas.microsoft.com/office/word/2010/wordprocessingCanvas" xmlns:cx="http://schemas.microsoft.com/office/drawing/2014/chartex" xmlns:cx1="http://schemas.microsoft.com/office/drawing/2015/9/8/chartex" xmlns:cx2="http://schemas.microsoft.com/office/drawing/2015/10/21/chartex" xmlns:cx3="http://schemas.microsoft.com/office/drawing/2016/5/9/chartex" xmlns:cx4="http://schemas.microsoft.com/office/drawing/2016/5/10/chartex" xmlns:cx5="http://schemas.microsoft.com/office/drawing/2016/5/11/chartex" xmlns:cx6="http://schemas.microsoft.com/office/drawing/2016/5/12/chartex" xmlns:cx7="http://schemas.microsoft.com/office/drawing/2016/5/13/chartex" xmlns:cx8="http://schemas.microsoft.com/office/drawing/2016/5/14/chartex" xmlns:mc="http://schemas.openxmlformats.org/markup-compatibility/2006" xmlns:aink="http://schemas.microsoft.com/office/drawing/2016/ink" xmlns:am3d="http://schemas.microsoft.com/office/drawing/2017/model3d" xmlns:o="urn:schemas-microsoft-com:office:office" xmlns:oel="http://schemas.microsoft.com/office/2019/extlst" xmlns:r="http://schemas.openxmlformats.org/officeDocument/2006/relationships" xmlns:m="http://schemas.openxmlformats.org/officeDocument/2006/math" xmlns:v="urn:schemas-microsoft-com:vml" xmlns:wp14="http://schemas.microsoft.com/office/word/2010/wordprocessingDrawing" xmlns:wp="http://schemas.openxmlformats.org/drawingml/2006/wordprocessingDrawing" xmlns:w10="urn:schemas-microsoft-com:office:word" xmlns:w="http://schemas.openxmlformats.org/wordprocessingml/2006/main" xmlns:w14="http://schemas.microsoft.com/office/word/2010/wordml" xmlns:w15="http://schemas.microsoft.com/office/word/2012/wordml" xmlns:w16cex="http://schemas.microsoft.com/office/word/2018/wordml/cex" xmlns:w16cid="http://schemas.microsoft.com/office/word/2016/wordml/cid" xmlns:w16="http://schemas.microsoft.com/office/word/2018/wordml" xmlns:w16sdtdh="http://schemas.microsoft.com/office/word/2020/wordml/sdtdatahash" xmlns:w16se="http://schemas.microsoft.com/office/word/2015/wordml/symex" xmlns:wpg="http://schemas.microsoft.com/office/word/2010/wordprocessingGroup" xmlns:wpi="http://schemas.microsoft.com/office/word/2010/wordprocessingInk" xmlns:wne="http://schemas.microsoft.com/office/word/2006/wordml" xmlns:wps="http://schemas.microsoft.com/office/word/2010/wordprocessingShape" mc:Ignorable="w14 w15 w16se w16cid w16 w16cex w16sdtdh wp14">
+<w:ftr xmlns:wpc="http://schemas.microsoft.com/office/word/2010/wordprocessingCanvas" xmlns:cx="http://schemas.microsoft.com/office/drawing/2014/chartex" xmlns:cx1="http://schemas.microsoft.com/office/drawing/2015/9/8/chartex" xmlns:cx2="http://schemas.microsoft.com/office/drawing/2015/10/21/chartex" xmlns:cx3="http://schemas.microsoft.com/office/drawing/2016/5/9/chartex" xmlns:cx4="http://schemas.microsoft.com/office/drawing/2016/5/10/chartex" xmlns:cx5="http://schemas.microsoft.com/office/drawing/2016/5/11/chartex" xmlns:cx6="http://schemas.microsoft.com/office/drawing/2016/5/12/chartex" xmlns:cx7="http://schemas.microsoft.com/office/drawing/2016/5/13/chartex" xmlns:cx8="http://schemas.microsoft.com/office/drawing/2016/5/14/chartex" xmlns:mc="http://schemas.openxmlformats.org/markup-compatibility/2006" xmlns:aink="http://schemas.microsoft.com/office/drawing/2016/ink" xmlns:am3d="http://schemas.microsoft.com/office/drawing/2017/model3d" xmlns:o="urn:schemas-microsoft-com:office:office" xmlns:oel="http://schemas.microsoft.com/office/2019/extlst" xmlns:r="http://schemas.openxmlformats.org/officeDocument/2006/relationships" xmlns:m="http://schemas.openxmlformats.org/officeDocument/2006/math" xmlns:v="urn:schemas-microsoft-com:vml" xmlns:wp14="http://schemas.microsoft.com/office/word/2010/wordprocessingDrawing" xmlns:wp="http://schemas.openxmlformats.org/drawingml/2006/wordprocessingDrawing" xmlns:w10="urn:schemas-microsoft-com:office:word" xmlns:w="http://schemas.openxmlformats.org/wordprocessingml/2006/main" xmlns:w14="http://schemas.microsoft.com/office/word/2010/wordml" xmlns:w15="http://schemas.microsoft.com/office/word/2012/wordml" xmlns:w16cex="http://schemas.microsoft.com/office/word/2018/wordml/cex" xmlns:w16cid="http://schemas.microsoft.com/office/word/2016/wordml/cid" xmlns:w16="http://schemas.microsoft.com/office/word/2018/wordml" xmlns:w16du="http://schemas.microsoft.com/office/word/2023/wordml/word16du" xmlns:w16sdtdh="http://schemas.microsoft.com/office/word/2020/wordml/sdtdatahash" xmlns:w16sdtfl="http://schemas.microsoft.com/office/word/2024/wordml/sdtformatlock" xmlns:w16se="http://schemas.microsoft.com/office/word/2015/wordml/symex" xmlns:wpg="http://schemas.microsoft.com/office/word/2010/wordprocessingGroup" xmlns:wpi="http://schemas.microsoft.com/office/word/2010/wordprocessingInk" xmlns:wne="http://schemas.microsoft.com/office/word/2006/wordml" xmlns:wps="http://schemas.microsoft.com/office/word/2010/wordprocessingShape" mc:Ignorable="w14 w15 w16se w16cid w16 w16cex w16sdtdh w16sdtfl w16du wp14">
   <w:p>
     <w:pPr>
       <w:pStyle w:val="Footer"/>
@@ -707,7 +1155,7 @@
 </file>
 
 <file path=word/footer3.xml><?xml version="1.0" encoding="utf-8"?>
-<w:ftr xmlns:wpc="http://schemas.microsoft.com/office/word/2010/wordprocessingCanvas" xmlns:cx="http://schemas.microsoft.com/office/drawing/2014/chartex" xmlns:cx1="http://schemas.microsoft.com/office/drawing/2015/9/8/chartex" xmlns:cx2="http://schemas.microsoft.com/office/drawing/2015/10/21/chartex" xmlns:cx3="http://schemas.microsoft.com/office/drawing/2016/5/9/chartex" xmlns:cx4="http://schemas.microsoft.com/office/drawing/2016/5/10/chartex" xmlns:cx5="http://schemas.microsoft.com/office/drawing/2016/5/11/chartex" xmlns:cx6="http://schemas.microsoft.com/office/drawing/2016/5/12/chartex" xmlns:cx7="http://schemas.microsoft.com/office/drawing/2016/5/13/chartex" xmlns:cx8="http://schemas.microsoft.com/office/drawing/2016/5/14/chartex" xmlns:mc="http://schemas.openxmlformats.org/markup-compatibility/2006" xmlns:aink="http://schemas.microsoft.com/office/drawing/2016/ink" xmlns:am3d="http://schemas.microsoft.com/office/drawing/2017/model3d" xmlns:o="urn:schemas-microsoft-com:office:office" xmlns:oel="http://schemas.microsoft.com/office/2019/extlst" xmlns:r="http://schemas.openxmlformats.org/officeDocument/2006/relationships" xmlns:m="http://schemas.openxmlformats.org/officeDocument/2006/math" xmlns:v="urn:schemas-microsoft-com:vml" xmlns:wp14="http://schemas.microsoft.com/office/word/2010/wordprocessingDrawing" xmlns:wp="http://schemas.openxmlformats.org/drawingml/2006/wordprocessingDrawing" xmlns:w10="urn:schemas-microsoft-com:office:word" xmlns:w="http://schemas.openxmlformats.org/wordprocessingml/2006/main" xmlns:w14="http://schemas.microsoft.com/office/word/2010/wordml" xmlns:w15="http://schemas.microsoft.com/office/word/2012/wordml" xmlns:w16cex="http://schemas.microsoft.com/office/word/2018/wordml/cex" xmlns:w16cid="http://schemas.microsoft.com/office/word/2016/wordml/cid" xmlns:w16="http://schemas.microsoft.com/office/word/2018/wordml" xmlns:w16sdtdh="http://schemas.microsoft.com/office/word/2020/wordml/sdtdatahash" xmlns:w16se="http://schemas.microsoft.com/office/word/2015/wordml/symex" xmlns:wpg="http://schemas.microsoft.com/office/word/2010/wordprocessingGroup" xmlns:wpi="http://schemas.microsoft.com/office/word/2010/wordprocessingInk" xmlns:wne="http://schemas.microsoft.com/office/word/2006/wordml" xmlns:wps="http://schemas.microsoft.com/office/word/2010/wordprocessingShape" mc:Ignorable="w14 w15 w16se w16cid w16 w16cex w16sdtdh wp14">
+<w:ftr xmlns:wpc="http://schemas.microsoft.com/office/word/2010/wordprocessingCanvas" xmlns:cx="http://schemas.microsoft.com/office/drawing/2014/chartex" xmlns:cx1="http://schemas.microsoft.com/office/drawing/2015/9/8/chartex" xmlns:cx2="http://schemas.microsoft.com/office/drawing/2015/10/21/chartex" xmlns:cx3="http://schemas.microsoft.com/office/drawing/2016/5/9/chartex" xmlns:cx4="http://schemas.microsoft.com/office/drawing/2016/5/10/chartex" xmlns:cx5="http://schemas.microsoft.com/office/drawing/2016/5/11/chartex" xmlns:cx6="http://schemas.microsoft.com/office/drawing/2016/5/12/chartex" xmlns:cx7="http://schemas.microsoft.com/office/drawing/2016/5/13/chartex" xmlns:cx8="http://schemas.microsoft.com/office/drawing/2016/5/14/chartex" xmlns:mc="http://schemas.openxmlformats.org/markup-compatibility/2006" xmlns:aink="http://schemas.microsoft.com/office/drawing/2016/ink" xmlns:am3d="http://schemas.microsoft.com/office/drawing/2017/model3d" xmlns:o="urn:schemas-microsoft-com:office:office" xmlns:oel="http://schemas.microsoft.com/office/2019/extlst" xmlns:r="http://schemas.openxmlformats.org/officeDocument/2006/relationships" xmlns:m="http://schemas.openxmlformats.org/officeDocument/2006/math" xmlns:v="urn:schemas-microsoft-com:vml" xmlns:wp14="http://schemas.microsoft.com/office/word/2010/wordprocessingDrawing" xmlns:wp="http://schemas.openxmlformats.org/drawingml/2006/wordprocessingDrawing" xmlns:w10="urn:schemas-microsoft-com:office:word" xmlns:w="http://schemas.openxmlformats.org/wordprocessingml/2006/main" xmlns:w14="http://schemas.microsoft.com/office/word/2010/wordml" xmlns:w15="http://schemas.microsoft.com/office/word/2012/wordml" xmlns:w16cex="http://schemas.microsoft.com/office/word/2018/wordml/cex" xmlns:w16cid="http://schemas.microsoft.com/office/word/2016/wordml/cid" xmlns:w16="http://schemas.microsoft.com/office/word/2018/wordml" xmlns:w16du="http://schemas.microsoft.com/office/word/2023/wordml/word16du" xmlns:w16sdtdh="http://schemas.microsoft.com/office/word/2020/wordml/sdtdatahash" xmlns:w16sdtfl="http://schemas.microsoft.com/office/word/2024/wordml/sdtformatlock" xmlns:w16se="http://schemas.microsoft.com/office/word/2015/wordml/symex" xmlns:wpg="http://schemas.microsoft.com/office/word/2010/wordprocessingGroup" xmlns:wpi="http://schemas.microsoft.com/office/word/2010/wordprocessingInk" xmlns:wne="http://schemas.microsoft.com/office/word/2006/wordml" xmlns:wps="http://schemas.microsoft.com/office/word/2010/wordprocessingShape" mc:Ignorable="w14 w15 w16se w16cid w16 w16cex w16sdtdh w16sdtfl w16du wp14">
   <w:p>
     <w:pPr>
       <w:pStyle w:val="Footer"/>
@@ -717,7 +1165,7 @@
 </file>
 
 <file path=word/footnotes.xml><?xml version="1.0" encoding="utf-8"?>
-<w:footnotes xmlns:wpc="http://schemas.microsoft.com/office/word/2010/wordprocessingCanvas" xmlns:cx="http://schemas.microsoft.com/office/drawing/2014/chartex" xmlns:cx1="http://schemas.microsoft.com/office/drawing/2015/9/8/chartex" xmlns:cx2="http://schemas.microsoft.com/office/drawing/2015/10/21/chartex" xmlns:cx3="http://schemas.microsoft.com/office/drawing/2016/5/9/chartex" xmlns:cx4="http://schemas.microsoft.com/office/drawing/2016/5/10/chartex" xmlns:cx5="http://schemas.microsoft.com/office/drawing/2016/5/11/chartex" xmlns:cx6="http://schemas.microsoft.com/office/drawing/2016/5/12/chartex" xmlns:cx7="http://schemas.microsoft.com/office/drawing/2016/5/13/chartex" xmlns:cx8="http://schemas.microsoft.com/office/drawing/2016/5/14/chartex" xmlns:mc="http://schemas.openxmlformats.org/markup-compatibility/2006" xmlns:aink="http://schemas.microsoft.com/office/drawing/2016/ink" xmlns:am3d="http://schemas.microsoft.com/office/drawing/2017/model3d" xmlns:o="urn:schemas-microsoft-com:office:office" xmlns:oel="http://schemas.microsoft.com/office/2019/extlst" xmlns:r="http://schemas.openxmlformats.org/officeDocument/2006/relationships" xmlns:m="http://schemas.openxmlformats.org/officeDocument/2006/math" xmlns:v="urn:schemas-microsoft-com:vml" xmlns:wp14="http://schemas.microsoft.com/office/word/2010/wordprocessingDrawing" xmlns:wp="http://schemas.openxmlformats.org/drawingml/2006/wordprocessingDrawing" xmlns:w10="urn:schemas-microsoft-com:office:word" xmlns:w="http://schemas.openxmlformats.org/wordprocessingml/2006/main" xmlns:w14="http://schemas.microsoft.com/office/word/2010/wordml" xmlns:w15="http://schemas.microsoft.com/office/word/2012/wordml" xmlns:w16cex="http://schemas.microsoft.com/office/word/2018/wordml/cex" xmlns:w16cid="http://schemas.microsoft.com/office/word/2016/wordml/cid" xmlns:w16="http://schemas.microsoft.com/office/word/2018/wordml" xmlns:w16sdtdh="http://schemas.microsoft.com/office/word/2020/wordml/sdtdatahash" xmlns:w16se="http://schemas.microsoft.com/office/word/2015/wordml/symex" xmlns:wpg="http://schemas.microsoft.com/office/word/2010/wordprocessingGroup" xmlns:wpi="http://schemas.microsoft.com/office/word/2010/wordprocessingInk" xmlns:wne="http://schemas.microsoft.com/office/word/2006/wordml" xmlns:wps="http://schemas.microsoft.com/office/word/2010/wordprocessingShape" mc:Ignorable="w14 w15 w16se w16cid w16 w16cex w16sdtdh wp14">
+<w:footnotes xmlns:wpc="http://schemas.microsoft.com/office/word/2010/wordprocessingCanvas" xmlns:cx="http://schemas.microsoft.com/office/drawing/2014/chartex" xmlns:cx1="http://schemas.microsoft.com/office/drawing/2015/9/8/chartex" xmlns:cx2="http://schemas.microsoft.com/office/drawing/2015/10/21/chartex" xmlns:cx3="http://schemas.microsoft.com/office/drawing/2016/5/9/chartex" xmlns:cx4="http://schemas.microsoft.com/office/drawing/2016/5/10/chartex" xmlns:cx5="http://schemas.microsoft.com/office/drawing/2016/5/11/chartex" xmlns:cx6="http://schemas.microsoft.com/office/drawing/2016/5/12/chartex" xmlns:cx7="http://schemas.microsoft.com/office/drawing/2016/5/13/chartex" xmlns:cx8="http://schemas.microsoft.com/office/drawing/2016/5/14/chartex" xmlns:mc="http://schemas.openxmlformats.org/markup-compatibility/2006" xmlns:aink="http://schemas.microsoft.com/office/drawing/2016/ink" xmlns:am3d="http://schemas.microsoft.com/office/drawing/2017/model3d" xmlns:o="urn:schemas-microsoft-com:office:office" xmlns:oel="http://schemas.microsoft.com/office/2019/extlst" xmlns:r="http://schemas.openxmlformats.org/officeDocument/2006/relationships" xmlns:m="http://schemas.openxmlformats.org/officeDocument/2006/math" xmlns:v="urn:schemas-microsoft-com:vml" xmlns:wp14="http://schemas.microsoft.com/office/word/2010/wordprocessingDrawing" xmlns:wp="http://schemas.openxmlformats.org/drawingml/2006/wordprocessingDrawing" xmlns:w10="urn:schemas-microsoft-com:office:word" xmlns:w="http://schemas.openxmlformats.org/wordprocessingml/2006/main" xmlns:w14="http://schemas.microsoft.com/office/word/2010/wordml" xmlns:w15="http://schemas.microsoft.com/office/word/2012/wordml" xmlns:w16cex="http://schemas.microsoft.com/office/word/2018/wordml/cex" xmlns:w16cid="http://schemas.microsoft.com/office/word/2016/wordml/cid" xmlns:w16="http://schemas.microsoft.com/office/word/2018/wordml" xmlns:w16du="http://schemas.microsoft.com/office/word/2023/wordml/word16du" xmlns:w16sdtdh="http://schemas.microsoft.com/office/word/2020/wordml/sdtdatahash" xmlns:w16sdtfl="http://schemas.microsoft.com/office/word/2024/wordml/sdtformatlock" xmlns:w16se="http://schemas.microsoft.com/office/word/2015/wordml/symex" xmlns:wpg="http://schemas.microsoft.com/office/word/2010/wordprocessingGroup" xmlns:wpi="http://schemas.microsoft.com/office/word/2010/wordprocessingInk" xmlns:wne="http://schemas.microsoft.com/office/word/2006/wordml" xmlns:wps="http://schemas.microsoft.com/office/word/2010/wordprocessingShape" mc:Ignorable="w14 w15 w16se w16cid w16 w16cex w16sdtdh w16sdtfl w16du wp14">
   <w:footnote w:type="separator" w:id="-1">
     <w:p>
       <w:pPr>
@@ -742,7 +1190,7 @@
 </file>
 
 <file path=word/header1.xml><?xml version="1.0" encoding="utf-8"?>
-<w:hdr xmlns:wpc="http://schemas.microsoft.com/office/word/2010/wordprocessingCanvas" xmlns:cx="http://schemas.microsoft.com/office/drawing/2014/chartex" xmlns:cx1="http://schemas.microsoft.com/office/drawing/2015/9/8/chartex" xmlns:cx2="http://schemas.microsoft.com/office/drawing/2015/10/21/chartex" xmlns:cx3="http://schemas.microsoft.com/office/drawing/2016/5/9/chartex" xmlns:cx4="http://schemas.microsoft.com/office/drawing/2016/5/10/chartex" xmlns:cx5="http://schemas.microsoft.com/office/drawing/2016/5/11/chartex" xmlns:cx6="http://schemas.microsoft.com/office/drawing/2016/5/12/chartex" xmlns:cx7="http://schemas.microsoft.com/office/drawing/2016/5/13/chartex" xmlns:cx8="http://schemas.microsoft.com/office/drawing/2016/5/14/chartex" xmlns:mc="http://schemas.openxmlformats.org/markup-compatibility/2006" xmlns:aink="http://schemas.microsoft.com/office/drawing/2016/ink" xmlns:am3d="http://schemas.microsoft.com/office/drawing/2017/model3d" xmlns:o="urn:schemas-microsoft-com:office:office" xmlns:oel="http://schemas.microsoft.com/office/2019/extlst" xmlns:r="http://schemas.openxmlformats.org/officeDocument/2006/relationships" xmlns:m="http://schemas.openxmlformats.org/officeDocument/2006/math" xmlns:v="urn:schemas-microsoft-com:vml" xmlns:wp14="http://schemas.microsoft.com/office/word/2010/wordprocessingDrawing" xmlns:wp="http://schemas.openxmlformats.org/drawingml/2006/wordprocessingDrawing" xmlns:w10="urn:schemas-microsoft-com:office:word" xmlns:w="http://schemas.openxmlformats.org/wordprocessingml/2006/main" xmlns:w14="http://schemas.microsoft.com/office/word/2010/wordml" xmlns:w15="http://schemas.microsoft.com/office/word/2012/wordml" xmlns:w16cex="http://schemas.microsoft.com/office/word/2018/wordml/cex" xmlns:w16cid="http://schemas.microsoft.com/office/word/2016/wordml/cid" xmlns:w16="http://schemas.microsoft.com/office/word/2018/wordml" xmlns:w16sdtdh="http://schemas.microsoft.com/office/word/2020/wordml/sdtdatahash" xmlns:w16se="http://schemas.microsoft.com/office/word/2015/wordml/symex" xmlns:wpg="http://schemas.microsoft.com/office/word/2010/wordprocessingGroup" xmlns:wpi="http://schemas.microsoft.com/office/word/2010/wordprocessingInk" xmlns:wne="http://schemas.microsoft.com/office/word/2006/wordml" xmlns:wps="http://schemas.microsoft.com/office/word/2010/wordprocessingShape" mc:Ignorable="w14 w15 w16se w16cid w16 w16cex w16sdtdh wp14">
+<w:hdr xmlns:wpc="http://schemas.microsoft.com/office/word/2010/wordprocessingCanvas" xmlns:cx="http://schemas.microsoft.com/office/drawing/2014/chartex" xmlns:cx1="http://schemas.microsoft.com/office/drawing/2015/9/8/chartex" xmlns:cx2="http://schemas.microsoft.com/office/drawing/2015/10/21/chartex" xmlns:cx3="http://schemas.microsoft.com/office/drawing/2016/5/9/chartex" xmlns:cx4="http://schemas.microsoft.com/office/drawing/2016/5/10/chartex" xmlns:cx5="http://schemas.microsoft.com/office/drawing/2016/5/11/chartex" xmlns:cx6="http://schemas.microsoft.com/office/drawing/2016/5/12/chartex" xmlns:cx7="http://schemas.microsoft.com/office/drawing/2016/5/13/chartex" xmlns:cx8="http://schemas.microsoft.com/office/drawing/2016/5/14/chartex" xmlns:mc="http://schemas.openxmlformats.org/markup-compatibility/2006" xmlns:aink="http://schemas.microsoft.com/office/drawing/2016/ink" xmlns:am3d="http://schemas.microsoft.com/office/drawing/2017/model3d" xmlns:o="urn:schemas-microsoft-com:office:office" xmlns:oel="http://schemas.microsoft.com/office/2019/extlst" xmlns:r="http://schemas.openxmlformats.org/officeDocument/2006/relationships" xmlns:m="http://schemas.openxmlformats.org/officeDocument/2006/math" xmlns:v="urn:schemas-microsoft-com:vml" xmlns:wp14="http://schemas.microsoft.com/office/word/2010/wordprocessingDrawing" xmlns:wp="http://schemas.openxmlformats.org/drawingml/2006/wordprocessingDrawing" xmlns:w10="urn:schemas-microsoft-com:office:word" xmlns:w="http://schemas.openxmlformats.org/wordprocessingml/2006/main" xmlns:w14="http://schemas.microsoft.com/office/word/2010/wordml" xmlns:w15="http://schemas.microsoft.com/office/word/2012/wordml" xmlns:w16cex="http://schemas.microsoft.com/office/word/2018/wordml/cex" xmlns:w16cid="http://schemas.microsoft.com/office/word/2016/wordml/cid" xmlns:w16="http://schemas.microsoft.com/office/word/2018/wordml" xmlns:w16du="http://schemas.microsoft.com/office/word/2023/wordml/word16du" xmlns:w16sdtdh="http://schemas.microsoft.com/office/word/2020/wordml/sdtdatahash" xmlns:w16sdtfl="http://schemas.microsoft.com/office/word/2024/wordml/sdtformatlock" xmlns:w16se="http://schemas.microsoft.com/office/word/2015/wordml/symex" xmlns:wpg="http://schemas.microsoft.com/office/word/2010/wordprocessingGroup" xmlns:wpi="http://schemas.microsoft.com/office/word/2010/wordprocessingInk" xmlns:wne="http://schemas.microsoft.com/office/word/2006/wordml" xmlns:wps="http://schemas.microsoft.com/office/word/2010/wordprocessingShape" mc:Ignorable="w14 w15 w16se w16cid w16 w16cex w16sdtdh w16sdtfl w16du wp14">
   <w:p>
     <w:pPr>
       <w:pStyle w:val="Header"/>
@@ -752,7 +1200,7 @@
 </file>
 
 <file path=word/header2.xml><?xml version="1.0" encoding="utf-8"?>
-<w:hdr xmlns:wpc="http://schemas.microsoft.com/office/word/2010/wordprocessingCanvas" xmlns:cx="http://schemas.microsoft.com/office/drawing/2014/chartex" xmlns:cx1="http://schemas.microsoft.com/office/drawing/2015/9/8/chartex" xmlns:cx2="http://schemas.microsoft.com/office/drawing/2015/10/21/chartex" xmlns:cx3="http://schemas.microsoft.com/office/drawing/2016/5/9/chartex" xmlns:cx4="http://schemas.microsoft.com/office/drawing/2016/5/10/chartex" xmlns:cx5="http://schemas.microsoft.com/office/drawing/2016/5/11/chartex" xmlns:cx6="http://schemas.microsoft.com/office/drawing/2016/5/12/chartex" xmlns:cx7="http://schemas.microsoft.com/office/drawing/2016/5/13/chartex" xmlns:cx8="http://schemas.microsoft.com/office/drawing/2016/5/14/chartex" xmlns:mc="http://schemas.openxmlformats.org/markup-compatibility/2006" xmlns:aink="http://schemas.microsoft.com/office/drawing/2016/ink" xmlns:am3d="http://schemas.microsoft.com/office/drawing/2017/model3d" xmlns:o="urn:schemas-microsoft-com:office:office" xmlns:oel="http://schemas.microsoft.com/office/2019/extlst" xmlns:r="http://schemas.openxmlformats.org/officeDocument/2006/relationships" xmlns:m="http://schemas.openxmlformats.org/officeDocument/2006/math" xmlns:v="urn:schemas-microsoft-com:vml" xmlns:wp14="http://schemas.microsoft.com/office/word/2010/wordprocessingDrawing" xmlns:wp="http://schemas.openxmlformats.org/drawingml/2006/wordprocessingDrawing" xmlns:w10="urn:schemas-microsoft-com:office:word" xmlns:w="http://schemas.openxmlformats.org/wordprocessingml/2006/main" xmlns:w14="http://schemas.microsoft.com/office/word/2010/wordml" xmlns:w15="http://schemas.microsoft.com/office/word/2012/wordml" xmlns:w16cex="http://schemas.microsoft.com/office/word/2018/wordml/cex" xmlns:w16cid="http://schemas.microsoft.com/office/word/2016/wordml/cid" xmlns:w16="http://schemas.microsoft.com/office/word/2018/wordml" xmlns:w16sdtdh="http://schemas.microsoft.com/office/word/2020/wordml/sdtdatahash" xmlns:w16se="http://schemas.microsoft.com/office/word/2015/wordml/symex" xmlns:wpg="http://schemas.microsoft.com/office/word/2010/wordprocessingGroup" xmlns:wpi="http://schemas.microsoft.com/office/word/2010/wordprocessingInk" xmlns:wne="http://schemas.microsoft.com/office/word/2006/wordml" xmlns:wps="http://schemas.microsoft.com/office/word/2010/wordprocessingShape" mc:Ignorable="w14 w15 w16se w16cid w16 w16cex w16sdtdh wp14">
+<w:hdr xmlns:wpc="http://schemas.microsoft.com/office/word/2010/wordprocessingCanvas" xmlns:cx="http://schemas.microsoft.com/office/drawing/2014/chartex" xmlns:cx1="http://schemas.microsoft.com/office/drawing/2015/9/8/chartex" xmlns:cx2="http://schemas.microsoft.com/office/drawing/2015/10/21/chartex" xmlns:cx3="http://schemas.microsoft.com/office/drawing/2016/5/9/chartex" xmlns:cx4="http://schemas.microsoft.com/office/drawing/2016/5/10/chartex" xmlns:cx5="http://schemas.microsoft.com/office/drawing/2016/5/11/chartex" xmlns:cx6="http://schemas.microsoft.com/office/drawing/2016/5/12/chartex" xmlns:cx7="http://schemas.microsoft.com/office/drawing/2016/5/13/chartex" xmlns:cx8="http://schemas.microsoft.com/office/drawing/2016/5/14/chartex" xmlns:mc="http://schemas.openxmlformats.org/markup-compatibility/2006" xmlns:aink="http://schemas.microsoft.com/office/drawing/2016/ink" xmlns:am3d="http://schemas.microsoft.com/office/drawing/2017/model3d" xmlns:o="urn:schemas-microsoft-com:office:office" xmlns:oel="http://schemas.microsoft.com/office/2019/extlst" xmlns:r="http://schemas.openxmlformats.org/officeDocument/2006/relationships" xmlns:m="http://schemas.openxmlformats.org/officeDocument/2006/math" xmlns:v="urn:schemas-microsoft-com:vml" xmlns:wp14="http://schemas.microsoft.com/office/word/2010/wordprocessingDrawing" xmlns:wp="http://schemas.openxmlformats.org/drawingml/2006/wordprocessingDrawing" xmlns:w10="urn:schemas-microsoft-com:office:word" xmlns:w="http://schemas.openxmlformats.org/wordprocessingml/2006/main" xmlns:w14="http://schemas.microsoft.com/office/word/2010/wordml" xmlns:w15="http://schemas.microsoft.com/office/word/2012/wordml" xmlns:w16cex="http://schemas.microsoft.com/office/word/2018/wordml/cex" xmlns:w16cid="http://schemas.microsoft.com/office/word/2016/wordml/cid" xmlns:w16="http://schemas.microsoft.com/office/word/2018/wordml" xmlns:w16du="http://schemas.microsoft.com/office/word/2023/wordml/word16du" xmlns:w16sdtdh="http://schemas.microsoft.com/office/word/2020/wordml/sdtdatahash" xmlns:w16sdtfl="http://schemas.microsoft.com/office/word/2024/wordml/sdtformatlock" xmlns:w16se="http://schemas.microsoft.com/office/word/2015/wordml/symex" xmlns:wpg="http://schemas.microsoft.com/office/word/2010/wordprocessingGroup" xmlns:wpi="http://schemas.microsoft.com/office/word/2010/wordprocessingInk" xmlns:wne="http://schemas.microsoft.com/office/word/2006/wordml" xmlns:wps="http://schemas.microsoft.com/office/word/2010/wordprocessingShape" mc:Ignorable="w14 w15 w16se w16cid w16 w16cex w16sdtdh w16sdtfl w16du wp14">
   <w:p>
     <w:pPr>
       <w:pStyle w:val="Header"/>
@@ -763,7 +1211,7 @@
 </file>
 
 <file path=word/header3.xml><?xml version="1.0" encoding="utf-8"?>
-<w:hdr xmlns:wpc="http://schemas.microsoft.com/office/word/2010/wordprocessingCanvas" xmlns:cx="http://schemas.microsoft.com/office/drawing/2014/chartex" xmlns:cx1="http://schemas.microsoft.com/office/drawing/2015/9/8/chartex" xmlns:cx2="http://schemas.microsoft.com/office/drawing/2015/10/21/chartex" xmlns:cx3="http://schemas.microsoft.com/office/drawing/2016/5/9/chartex" xmlns:cx4="http://schemas.microsoft.com/office/drawing/2016/5/10/chartex" xmlns:cx5="http://schemas.microsoft.com/office/drawing/2016/5/11/chartex" xmlns:cx6="http://schemas.microsoft.com/office/drawing/2016/5/12/chartex" xmlns:cx7="http://schemas.microsoft.com/office/drawing/2016/5/13/chartex" xmlns:cx8="http://schemas.microsoft.com/office/drawing/2016/5/14/chartex" xmlns:mc="http://schemas.openxmlformats.org/markup-compatibility/2006" xmlns:aink="http://schemas.microsoft.com/office/drawing/2016/ink" xmlns:am3d="http://schemas.microsoft.com/office/drawing/2017/model3d" xmlns:o="urn:schemas-microsoft-com:office:office" xmlns:oel="http://schemas.microsoft.com/office/2019/extlst" xmlns:r="http://schemas.openxmlformats.org/officeDocument/2006/relationships" xmlns:m="http://schemas.openxmlformats.org/officeDocument/2006/math" xmlns:v="urn:schemas-microsoft-com:vml" xmlns:wp14="http://schemas.microsoft.com/office/word/2010/wordprocessingDrawing" xmlns:wp="http://schemas.openxmlformats.org/drawingml/2006/wordprocessingDrawing" xmlns:w10="urn:schemas-microsoft-com:office:word" xmlns:w="http://schemas.openxmlformats.org/wordprocessingml/2006/main" xmlns:w14="http://schemas.microsoft.com/office/word/2010/wordml" xmlns:w15="http://schemas.microsoft.com/office/word/2012/wordml" xmlns:w16cex="http://schemas.microsoft.com/office/word/2018/wordml/cex" xmlns:w16cid="http://schemas.microsoft.com/office/word/2016/wordml/cid" xmlns:w16="http://schemas.microsoft.com/office/word/2018/wordml" xmlns:w16sdtdh="http://schemas.microsoft.com/office/word/2020/wordml/sdtdatahash" xmlns:w16se="http://schemas.microsoft.com/office/word/2015/wordml/symex" xmlns:wpg="http://schemas.microsoft.com/office/word/2010/wordprocessingGroup" xmlns:wpi="http://schemas.microsoft.com/office/word/2010/wordprocessingInk" xmlns:wne="http://schemas.microsoft.com/office/word/2006/wordml" xmlns:wps="http://schemas.microsoft.com/office/word/2010/wordprocessingShape" mc:Ignorable="w14 w15 w16se w16cid w16 w16cex w16sdtdh wp14">
+<w:hdr xmlns:wpc="http://schemas.microsoft.com/office/word/2010/wordprocessingCanvas" xmlns:cx="http://schemas.microsoft.com/office/drawing/2014/chartex" xmlns:cx1="http://schemas.microsoft.com/office/drawing/2015/9/8/chartex" xmlns:cx2="http://schemas.microsoft.com/office/drawing/2015/10/21/chartex" xmlns:cx3="http://schemas.microsoft.com/office/drawing/2016/5/9/chartex" xmlns:cx4="http://schemas.microsoft.com/office/drawing/2016/5/10/chartex" xmlns:cx5="http://schemas.microsoft.com/office/drawing/2016/5/11/chartex" xmlns:cx6="http://schemas.microsoft.com/office/drawing/2016/5/12/chartex" xmlns:cx7="http://schemas.microsoft.com/office/drawing/2016/5/13/chartex" xmlns:cx8="http://schemas.microsoft.com/office/drawing/2016/5/14/chartex" xmlns:mc="http://schemas.openxmlformats.org/markup-compatibility/2006" xmlns:aink="http://schemas.microsoft.com/office/drawing/2016/ink" xmlns:am3d="http://schemas.microsoft.com/office/drawing/2017/model3d" xmlns:o="urn:schemas-microsoft-com:office:office" xmlns:oel="http://schemas.microsoft.com/office/2019/extlst" xmlns:r="http://schemas.openxmlformats.org/officeDocument/2006/relationships" xmlns:m="http://schemas.openxmlformats.org/officeDocument/2006/math" xmlns:v="urn:schemas-microsoft-com:vml" xmlns:wp14="http://schemas.microsoft.com/office/word/2010/wordprocessingDrawing" xmlns:wp="http://schemas.openxmlformats.org/drawingml/2006/wordprocessingDrawing" xmlns:w10="urn:schemas-microsoft-com:office:word" xmlns:w="http://schemas.openxmlformats.org/wordprocessingml/2006/main" xmlns:w14="http://schemas.microsoft.com/office/word/2010/wordml" xmlns:w15="http://schemas.microsoft.com/office/word/2012/wordml" xmlns:w16cex="http://schemas.microsoft.com/office/word/2018/wordml/cex" xmlns:w16cid="http://schemas.microsoft.com/office/word/2016/wordml/cid" xmlns:w16="http://schemas.microsoft.com/office/word/2018/wordml" xmlns:w16du="http://schemas.microsoft.com/office/word/2023/wordml/word16du" xmlns:w16sdtdh="http://schemas.microsoft.com/office/word/2020/wordml/sdtdatahash" xmlns:w16sdtfl="http://schemas.microsoft.com/office/word/2024/wordml/sdtformatlock" xmlns:w16se="http://schemas.microsoft.com/office/word/2015/wordml/symex" xmlns:wpg="http://schemas.microsoft.com/office/word/2010/wordprocessingGroup" xmlns:wpi="http://schemas.microsoft.com/office/word/2010/wordprocessingInk" xmlns:wne="http://schemas.microsoft.com/office/word/2006/wordml" xmlns:wps="http://schemas.microsoft.com/office/word/2010/wordprocessingShape" mc:Ignorable="w14 w15 w16se w16cid w16 w16cex w16sdtdh w16sdtfl w16du wp14">
   <w:p>
     <w:pPr>
       <w:pStyle w:val="Header"/>
@@ -772,7 +1220,7 @@
     <w:r>
       <w:tab/>
       <w:tab/>
-      <w:t>2026-06-17</w:t>
+      <w:t>2026-06-18</w:t>
       <w:br/>
       <w:br/>
     </w:r>
@@ -785,7 +1233,7 @@
 </file>
 
 <file path=word/numbering.xml><?xml version="1.0" encoding="utf-8"?>
-<w:numbering xmlns:wpc="http://schemas.microsoft.com/office/word/2010/wordprocessingCanvas" xmlns:cx="http://schemas.microsoft.com/office/drawing/2014/chartex" xmlns:cx1="http://schemas.microsoft.com/office/drawing/2015/9/8/chartex" xmlns:cx2="http://schemas.microsoft.com/office/drawing/2015/10/21/chartex" xmlns:cx3="http://schemas.microsoft.com/office/drawing/2016/5/9/chartex" xmlns:cx4="http://schemas.microsoft.com/office/drawing/2016/5/10/chartex" xmlns:cx5="http://schemas.microsoft.com/office/drawing/2016/5/11/chartex" xmlns:cx6="http://schemas.microsoft.com/office/drawing/2016/5/12/chartex" xmlns:cx7="http://schemas.microsoft.com/office/drawing/2016/5/13/chartex" xmlns:cx8="http://schemas.microsoft.com/office/drawing/2016/5/14/chartex" xmlns:mc="http://schemas.openxmlformats.org/markup-compatibility/2006" xmlns:aink="http://schemas.microsoft.com/office/drawing/2016/ink" xmlns:am3d="http://schemas.microsoft.com/office/drawing/2017/model3d" xmlns:o="urn:schemas-microsoft-com:office:office" xmlns:oel="http://schemas.microsoft.com/office/2019/extlst" xmlns:r="http://schemas.openxmlformats.org/officeDocument/2006/relationships" xmlns:m="http://schemas.openxmlformats.org/officeDocument/2006/math" xmlns:v="urn:schemas-microsoft-com:vml" xmlns:wp14="http://schemas.microsoft.com/office/word/2010/wordprocessingDrawing" xmlns:wp="http://schemas.openxmlformats.org/drawingml/2006/wordprocessingDrawing" xmlns:w10="urn:schemas-microsoft-com:office:word" xmlns:w="http://schemas.openxmlformats.org/wordprocessingml/2006/main" xmlns:w14="http://schemas.microsoft.com/office/word/2010/wordml" xmlns:w15="http://schemas.microsoft.com/office/word/2012/wordml" xmlns:w16cex="http://schemas.microsoft.com/office/word/2018/wordml/cex" xmlns:w16cid="http://schemas.microsoft.com/office/word/2016/wordml/cid" xmlns:w16="http://schemas.microsoft.com/office/word/2018/wordml" xmlns:w16sdtdh="http://schemas.microsoft.com/office/word/2020/wordml/sdtdatahash" xmlns:w16se="http://schemas.microsoft.com/office/word/2015/wordml/symex" xmlns:wpg="http://schemas.microsoft.com/office/word/2010/wordprocessingGroup" xmlns:wpi="http://schemas.microsoft.com/office/word/2010/wordprocessingInk" xmlns:wne="http://schemas.microsoft.com/office/word/2006/wordml" xmlns:wps="http://schemas.microsoft.com/office/word/2010/wordprocessingShape" mc:Ignorable="w14 w15 w16se w16cid w16 w16cex w16sdtdh wp14">
+<w:numbering xmlns:wpc="http://schemas.microsoft.com/office/word/2010/wordprocessingCanvas" xmlns:cx="http://schemas.microsoft.com/office/drawing/2014/chartex" xmlns:cx1="http://schemas.microsoft.com/office/drawing/2015/9/8/chartex" xmlns:cx2="http://schemas.microsoft.com/office/drawing/2015/10/21/chartex" xmlns:cx3="http://schemas.microsoft.com/office/drawing/2016/5/9/chartex" xmlns:cx4="http://schemas.microsoft.com/office/drawing/2016/5/10/chartex" xmlns:cx5="http://schemas.microsoft.com/office/drawing/2016/5/11/chartex" xmlns:cx6="http://schemas.microsoft.com/office/drawing/2016/5/12/chartex" xmlns:cx7="http://schemas.microsoft.com/office/drawing/2016/5/13/chartex" xmlns:cx8="http://schemas.microsoft.com/office/drawing/2016/5/14/chartex" xmlns:mc="http://schemas.openxmlformats.org/markup-compatibility/2006" xmlns:aink="http://schemas.microsoft.com/office/drawing/2016/ink" xmlns:am3d="http://schemas.microsoft.com/office/drawing/2017/model3d" xmlns:o="urn:schemas-microsoft-com:office:office" xmlns:oel="http://schemas.microsoft.com/office/2019/extlst" xmlns:r="http://schemas.openxmlformats.org/officeDocument/2006/relationships" xmlns:m="http://schemas.openxmlformats.org/officeDocument/2006/math" xmlns:v="urn:schemas-microsoft-com:vml" xmlns:wp14="http://schemas.microsoft.com/office/word/2010/wordprocessingDrawing" xmlns:wp="http://schemas.openxmlformats.org/drawingml/2006/wordprocessingDrawing" xmlns:w10="urn:schemas-microsoft-com:office:word" xmlns:w="http://schemas.openxmlformats.org/wordprocessingml/2006/main" xmlns:w14="http://schemas.microsoft.com/office/word/2010/wordml" xmlns:w15="http://schemas.microsoft.com/office/word/2012/wordml" xmlns:w16cex="http://schemas.microsoft.com/office/word/2018/wordml/cex" xmlns:w16cid="http://schemas.microsoft.com/office/word/2016/wordml/cid" xmlns:w16="http://schemas.microsoft.com/office/word/2018/wordml" xmlns:w16du="http://schemas.microsoft.com/office/word/2023/wordml/word16du" xmlns:w16sdtdh="http://schemas.microsoft.com/office/word/2020/wordml/sdtdatahash" xmlns:w16sdtfl="http://schemas.microsoft.com/office/word/2024/wordml/sdtformatlock" xmlns:w16se="http://schemas.microsoft.com/office/word/2015/wordml/symex" xmlns:wpg="http://schemas.microsoft.com/office/word/2010/wordprocessingGroup" xmlns:wpi="http://schemas.microsoft.com/office/word/2010/wordprocessingInk" xmlns:wne="http://schemas.microsoft.com/office/word/2006/wordml" xmlns:wps="http://schemas.microsoft.com/office/word/2010/wordprocessingShape" mc:Ignorable="w14 w15 w16se w16cid w16 w16cex w16sdtdh w16sdtfl w16du wp14">
   <w:abstractNum w:abstractNumId="0" w15:restartNumberingAfterBreak="0">
     <w:nsid w:val="FFFFFF7C"/>
     <w:multiLevelType w:val="singleLevel"/>
@@ -988,7 +1436,7 @@
 </file>
 
 <file path=word/styles.xml><?xml version="1.0" encoding="utf-8"?>
-<w:styles xmlns:mc="http://schemas.openxmlformats.org/markup-compatibility/2006" xmlns:r="http://schemas.openxmlformats.org/officeDocument/2006/relationships" xmlns:w="http://schemas.openxmlformats.org/wordprocessingml/2006/main" xmlns:w14="http://schemas.microsoft.com/office/word/2010/wordml" xmlns:w15="http://schemas.microsoft.com/office/word/2012/wordml" xmlns:w16cex="http://schemas.microsoft.com/office/word/2018/wordml/cex" xmlns:w16cid="http://schemas.microsoft.com/office/word/2016/wordml/cid" xmlns:w16="http://schemas.microsoft.com/office/word/2018/wordml" xmlns:w16sdtdh="http://schemas.microsoft.com/office/word/2020/wordml/sdtdatahash" xmlns:w16se="http://schemas.microsoft.com/office/word/2015/wordml/symex" mc:Ignorable="w14 w15 w16se w16cid w16 w16cex w16sdtdh">
+<w:styles xmlns:mc="http://schemas.openxmlformats.org/markup-compatibility/2006" xmlns:r="http://schemas.openxmlformats.org/officeDocument/2006/relationships" xmlns:w="http://schemas.openxmlformats.org/wordprocessingml/2006/main" xmlns:w14="http://schemas.microsoft.com/office/word/2010/wordml" xmlns:w15="http://schemas.microsoft.com/office/word/2012/wordml" xmlns:w16cex="http://schemas.microsoft.com/office/word/2018/wordml/cex" xmlns:w16cid="http://schemas.microsoft.com/office/word/2016/wordml/cid" xmlns:w16="http://schemas.microsoft.com/office/word/2018/wordml" xmlns:w16du="http://schemas.microsoft.com/office/word/2023/wordml/word16du" xmlns:w16sdtdh="http://schemas.microsoft.com/office/word/2020/wordml/sdtdatahash" xmlns:w16sdtfl="http://schemas.microsoft.com/office/word/2024/wordml/sdtformatlock" xmlns:w16se="http://schemas.microsoft.com/office/word/2015/wordml/symex" mc:Ignorable="w14 w15 w16se w16cid w16 w16cex w16sdtdh w16sdtfl w16du">
   <w:docDefaults>
     <w:rPrDefault>
       <w:rPr>
@@ -1746,7 +2194,7 @@
     <w:link w:val="TitleChar"/>
     <w:uiPriority w:val="10"/>
     <w:qFormat/>
-    <w:rsid w:val="007106C8"/>
+    <w:rsid w:val="00E854FA"/>
     <w:pPr>
       <w:spacing w:after="300" w:line="240" w:lineRule="auto"/>
       <w:contextualSpacing/>
@@ -1756,7 +2204,7 @@
       <w:rFonts w:eastAsiaTheme="majorEastAsia" w:cstheme="majorBidi"/>
       <w:spacing w:val="5"/>
       <w:kern w:val="28"/>
-      <w:sz w:val="52"/>
+      <w:sz w:val="40"/>
       <w:szCs w:val="52"/>
       <w:lang w:val="sv-SE" w:eastAsia="en-US" w:bidi="ar-SA"/>
     </w:rPr>
@@ -1766,12 +2214,12 @@
     <w:basedOn w:val="DefaultParagraphFont"/>
     <w:link w:val="Title"/>
     <w:uiPriority w:val="10"/>
-    <w:rsid w:val="007106C8"/>
+    <w:rsid w:val="00E854FA"/>
     <w:rPr>
       <w:rFonts w:ascii="Times New Roman" w:eastAsiaTheme="majorEastAsia" w:hAnsi="Times New Roman" w:cstheme="majorBidi"/>
       <w:spacing w:val="5"/>
       <w:kern w:val="28"/>
-      <w:sz w:val="52"/>
+      <w:sz w:val="40"/>
       <w:szCs w:val="52"/>
       <w:lang w:val="sv-SE" w:eastAsia="en-US" w:bidi="ar-SA"/>
     </w:rPr>

--- a/tillsyn/A 60620-2025 tillsynsbegäran.docx
+++ b/tillsyn/A 60620-2025 tillsynsbegäran.docx
@@ -1220,7 +1220,7 @@
     <w:r>
       <w:tab/>
       <w:tab/>
-      <w:t>2026-06-18</w:t>
+      <w:t>2026-06-19</w:t>
       <w:br/>
       <w:br/>
     </w:r>

--- a/tillsyn/A 60620-2025 tillsynsbegäran.docx
+++ b/tillsyn/A 60620-2025 tillsynsbegäran.docx
@@ -1220,7 +1220,7 @@
     <w:r>
       <w:tab/>
       <w:tab/>
-      <w:t>2026-06-19</w:t>
+      <w:t>2026-06-20</w:t>
       <w:br/>
       <w:br/>
     </w:r>

--- a/tillsyn/A 60620-2025 tillsynsbegäran.docx
+++ b/tillsyn/A 60620-2025 tillsynsbegäran.docx
@@ -12,10 +12,7 @@
     </w:p>
     <w:p>
       <w:r>
-        <w:t>Detta dokument behandlar höga naturvärden i avverkningsanmälan A 60620-2025 i Bräcke kommun som inkom 2025-12-05 och omfattar 3,5 ha.</w:t>
-      </w:r>
-      <w:r>
-        <w:t xml:space="preserve"> I Figur 1 visas fyndplatser för naturvårdsarter i området, som finns registrerade på Artportalen.</w:t>
+        <w:t>Denna tillsynsbegäran behandlar höga naturvärden i avverkningsanmälan A 60620-2025 i Bräcke kommun som inkom 2025-12-05 och omfattar 3,5 ha.</w:t>
       </w:r>
     </w:p>
     <w:p>
@@ -63,27 +60,12 @@
         <w:spacing w:after="240"/>
       </w:pPr>
       <w:r>
-        <w:t>Figur 1. Fyndplatser för naturvårdsarter i avverkningsanmälan (röd linje). Inom parentes anges rödlistekategorier, S för signalarter, Tför typiska arter och fridlysningsparagrafer i artskyddsförordningen.Markörer utan svart kant är placerade på fyndplatsen. Markörer med svart kant är placerade vid sidan av fyndplatsen och har ett svart streck som visar fyndplatsens exakta position. Kartans mittpunktskoordinat är N 6973363, E 555388 i SWEREF 99 TM.</w:t>
+        <w:t>Figur 1. Fyndplatser för naturvårdsarter i avverkningsanmälan. Markörer utan svart kant är placerade på fyndplatsen. Markörer med svart kant är placerade vid sidan av fyndplatsen har ett svart streck som visar fyndplatsens exakta position. Kartans mittpunktskoordinat är N 6973363, E 555388 i SWEREF 99 TM.</w:t>
       </w:r>
     </w:p>
     <w:p>
       <w:r>
-        <w:t>Vi begär härmed att Skogsstyrelsen fattar beslut enligt miljöbalken som säkerställer att skogens höga naturvärden bevaras samt att EU-lagstiftning efterlevs och att artskyddsbrott förhindras.</w:t>
-      </w:r>
-    </w:p>
-    <w:p>
-      <w:r>
-        <w:t>Vi begär vidare att Skogsstyrelsen säkerställer att inga skador eller försämringar av naturtypens bevarandestatus i området tillåts ske. Se Rådets direktiv 92/43/EEG samt ickeförsämringskravet i EU:s naturrestaureringsförordning (EU 2024/1991).</w:t>
-      </w:r>
-    </w:p>
-    <w:p>
-      <w:r>
-        <w:t>Vi önskar även ta del av de ställningstaganden och beslut som myndigheten meddelar till följd av aktuell avverkningsanmälan och föreningens inlaga (se 34 § förvaltningslagen).</w:t>
-      </w:r>
-    </w:p>
-    <w:p>
-      <w:r>
-        <w:t>Nedan beskrivs fynd av naturvårdsarter och fridlysta arter som gjorts i det avverkningsanmälda området. I BILAGA 1 finns artfakta om fridlysta och rödlistade arter.</w:t>
+        <w:t>I avverkningsanmälan finns fynd av 11 naturvårdsarter, varav 7 är rödlistade, 3 är fridlysta, 8 är typiska (T) och 3 är signalarter (S): garnlav (VU, T), gammelgransskål (NT, T), lavskrika (NT, T, §4), lunglav (NT, T), talltita (NT, §4), vedtrappmossa (NT, T), vitgrynig nållav (NT), bårdlav (S, T), luddlav (S, T), stuplav (S, T) och revlummer (§9). Se Figur 1.</w:t>
       </w:r>
     </w:p>
     <w:p>
@@ -91,35 +73,356 @@
         <w:pStyle w:val="Heading1"/>
       </w:pPr>
       <w:r>
-        <w:t>Naturvårdsarter</w:t>
+        <w:t>Tillsynsbegäran</w:t>
       </w:r>
     </w:p>
     <w:p>
       <w:r>
-        <w:t>I avverkningsanmälan har följande 11 naturvårdsarter hittats: garnlav (VU, T), gammelgransskål (NT, T), lavskrika (NT, T, §4), lunglav (NT, T), talltita (NT, §4), vedtrappmossa (NT, T), vitgrynig nållav (NT), bårdlav (S, T), luddlav (S, T), stuplav (S, T) och revlummer (§9). Av dessa är 7 rödlistade. För rödlistade arter har rödlistekategorin angivits inom parentes. Arter som är signalarter enligt Skogsstyrelsen har markerats med (S). Typiska arter inom Natura 2000 som är kopplade till skogsekosystem har markerats med (T). För fridlysta arter anges även paragrafen i Artskyddsförordningen som arten är fridlyst enligt.</w:t>
+        <w:t>Vi begär härmed att Skogsstyrelsen fattar beslut enligt miljöbalken som säkerställer att skogens höga naturvärden bevaras samt att EU-lagstiftning efterlevs och att artskyddsbrott förhindras.</w:t>
       </w:r>
     </w:p>
     <w:p>
       <w:r>
-        <w:t>De påträffade naturvårdsarterna är ett tydligt kvitto på att det rör sig om en skog med höga naturvärden.</w:t>
+        <w:t>Vi begär vidare att Skogsstyrelsen säkerställer att inga skador eller försämringar av naturtypens bevarandestatus i området tillåts ske. Se Rådets direktiv 92/43/EEG samt ickeförsämringskravet i EU:s naturrestaureringsförordning (EU 2024/1991).</w:t>
+      </w:r>
+    </w:p>
+    <w:p>
+      <w:r>
+        <w:t>Vi önskar även ta del av de ställningstaganden och beslut som myndigheten meddelar till följd av aktuell avverkningsanmälan och föreningens inlaga (se 34 § förvaltningslagen).</w:t>
       </w:r>
     </w:p>
     <w:p>
       <w:pPr>
-        <w:pStyle w:val="Heading2"/>
+        <w:pStyle w:val="Heading1"/>
       </w:pPr>
       <w:r>
-        <w:t>Fridlysta arter</w:t>
+        <w:t>Naturvårdsarter och fridlysta arter</w:t>
       </w:r>
     </w:p>
     <w:p>
       <w:r>
-        <w:t>Följande fridlysta arter har sina livsmiljöer och växtplatser i den avverkningsanmälda skogen: lavskrika (NT, T, §4), talltita (NT, §4) och revlummer (§9).</w:t>
+        <w:t>Nedan följer beskrivningar av de naturvårdsarter och fridlysta arter som har sina livsmiljöer och växtplatser i den avverkningsanmälda skogen. Se även ytterligare artfakta i BILAGA 1. De påträffade naturvårdsarterna är ett tydligt kvitto på att det rör sig om en skog med höga naturvärden.</w:t>
       </w:r>
     </w:p>
     <w:p>
       <w:r>
-        <w:t xml:space="preserve">Observera att medlemsländerna är skyldiga att agera i enlighet med EU:s fågeldirektiv där det uttryckligen står att direktivet gäller för fåglar samt för deras ägg, bon och </w:t>
+        <w:rPr>
+          <w:b/>
+        </w:rPr>
+        <w:t>Garnlav (VU)</w:t>
+      </w:r>
+      <w:r>
+        <w:t xml:space="preserve"> är en utpräglad barrskogsart som ibland kan drapera träden i norrländska grannaturskogar med hög luftfuktighet. Den förekommer även i talldominerade bestånd där den, förutom i trädens grenverk, påträffas hängande över ojämnheter i tallbarken. Arten har minskat starkt i södra och mellersta Sverige och den minskar även i sitt nordliga utbredningsområde. Minskningstakten uppgår till 30 (20–50) % inom 50 år och överstiger gränsvärdet för Sårbar (VU). Orsaken till tillbakagången beror främst på slutavverkningar av naturskogsartade skogar. Bestånd med riklig förekomst bör regelmässigt sparas, vilket även gynnar flera andra sällsynta och rödlistade arter. Garnlav är värdväxt för den mycket sällsynta och akut hotade fjärilen barrskogslavfly (CR) som hör hemma i boreala barrskogar med riklig förekomst av värdväxten. Tidigare kunde arten konstateras årligen på flera platser vid Dala-Floda i Dalarna innan lokalerna kalavverkades. Senaste fyndet i landet av barrskogslavfly är från år 2000 då den påträffades vid Högberget i Sollefteå kommun. Garnlav är typisk art för </w:t>
+      </w:r>
+      <w:r>
+        <w:rPr>
+          <w:i/>
+        </w:rPr>
+        <w:t xml:space="preserve">9010 Taiga </w:t>
+      </w:r>
+      <w:r>
+        <w:t>och</w:t>
+      </w:r>
+      <w:r>
+        <w:rPr>
+          <w:i/>
+        </w:rPr>
+        <w:t xml:space="preserve"> 9070 Trädklädd betesmark</w:t>
+      </w:r>
+      <w:r>
+        <w:t xml:space="preserve"> (SLU Artdatabanken, 2026).</w:t>
+      </w:r>
+    </w:p>
+    <w:p>
+      <w:r>
+        <w:rPr>
+          <w:b/>
+        </w:rPr>
+        <w:t>Gammelgransskål (NT)</w:t>
+      </w:r>
+      <w:r>
+        <w:t xml:space="preserve"> är en liten skålsvamp som växer på gamla granar med skrovlig bark. Typiska växtplatser är gransumpskog i myrkanter, bäckdråg, bäckraviner och skuggiga bergssluttningar, men också skog på torrare mark kan hysa arten om beståndet har stark naturskogskaraktär. Bestånd med arten bör behandlas som nyckelbiotoper och sparas vid en slutavverkning. Även gallring bör undvikas. Gammelgransskål är typisk art för </w:t>
+      </w:r>
+      <w:r>
+        <w:rPr>
+          <w:i/>
+        </w:rPr>
+        <w:t>9010 Taiga</w:t>
+      </w:r>
+      <w:r>
+        <w:t xml:space="preserve"> (SLU Artdatabanken, 2024; Nitare &amp; Skogsstyrelsen, 2019).</w:t>
+      </w:r>
+    </w:p>
+    <w:p>
+      <w:r>
+        <w:rPr>
+          <w:b/>
+        </w:rPr>
+        <w:t>Lavskrika (NT, §4)</w:t>
+      </w:r>
+      <w:r>
+        <w:t xml:space="preserve"> är rödlistad som nära hotad och fridlyst enligt 4§ artskyddsförordningen. Den har minskat med 20 (10–30) % under de senaste 15 åren och minskningstakten bedöms vara nära gränsvärdet för sårbar (VU). Lavskrikan är en mycket stationär fågel, som häckar i äldre, slutna och hänglavsrika barrskogar. Nyckelfaktorer är flerskiktad skog med rik undervegetation samt riklig förekomst av hänglavar. Reviren är livslånga med hemområden som varierar mellan 50 och 150 ha. Inom ett revir av hög kvalitet finns det som regel ett eller flera kärnområden (1–20 ha) med relativt tät flerskiktad granskog. Arten missgynnas när flerskiktad skog omförs till enskiktade bestånd och även röjning och hård gallring är starkt negativt. Lavskrikan har relativt stora hemområden och försvinner när den äldre skogen fragmenteras, särskilt allvarligt är när kärnområdena avverkas. Den försvinner successivt framför allt vid dess utbredningsgränser och populationen har minskat kontinuerligt under 2000-talet. Lavskrika är typisk art för </w:t>
+      </w:r>
+      <w:r>
+        <w:rPr>
+          <w:i/>
+        </w:rPr>
+        <w:t>9010 Taiga</w:t>
+      </w:r>
+      <w:r>
+        <w:t xml:space="preserve"> (SLU Artdatabanken, 2026; Skogsstyrelsen 2016).</w:t>
+      </w:r>
+    </w:p>
+    <w:p>
+      <w:r>
+        <w:rPr>
+          <w:b/>
+        </w:rPr>
+        <w:t>Lunglav (NT)</w:t>
+      </w:r>
+      <w:r>
+        <w:t xml:space="preserve"> är en av vårt lands främsta signalarter som överallt indikerar gamla lövträd, skogsbestånd med höga naturvärden och ekosystem med långskoglig kontinuitet. Lokalt kan förekomsten vara mycket riklig men den hittas nästan enbart i gamla och ej slutavverkade skogar. Artens samtliga förekomster bör uppmärksammas från naturvårdssynpunkt, då många lokaler även hyser andra ovanliga och rödlistade arter. Rikliga förekomster bör skyddas med biotopskydd, frivilliga avsättningar eller reservat. På lunglav kan de sällsynta lavparasiterna lunglavshårprick (CR), </w:t>
+      </w:r>
+      <w:r>
+        <w:rPr>
+          <w:i/>
+        </w:rPr>
+        <w:t>Abrothallus diederichii</w:t>
+      </w:r>
+      <w:r>
+        <w:t xml:space="preserve"> (VU), </w:t>
+      </w:r>
+      <w:r>
+        <w:rPr>
+          <w:i/>
+        </w:rPr>
+        <w:t>Abrothallus lobariae</w:t>
+      </w:r>
+      <w:r>
+        <w:t xml:space="preserve"> (VU), </w:t>
+      </w:r>
+      <w:r>
+        <w:rPr>
+          <w:i/>
+        </w:rPr>
+        <w:t>Calycina lobariae</w:t>
+      </w:r>
+      <w:r>
+        <w:t xml:space="preserve"> (VU), lunglavsknapp (VU) och skrovelmössing (VU) påträffas. Lunglav är typisk art för </w:t>
+      </w:r>
+      <w:r>
+        <w:rPr>
+          <w:i/>
+        </w:rPr>
+        <w:t>9010 Taiga, 9020 Nordlig ädellövskog, 9110 Näringsfattig bokskog, 9130 Näringsrik bokskog, 9160 Näringsrik ekskog, 9180 Ädellövskog i branter, 9190 Näringsfattig ekskog, 9070 Trädklädd betesmark, 9040 Fjällbjörkskog</w:t>
+      </w:r>
+      <w:r>
+        <w:t xml:space="preserve"> och</w:t>
+      </w:r>
+      <w:r>
+        <w:rPr>
+          <w:i/>
+        </w:rPr>
+        <w:t xml:space="preserve"> 6530 Lövängar</w:t>
+      </w:r>
+      <w:r>
+        <w:t xml:space="preserve"> (SLU Artdatabanken, 2026; Nitare &amp; Skogsstyrelsen, 2019).</w:t>
+      </w:r>
+    </w:p>
+    <w:p>
+      <w:r>
+        <w:rPr>
+          <w:b/>
+        </w:rPr>
+        <w:t>Talltita (NT, §4)</w:t>
+      </w:r>
+      <w:r>
+        <w:t>, rödlistad som nära hotad och prioriterad art i Skogsvårdslagen, har häckningsrevir i anmälan. Arten har minskat kraftigt de senaste 30 åren och minskningstakten innevarande 10-årsperiod beräknas till 20 (10–30) %. Talltitan är synnerligen trogen sitt cirka 15 hektar stora revir och är beroende av flerskiktade olikåldriga skogar för att kunna föda upp sina ungar. Talltitan försvinner om dess livsmiljö kalavverkas (Eggers &amp; Low, 2014; Ekman, 1979; Griesser et al, 2007; Klein, 2020; Siffczyk et al, 2003; SLU Artdatabanken, 2021).</w:t>
+      </w:r>
+    </w:p>
+    <w:p>
+      <w:r>
+        <w:rPr>
+          <w:b/>
+        </w:rPr>
+        <w:t xml:space="preserve">Vedtrappmossa (NT) </w:t>
+      </w:r>
+      <w:r>
+        <w:t xml:space="preserve">växer på död ved, främst i gammal granskog. Den förekommer knappast alls i fjällnära barrskogar utan finns i skogslandskapet nedom fjällen och framför allt i landets södra delar är den en mycket bra signalart för barrnaturskog med höga naturvärden. Skogsavverkning och brist på grov död ved i skogen är de allvarligaste hoten och den överlever inte kalhyggesbruk. Lokaler med sluten granskog, tillräckligt stora för att säkerställa ett kontinuerligt tillskott på grova lågor, bör undantas från storskaligt skogsbruk. Vedtrappmossa är typisk art för </w:t>
+      </w:r>
+      <w:r>
+        <w:rPr>
+          <w:i/>
+        </w:rPr>
+        <w:t>9010 Taiga</w:t>
+      </w:r>
+      <w:r>
+        <w:t xml:space="preserve"> (SLU Artdatabanken, 2024).</w:t>
+      </w:r>
+    </w:p>
+    <w:p>
+      <w:r>
+        <w:rPr>
+          <w:b/>
+        </w:rPr>
+        <w:t>Vitgrynig nållav (NT)</w:t>
+      </w:r>
+      <w:r>
+        <w:t xml:space="preserve"> växer nästan uteslutande på bark av gamla, senvuxna granar i skuggiga lägen med hög och jämn luftfuktighet. Den vanligaste naturtypen för arten är kontinuitetsskogar på frisk mark men den finns också i sumpgranskogar. På lång sikt utgör avverkningar av olikåldriga granskogar av naturskogskaraktär ett allvarligt hot mot arten och skogsbruksåtgärder på eller i närheten av växtplatserna bör undvikas. Naturskogsartade, fuktiga granskogar med förekomster av arten signalerar höga biologiska värden och bör bevaras (SLU Artdatabanken, 2024; Nitare &amp; Skogsstyrelsen, 2019).</w:t>
+      </w:r>
+    </w:p>
+    <w:p>
+      <w:r>
+        <w:rPr>
+          <w:b/>
+        </w:rPr>
+        <w:t>Bårdlav</w:t>
+      </w:r>
+      <w:r>
+        <w:t xml:space="preserve"> signalerar miljöer med höga naturvärden och på lokalerna finns vanligtvis många andra ovanliga och rödlistade arter. Den visar även på platser med hög och jämn luftfuktighet. På bårdlav och andra njurlavar (Nephroma) kan de sällsynta parasiterna </w:t>
+      </w:r>
+      <w:r>
+        <w:rPr>
+          <w:i/>
+        </w:rPr>
+        <w:t xml:space="preserve">Protounguicularia nephromatis </w:t>
+      </w:r>
+      <w:r>
+        <w:t xml:space="preserve">(VU) och </w:t>
+      </w:r>
+      <w:r>
+        <w:rPr>
+          <w:i/>
+        </w:rPr>
+        <w:t xml:space="preserve">Tremella nephromatis </w:t>
+      </w:r>
+      <w:r>
+        <w:t xml:space="preserve">(DD) påträffas. Bårdlav är typisk art för </w:t>
+      </w:r>
+      <w:r>
+        <w:rPr>
+          <w:i/>
+        </w:rPr>
+        <w:t xml:space="preserve">9010 Taiga, 9020 Nordlig ädellövskog, 9070 Trädklädd betesmark, 9110 Näringsfattig bokskog, 9160 Näringsrik ekskog, 9180 Ädellövskog i branter </w:t>
+      </w:r>
+      <w:r>
+        <w:t>och</w:t>
+      </w:r>
+      <w:r>
+        <w:rPr>
+          <w:i/>
+        </w:rPr>
+        <w:t xml:space="preserve"> 9190 Näringsfattig ekskog</w:t>
+      </w:r>
+      <w:r>
+        <w:t xml:space="preserve"> (SLU Artdatabanken, 2026; Nitare &amp; Skogsstyrelsen, 2019).</w:t>
+      </w:r>
+    </w:p>
+    <w:p>
+      <w:r>
+        <w:rPr>
+          <w:b/>
+        </w:rPr>
+        <w:t>Luddlav</w:t>
+      </w:r>
+      <w:r>
+        <w:t xml:space="preserve"> signalerar lång skoglig kontinuitet med ett stabilt lokal- och mikroklimat med hög och jämn fuktighet. Luddlav är typisk art för </w:t>
+      </w:r>
+      <w:r>
+        <w:rPr>
+          <w:i/>
+        </w:rPr>
+        <w:t>9010 Taiga,</w:t>
+      </w:r>
+      <w:r>
+        <w:t xml:space="preserve"> </w:t>
+      </w:r>
+      <w:r>
+        <w:rPr>
+          <w:i/>
+        </w:rPr>
+        <w:t xml:space="preserve">9020 Nordlig ädellövskog, 9070 Trädklädd betesmark, 9110 Näringsfattig bokskog, 9180 Ädellövskog i branter </w:t>
+      </w:r>
+      <w:r>
+        <w:t>och</w:t>
+      </w:r>
+      <w:r>
+        <w:rPr>
+          <w:i/>
+        </w:rPr>
+        <w:t xml:space="preserve"> 9190 Näringsfattig ekskog </w:t>
+      </w:r>
+      <w:r>
+        <w:t>(Nitare &amp; Skogsstyrelsen, 2019; SLU Artdatabanken, 2025).</w:t>
+      </w:r>
+    </w:p>
+    <w:p>
+      <w:r>
+        <w:rPr>
+          <w:b/>
+        </w:rPr>
+        <w:t>Stuplav</w:t>
+      </w:r>
+      <w:r>
+        <w:t xml:space="preserve"> är en mycket bra signalart i hela sitt utbredningsområde och förekommer nästan enbart i skogsmiljöer med höga naturvärden. Den indikerar långvarig förekomst av gamla lövträd och miljöer med konstant hög luftfuktighet. I skogar med suboceaniskt klimat finns det en mycket sällsynt parasit, njurlavsknapp </w:t>
+      </w:r>
+      <w:r>
+        <w:rPr>
+          <w:i/>
+        </w:rPr>
+        <w:t>Pletocarpon nephromeum</w:t>
+      </w:r>
+      <w:r>
+        <w:t xml:space="preserve"> (EN), som växer på stuplav. Ytterligare tre sällsynta lavparasiter, </w:t>
+      </w:r>
+      <w:r>
+        <w:rPr>
+          <w:i/>
+        </w:rPr>
+        <w:t>Protounguicularia nephromatis</w:t>
+      </w:r>
+      <w:r>
+        <w:t xml:space="preserve"> (VU), </w:t>
+      </w:r>
+      <w:r>
+        <w:rPr>
+          <w:i/>
+        </w:rPr>
+        <w:t>Refractohilum galligenum</w:t>
+      </w:r>
+      <w:r>
+        <w:t xml:space="preserve"> (NT) och </w:t>
+      </w:r>
+      <w:r>
+        <w:rPr>
+          <w:i/>
+        </w:rPr>
+        <w:t>Roselliniella nephromatis</w:t>
+      </w:r>
+      <w:r>
+        <w:t xml:space="preserve"> (DD), kan också påträffas på stuplav. Stuplav är typisk art för </w:t>
+      </w:r>
+      <w:r>
+        <w:rPr>
+          <w:i/>
+        </w:rPr>
+        <w:t>9010 Taiga</w:t>
+      </w:r>
+      <w:r>
+        <w:t xml:space="preserve"> (SLU Artdatabanken, 2026; Nitare &amp; Skogsstyrelsen, 2019).</w:t>
+      </w:r>
+    </w:p>
+    <w:p>
+      <w:pPr>
+        <w:pStyle w:val="Heading1"/>
+      </w:pPr>
+      <w:r>
+        <w:t>EU:s fågeldirektiv</w:t>
+      </w:r>
+    </w:p>
+    <w:p>
+      <w:r>
+        <w:t xml:space="preserve">Europeiska unionens medlemsländer är skyldiga att agera i enlighet med EU:s fågeldirektiv där det uttryckligen står att direktivet gäller för fåglar samt för deras ägg, bon och </w:t>
       </w:r>
       <w:r>
         <w:rPr>
@@ -129,327 +432,6 @@
       </w:r>
       <w:r>
         <w:t>(artikel 1). Vidare att de åtgärder som vidtas inte får leda till en försämring av den nuvarande situationen beträffande bevarandet av de fågelarter som avses i artikel 1 (artikel 13). Fågeldirektivet är styrande för tillsynsansvariga myndigheters ärendehantering, ställningstaganden och beslutsfattande.</w:t>
-      </w:r>
-    </w:p>
-    <w:p>
-      <w:r>
-        <w:rPr>
-          <w:b/>
-        </w:rPr>
-        <w:t>Lavskrika (NT, §4)</w:t>
-      </w:r>
-      <w:r>
-        <w:t xml:space="preserve"> är rödlistad som nära hotad och fridlyst enligt 4§ artskyddsförordningen. Den har minskat med 20 (10–30) % under de senaste 15 åren och minskningstakten bedöms vara nära gränsvärdet för sårbar (VU). Lavskrikan är en mycket stationär fågel, som häckar i äldre, slutna och hänglavsrika barrskogar. Nyckelfaktorer är flerskiktad skog med rik undervegetation samt riklig förekomst av hänglavar. Reviren är livslånga med hemområden som varierar mellan 50 och 150 ha. Inom ett revir av hög kvalitet finns det som regel ett eller flera kärnområden (1–20 ha) med relativt tät flerskiktad granskog. Arten missgynnas när flerskiktad skog omförs till enskiktade bestånd och även röjning och hård gallring är starkt negativt. Lavskrikan har relativt stora hemområden och försvinner när den äldre skogen fragmenteras, särskilt allvarligt är när kärnområdena avverkas. Den försvinner successivt framför allt vid dess utbredningsgränser och populationen har minskat kontinuerligt under 2000-talet. Lavskrika är typisk art för </w:t>
-      </w:r>
-      <w:r>
-        <w:rPr>
-          <w:i/>
-        </w:rPr>
-        <w:t>9010 Taiga</w:t>
-      </w:r>
-      <w:r>
-        <w:t xml:space="preserve"> (SLU Artdatabanken, 2026; Skogsstyrelsen 2016).</w:t>
-      </w:r>
-    </w:p>
-    <w:p>
-      <w:r>
-        <w:rPr>
-          <w:b/>
-        </w:rPr>
-        <w:t>Talltita (NT, §4)</w:t>
-      </w:r>
-      <w:r>
-        <w:t>, rödlistad som nära hotad och prioriterad art i Skogsvårdslagen, har häckningsrevir i anmälan. Arten har minskat kraftigt de senaste 30 åren och minskningstakten innevarande 10-årsperiod beräknas till 20 (10–30) %. Talltitan är synnerligen trogen sitt cirka 15 hektar stora revir och är beroende av flerskiktade olikåldriga skogar för att kunna föda upp sina ungar. Talltitan försvinner om dess livsmiljö kalavverkas (Eggers &amp; Low, 2014; Ekman, 1979; Griesser et al, 2007; Klein, 2020; Siffczyk et al, 2003; SLU Artdatabanken, 2021).</w:t>
-      </w:r>
-    </w:p>
-    <w:p>
-      <w:r>
-        <w:t>I BILAGA 1 finns mer detaljerad information om ekologi samt krav på livsmiljö hos fridlysta arter.</w:t>
-      </w:r>
-    </w:p>
-    <w:p>
-      <w:pPr>
-        <w:pStyle w:val="Heading2"/>
-      </w:pPr>
-      <w:r>
-        <w:t>Övriga naturvårdsarter</w:t>
-      </w:r>
-    </w:p>
-    <w:p>
-      <w:r>
-        <w:rPr>
-          <w:b/>
-        </w:rPr>
-        <w:t>Bårdlav</w:t>
-      </w:r>
-      <w:r>
-        <w:t xml:space="preserve"> signalerar miljöer med höga naturvärden och på lokalerna finns vanligtvis många andra ovanliga och rödlistade arter. Den visar även på platser med hög och jämn luftfuktighet. På bårdlav och andra njurlavar (Nephroma) kan de sällsynta parasiterna </w:t>
-      </w:r>
-      <w:r>
-        <w:rPr>
-          <w:i/>
-        </w:rPr>
-        <w:t xml:space="preserve">Protounguicularia nephromatis </w:t>
-      </w:r>
-      <w:r>
-        <w:t xml:space="preserve">(VU) och </w:t>
-      </w:r>
-      <w:r>
-        <w:rPr>
-          <w:i/>
-        </w:rPr>
-        <w:t xml:space="preserve">Tremella nephromatis </w:t>
-      </w:r>
-      <w:r>
-        <w:t xml:space="preserve">(DD) påträffas. Bårdlav är typisk art för </w:t>
-      </w:r>
-      <w:r>
-        <w:rPr>
-          <w:i/>
-        </w:rPr>
-        <w:t xml:space="preserve">9010 Taiga, 9020 Nordlig ädellövskog, 9070 Trädklädd betesmark, 9110 Näringsfattig bokskog, 9160 Näringsrik ekskog, 9180 Ädellövskog i branter </w:t>
-      </w:r>
-      <w:r>
-        <w:t>och</w:t>
-      </w:r>
-      <w:r>
-        <w:rPr>
-          <w:i/>
-        </w:rPr>
-        <w:t xml:space="preserve"> 9190 Näringsfattig ekskog</w:t>
-      </w:r>
-      <w:r>
-        <w:t xml:space="preserve"> (SLU Artdatabanken, 2026; Nitare &amp; Skogsstyrelsen, 2019).</w:t>
-      </w:r>
-    </w:p>
-    <w:p>
-      <w:r>
-        <w:rPr>
-          <w:b/>
-        </w:rPr>
-        <w:t>Gammelgransskål (NT)</w:t>
-      </w:r>
-      <w:r>
-        <w:t xml:space="preserve"> är en liten skålsvamp som växer på gamla granar med skrovlig bark. Typiska växtplatser är gransumpskog i myrkanter, bäckdråg, bäckraviner och skuggiga bergssluttningar, men också skog på torrare mark kan hysa arten om beståndet har stark naturskogskaraktär. Bestånd med arten bör behandlas som nyckelbiotoper och sparas vid en slutavverkning. Även gallring bör undvikas. Gammelgransskål är typisk art för </w:t>
-      </w:r>
-      <w:r>
-        <w:rPr>
-          <w:i/>
-        </w:rPr>
-        <w:t>9010 Taiga</w:t>
-      </w:r>
-      <w:r>
-        <w:t xml:space="preserve"> (SLU Artdatabanken, 2024; Nitare &amp; Skogsstyrelsen, 2019).</w:t>
-      </w:r>
-    </w:p>
-    <w:p>
-      <w:r>
-        <w:rPr>
-          <w:b/>
-        </w:rPr>
-        <w:t>Garnlav (VU)</w:t>
-      </w:r>
-      <w:r>
-        <w:t xml:space="preserve"> är en utpräglad barrskogsart som ibland kan drapera träden i norrländska grannaturskogar med hög luftfuktighet. Den förekommer även i talldominerade bestånd där den, förutom i trädens grenverk, påträffas hängande över ojämnheter i tallbarken. Arten har minskat starkt i södra och mellersta Sverige och den minskar även i sitt nordliga utbredningsområde. Minskningstakten uppgår till 30 (20–50) % inom 50 år och överstiger gränsvärdet för Sårbar (VU). Orsaken till tillbakagången beror främst på slutavverkningar av naturskogsartade skogar. Bestånd med riklig förekomst bör regelmässigt sparas, vilket även gynnar flera andra sällsynta och rödlistade arter. Garnlav är värdväxt för den mycket sällsynta och akut hotade fjärilen barrskogslavfly (CR) som hör hemma i boreala barrskogar med riklig förekomst av värdväxten. Tidigare kunde arten konstateras årligen på flera platser vid Dala-Floda i Dalarna innan lokalerna kalavverkades. Senaste fyndet i landet av barrskogslavfly är från år 2000 då den påträffades vid Högberget i Sollefteå kommun. Garnlav är typisk art för </w:t>
-      </w:r>
-      <w:r>
-        <w:rPr>
-          <w:i/>
-        </w:rPr>
-        <w:t xml:space="preserve">9010 Taiga </w:t>
-      </w:r>
-      <w:r>
-        <w:t>och</w:t>
-      </w:r>
-      <w:r>
-        <w:rPr>
-          <w:i/>
-        </w:rPr>
-        <w:t xml:space="preserve"> 9070 Trädklädd betesmark</w:t>
-      </w:r>
-      <w:r>
-        <w:t xml:space="preserve"> (SLU Artdatabanken, 2026).</w:t>
-      </w:r>
-    </w:p>
-    <w:p>
-      <w:r>
-        <w:rPr>
-          <w:b/>
-        </w:rPr>
-        <w:t>Luddlav</w:t>
-      </w:r>
-      <w:r>
-        <w:t xml:space="preserve"> signalerar lång skoglig kontinuitet med ett stabilt lokal- och mikroklimat med hög och jämn fuktighet. Luddlav är typisk art för </w:t>
-      </w:r>
-      <w:r>
-        <w:rPr>
-          <w:i/>
-        </w:rPr>
-        <w:t>9010 Taiga,</w:t>
-      </w:r>
-      <w:r>
-        <w:t xml:space="preserve"> </w:t>
-      </w:r>
-      <w:r>
-        <w:rPr>
-          <w:i/>
-        </w:rPr>
-        <w:t xml:space="preserve">9020 Nordlig ädellövskog, 9070 Trädklädd betesmark, 9110 Näringsfattig bokskog, 9180 Ädellövskog i branter </w:t>
-      </w:r>
-      <w:r>
-        <w:t>och</w:t>
-      </w:r>
-      <w:r>
-        <w:rPr>
-          <w:i/>
-        </w:rPr>
-        <w:t xml:space="preserve"> 9190 Näringsfattig ekskog </w:t>
-      </w:r>
-      <w:r>
-        <w:t>(Nitare &amp; Skogsstyrelsen, 2019; SLU Artdatabanken, 2025).</w:t>
-      </w:r>
-    </w:p>
-    <w:p>
-      <w:r>
-        <w:rPr>
-          <w:b/>
-        </w:rPr>
-        <w:t>Lunglav (NT)</w:t>
-      </w:r>
-      <w:r>
-        <w:t xml:space="preserve"> är en av vårt lands främsta signalarter som överallt indikerar gamla lövträd, skogsbestånd med höga naturvärden och ekosystem med långskoglig kontinuitet. Lokalt kan förekomsten vara mycket riklig men den hittas nästan enbart i gamla och ej slutavverkade skogar. Artens samtliga förekomster bör uppmärksammas från naturvårdssynpunkt, då många lokaler även hyser andra ovanliga och rödlistade arter. Rikliga förekomster bör skyddas med biotopskydd, frivilliga avsättningar eller reservat. På lunglav kan de sällsynta lavparasiterna lunglavshårprick (CR), </w:t>
-      </w:r>
-      <w:r>
-        <w:rPr>
-          <w:i/>
-        </w:rPr>
-        <w:t>Abrothallus diederichii</w:t>
-      </w:r>
-      <w:r>
-        <w:t xml:space="preserve"> (VU), </w:t>
-      </w:r>
-      <w:r>
-        <w:rPr>
-          <w:i/>
-        </w:rPr>
-        <w:t>Abrothallus lobariae</w:t>
-      </w:r>
-      <w:r>
-        <w:t xml:space="preserve"> (VU), </w:t>
-      </w:r>
-      <w:r>
-        <w:rPr>
-          <w:i/>
-        </w:rPr>
-        <w:t>Calycina lobariae</w:t>
-      </w:r>
-      <w:r>
-        <w:t xml:space="preserve"> (VU), lunglavsknapp (VU) och skrovelmössing (VU) påträffas. Lunglav är typisk art för </w:t>
-      </w:r>
-      <w:r>
-        <w:rPr>
-          <w:i/>
-        </w:rPr>
-        <w:t>9010 Taiga, 9020 Nordlig ädellövskog, 9110 Näringsfattig bokskog, 9130 Näringsrik bokskog, 9160 Näringsrik ekskog, 9180 Ädellövskog i branter, 9190 Näringsfattig ekskog, 9070 Trädklädd betesmark, 9040 Fjällbjörkskog</w:t>
-      </w:r>
-      <w:r>
-        <w:t xml:space="preserve"> och</w:t>
-      </w:r>
-      <w:r>
-        <w:rPr>
-          <w:i/>
-        </w:rPr>
-        <w:t xml:space="preserve"> 6530 Lövängar</w:t>
-      </w:r>
-      <w:r>
-        <w:t xml:space="preserve"> (SLU Artdatabanken, 2026; Nitare &amp; Skogsstyrelsen, 2019).</w:t>
-      </w:r>
-    </w:p>
-    <w:p>
-      <w:r>
-        <w:rPr>
-          <w:b/>
-        </w:rPr>
-        <w:t>Stuplav</w:t>
-      </w:r>
-      <w:r>
-        <w:t xml:space="preserve"> är en mycket bra signalart i hela sitt utbredningsområde och förekommer nästan enbart i skogsmiljöer med höga naturvärden. Den indikerar långvarig förekomst av gamla lövträd och miljöer med konstant hög luftfuktighet. I skogar med suboceaniskt klimat finns det en mycket sällsynt parasit, njurlavsknapp </w:t>
-      </w:r>
-      <w:r>
-        <w:rPr>
-          <w:i/>
-        </w:rPr>
-        <w:t>Pletocarpon nephromeum</w:t>
-      </w:r>
-      <w:r>
-        <w:t xml:space="preserve"> (EN), som växer på stuplav. Ytterligare tre sällsynta lavparasiter, </w:t>
-      </w:r>
-      <w:r>
-        <w:rPr>
-          <w:i/>
-        </w:rPr>
-        <w:t>Protounguicularia nephromatis</w:t>
-      </w:r>
-      <w:r>
-        <w:t xml:space="preserve"> (VU), </w:t>
-      </w:r>
-      <w:r>
-        <w:rPr>
-          <w:i/>
-        </w:rPr>
-        <w:t>Refractohilum galligenum</w:t>
-      </w:r>
-      <w:r>
-        <w:t xml:space="preserve"> (NT) och </w:t>
-      </w:r>
-      <w:r>
-        <w:rPr>
-          <w:i/>
-        </w:rPr>
-        <w:t>Roselliniella nephromatis</w:t>
-      </w:r>
-      <w:r>
-        <w:t xml:space="preserve"> (DD), kan också påträffas på stuplav. Stuplav är typisk art för </w:t>
-      </w:r>
-      <w:r>
-        <w:rPr>
-          <w:i/>
-        </w:rPr>
-        <w:t>9010 Taiga</w:t>
-      </w:r>
-      <w:r>
-        <w:t xml:space="preserve"> (SLU Artdatabanken, 2026; Nitare &amp; Skogsstyrelsen, 2019).</w:t>
-      </w:r>
-    </w:p>
-    <w:p>
-      <w:r>
-        <w:rPr>
-          <w:b/>
-        </w:rPr>
-        <w:t xml:space="preserve">Vedtrappmossa (NT) </w:t>
-      </w:r>
-      <w:r>
-        <w:t xml:space="preserve">växer på död ved, främst i gammal granskog. Den förekommer knappast alls i fjällnära barrskogar utan finns i skogslandskapet nedom fjällen och framför allt i landets södra delar är den en mycket bra signalart för barrnaturskog med höga naturvärden. Skogsavverkning och brist på grov död ved i skogen är de allvarligaste hoten och den överlever inte kalhyggesbruk. Lokaler med sluten granskog, tillräckligt stora för att säkerställa ett kontinuerligt tillskott på grova lågor, bör undantas från storskaligt skogsbruk. Vedtrappmossa är typisk art för </w:t>
-      </w:r>
-      <w:r>
-        <w:rPr>
-          <w:i/>
-        </w:rPr>
-        <w:t>9010 Taiga</w:t>
-      </w:r>
-      <w:r>
-        <w:t xml:space="preserve"> (SLU Artdatabanken, 2024).</w:t>
-      </w:r>
-    </w:p>
-    <w:p>
-      <w:r>
-        <w:rPr>
-          <w:b/>
-        </w:rPr>
-        <w:t>Vitgrynig nållav (NT)</w:t>
-      </w:r>
-      <w:r>
-        <w:t xml:space="preserve"> växer nästan uteslutande på bark av gamla, senvuxna granar i skuggiga lägen med hög och jämn luftfuktighet. Den vanligaste naturtypen för arten är kontinuitetsskogar på frisk mark men den finns också i sumpgranskogar. På lång sikt utgör avverkningar av olikåldriga granskogar av naturskogskaraktär ett allvarligt hot mot arten och skogsbruksåtgärder på eller i närheten av växtplatserna bör undvikas. Naturskogsartade, fuktiga granskogar med förekomster av arten signalerar höga biologiska värden och bör bevaras (SLU Artdatabanken, 2024; Nitare &amp; Skogsstyrelsen, 2019).</w:t>
       </w:r>
     </w:p>
     <w:p>
@@ -1220,7 +1202,7 @@
     <w:r>
       <w:tab/>
       <w:tab/>
-      <w:t>2026-06-20</w:t>
+      <w:t>2026-06-21</w:t>
       <w:br/>
       <w:br/>
     </w:r>

--- a/tillsyn/A 60620-2025 tillsynsbegäran.docx
+++ b/tillsyn/A 60620-2025 tillsynsbegäran.docx
@@ -1202,7 +1202,7 @@
     <w:r>
       <w:tab/>
       <w:tab/>
-      <w:t>2026-06-21</w:t>
+      <w:t>2026-06-22</w:t>
       <w:br/>
       <w:br/>
     </w:r>

--- a/tillsyn/A 60620-2025 tillsynsbegäran.docx
+++ b/tillsyn/A 60620-2025 tillsynsbegäran.docx
@@ -1202,7 +1202,7 @@
     <w:r>
       <w:tab/>
       <w:tab/>
-      <w:t>2026-06-22</w:t>
+      <w:t>2026-06-23</w:t>
       <w:br/>
       <w:br/>
     </w:r>

--- a/tillsyn/A 60620-2025 tillsynsbegäran.docx
+++ b/tillsyn/A 60620-2025 tillsynsbegäran.docx
@@ -1202,7 +1202,7 @@
     <w:r>
       <w:tab/>
       <w:tab/>
-      <w:t>2026-06-23</w:t>
+      <w:t>2026-06-24</w:t>
       <w:br/>
       <w:br/>
     </w:r>

--- a/tillsyn/A 60620-2025 tillsynsbegäran.docx
+++ b/tillsyn/A 60620-2025 tillsynsbegäran.docx
@@ -1202,7 +1202,7 @@
     <w:r>
       <w:tab/>
       <w:tab/>
-      <w:t>2026-06-24</w:t>
+      <w:t>2026-06-25</w:t>
       <w:br/>
       <w:br/>
     </w:r>

--- a/tillsyn/A 60620-2025 tillsynsbegäran.docx
+++ b/tillsyn/A 60620-2025 tillsynsbegäran.docx
@@ -1202,7 +1202,7 @@
     <w:r>
       <w:tab/>
       <w:tab/>
-      <w:t>2026-06-25</w:t>
+      <w:t>2026-06-26</w:t>
       <w:br/>
       <w:br/>
     </w:r>

--- a/tillsyn/A 60620-2025 tillsynsbegäran.docx
+++ b/tillsyn/A 60620-2025 tillsynsbegäran.docx
@@ -1202,7 +1202,7 @@
     <w:r>
       <w:tab/>
       <w:tab/>
-      <w:t>2026-06-26</w:t>
+      <w:t>2026-06-27</w:t>
       <w:br/>
       <w:br/>
     </w:r>

--- a/tillsyn/A 60620-2025 tillsynsbegäran.docx
+++ b/tillsyn/A 60620-2025 tillsynsbegäran.docx
@@ -1202,7 +1202,7 @@
     <w:r>
       <w:tab/>
       <w:tab/>
-      <w:t>2026-06-27</w:t>
+      <w:t>2026-06-28</w:t>
       <w:br/>
       <w:br/>
     </w:r>

--- a/tillsyn/A 60620-2025 tillsynsbegäran.docx
+++ b/tillsyn/A 60620-2025 tillsynsbegäran.docx
@@ -1202,7 +1202,7 @@
     <w:r>
       <w:tab/>
       <w:tab/>
-      <w:t>2026-06-28</w:t>
+      <w:t>2026-06-29</w:t>
       <w:br/>
       <w:br/>
     </w:r>

--- a/tillsyn/A 60620-2025 tillsynsbegäran.docx
+++ b/tillsyn/A 60620-2025 tillsynsbegäran.docx
@@ -1202,7 +1202,7 @@
     <w:r>
       <w:tab/>
       <w:tab/>
-      <w:t>2026-06-29</w:t>
+      <w:t>2026-06-30</w:t>
       <w:br/>
       <w:br/>
     </w:r>

--- a/tillsyn/A 60620-2025 tillsynsbegäran.docx
+++ b/tillsyn/A 60620-2025 tillsynsbegäran.docx
@@ -1202,7 +1202,7 @@
     <w:r>
       <w:tab/>
       <w:tab/>
-      <w:t>2026-06-30</w:t>
+      <w:t>2026-07-01</w:t>
       <w:br/>
       <w:br/>
     </w:r>

--- a/tillsyn/A 60620-2025 tillsynsbegäran.docx
+++ b/tillsyn/A 60620-2025 tillsynsbegäran.docx
@@ -1202,7 +1202,7 @@
     <w:r>
       <w:tab/>
       <w:tab/>
-      <w:t>2026-07-01</w:t>
+      <w:t>2026-07-02</w:t>
       <w:br/>
       <w:br/>
     </w:r>

--- a/tillsyn/A 60620-2025 tillsynsbegäran.docx
+++ b/tillsyn/A 60620-2025 tillsynsbegäran.docx
@@ -1202,7 +1202,7 @@
     <w:r>
       <w:tab/>
       <w:tab/>
-      <w:t>2026-07-13</w:t>
+      <w:t>2026-07-14</w:t>
       <w:br/>
       <w:br/>
     </w:r>

--- a/tillsyn/A 60620-2025 tillsynsbegäran.docx
+++ b/tillsyn/A 60620-2025 tillsynsbegäran.docx
@@ -1202,7 +1202,7 @@
     <w:r>
       <w:tab/>
       <w:tab/>
-      <w:t>2026-07-14</w:t>
+      <w:t>2026-07-15</w:t>
       <w:br/>
       <w:br/>
     </w:r>

--- a/tillsyn/A 60620-2025 tillsynsbegäran.docx
+++ b/tillsyn/A 60620-2025 tillsynsbegäran.docx
@@ -1202,7 +1202,7 @@
     <w:r>
       <w:tab/>
       <w:tab/>
-      <w:t>2026-07-15</w:t>
+      <w:t>2026-07-16</w:t>
       <w:br/>
       <w:br/>
     </w:r>

--- a/tillsyn/A 60620-2025 tillsynsbegäran.docx
+++ b/tillsyn/A 60620-2025 tillsynsbegäran.docx
@@ -1202,7 +1202,7 @@
     <w:r>
       <w:tab/>
       <w:tab/>
-      <w:t>2026-07-16</w:t>
+      <w:t>2026-07-17</w:t>
       <w:br/>
       <w:br/>
     </w:r>
